--- a/작업일지/졸업작품 작업일지 - 15주차.docx
+++ b/작업일지/졸업작품 작업일지 - 15주차.docx
@@ -257,7 +257,6 @@
                 <w:sz w:val="22"/>
               </w:rPr>
             </w:pPr>
-            <w:proofErr w:type="spellStart"/>
             <w:r>
               <w:rPr>
                 <w:rFonts w:hint="eastAsia"/>
@@ -266,7 +265,6 @@
               </w:rPr>
               <w:t>팀명</w:t>
             </w:r>
-            <w:proofErr w:type="spellEnd"/>
           </w:p>
         </w:tc>
         <w:tc>
@@ -303,6 +301,7 @@
                 <w:szCs w:val="18"/>
               </w:rPr>
             </w:pPr>
+            <w:proofErr w:type="gramStart"/>
             <w:r>
               <w:rPr>
                 <w:rFonts w:hint="eastAsia"/>
@@ -343,6 +342,7 @@
               </w:rPr>
               <w:t>utlander</w:t>
             </w:r>
+            <w:proofErr w:type="gramEnd"/>
             <w:r>
               <w:rPr>
                 <w:rFonts w:hint="eastAsia"/>
@@ -582,7 +582,6 @@
             <w:pPr>
               <w:jc w:val="left"/>
               <w:rPr>
-                <w:rFonts w:hint="eastAsia"/>
                 <w:b/>
                 <w:bCs/>
                 <w:szCs w:val="20"/>
@@ -643,6 +642,9 @@
           <w:p>
             <w:pPr>
               <w:jc w:val="left"/>
+              <w:rPr>
+                <w:rFonts w:hint="eastAsia"/>
+              </w:rPr>
             </w:pPr>
             <w:r>
               <w:rPr>
@@ -660,7 +662,25 @@
                 <w:bCs/>
                 <w:szCs w:val="20"/>
               </w:rPr>
-              <w:t>작성</w:t>
+              <w:t>졸작 코드</w:t>
+            </w:r>
+            <w:r>
+              <w:rPr>
+                <w:rFonts w:hint="eastAsia"/>
+                <w:b/>
+                <w:bCs/>
+                <w:szCs w:val="20"/>
+              </w:rPr>
+              <w:t xml:space="preserve"> 실행</w:t>
+            </w:r>
+            <w:r>
+              <w:rPr>
+                <w:rFonts w:hint="eastAsia"/>
+                <w:b/>
+                <w:bCs/>
+                <w:szCs w:val="20"/>
+              </w:rPr>
+              <w:t>을 위한 코드 수정, 시험 공부</w:t>
             </w:r>
           </w:p>
         </w:tc>
@@ -735,52 +755,16 @@
         <w:rPr>
           <w:rFonts w:hint="eastAsia"/>
         </w:rPr>
-        <w:t xml:space="preserve">유니티에서 skeleton을 추출할 때 </w:t>
-      </w:r>
-      <w:proofErr w:type="spellStart"/>
-      <w:r>
-        <w:rPr>
-          <w:rFonts w:hint="eastAsia"/>
-        </w:rPr>
-        <w:t>toLocal</w:t>
-      </w:r>
-      <w:proofErr w:type="spellEnd"/>
-      <w:r>
-        <w:rPr>
-          <w:rFonts w:hint="eastAsia"/>
-        </w:rPr>
-        <w:t xml:space="preserve"> 행렬로 쓰기 위해 </w:t>
-      </w:r>
-      <w:proofErr w:type="spellStart"/>
-      <w:r>
-        <w:rPr>
-          <w:rFonts w:hint="eastAsia"/>
-        </w:rPr>
-        <w:t>bindpose</w:t>
-      </w:r>
-      <w:proofErr w:type="spellEnd"/>
-      <w:r>
-        <w:rPr>
-          <w:rFonts w:hint="eastAsia"/>
-        </w:rPr>
-        <w:t>를 추출했는데,</w:t>
+        <w:t>유니티에서 skeleton을 추출할 때 toLocal 행렬로 쓰기 위해 bindpose를 추출했는데,</w:t>
       </w:r>
       <w:r>
         <w:br/>
       </w:r>
-      <w:proofErr w:type="spellStart"/>
-      <w:r>
-        <w:rPr>
-          <w:rFonts w:hint="eastAsia"/>
-        </w:rPr>
-        <w:t>bindpose</w:t>
-      </w:r>
-      <w:proofErr w:type="spellEnd"/>
-      <w:r>
-        <w:rPr>
-          <w:rFonts w:hint="eastAsia"/>
-        </w:rPr>
-        <w:t>가 단순히 단위행렬로 설정되어 있는 경우가 많았음.</w:t>
+      <w:r>
+        <w:rPr>
+          <w:rFonts w:hint="eastAsia"/>
+        </w:rPr>
+        <w:t>bindpose가 단순히 단위행렬로 설정되어 있는 경우가 많았음.</w:t>
       </w:r>
       <w:r>
         <w:br/>
@@ -805,21 +789,7 @@
         <w:rPr>
           <w:rFonts w:hint="eastAsia"/>
         </w:rPr>
-        <w:t xml:space="preserve">키프레임 </w:t>
-      </w:r>
-      <w:proofErr w:type="spellStart"/>
-      <w:r>
-        <w:rPr>
-          <w:rFonts w:hint="eastAsia"/>
-        </w:rPr>
-        <w:t>보간을</w:t>
-      </w:r>
-      <w:proofErr w:type="spellEnd"/>
-      <w:r>
-        <w:rPr>
-          <w:rFonts w:hint="eastAsia"/>
-        </w:rPr>
-        <w:t xml:space="preserve"> 위한 Compute Pass, final matrix를 계산하는 Compute Pass의</w:t>
+        <w:t>키프레임 보간을 위한 Compute Pass, final matrix를 계산하는 Compute Pass의</w:t>
       </w:r>
       <w:r>
         <w:br/>
@@ -828,21 +798,7 @@
         <w:rPr>
           <w:rFonts w:hint="eastAsia"/>
         </w:rPr>
-        <w:t xml:space="preserve">총 두 개의 Compute Pass를 사용하도록 </w:t>
-      </w:r>
-      <w:proofErr w:type="spellStart"/>
-      <w:r>
-        <w:rPr>
-          <w:rFonts w:hint="eastAsia"/>
-        </w:rPr>
-        <w:t>설계했었는데</w:t>
-      </w:r>
-      <w:proofErr w:type="spellEnd"/>
-      <w:r>
-        <w:rPr>
-          <w:rFonts w:hint="eastAsia"/>
-        </w:rPr>
-        <w:t>, final matrix의 계산을 위한 Compute Pass를</w:t>
+        <w:t>총 두 개의 Compute Pass를 사용하도록 설계했었는데, final matrix의 계산을 위한 Compute Pass를</w:t>
       </w:r>
       <w:r>
         <w:br/>
@@ -851,35 +807,7 @@
         <w:rPr>
           <w:rFonts w:hint="eastAsia"/>
         </w:rPr>
-        <w:t xml:space="preserve">제거하고 그 연산을 렌더링할 때 </w:t>
-      </w:r>
-      <w:proofErr w:type="spellStart"/>
-      <w:r>
-        <w:rPr>
-          <w:rFonts w:hint="eastAsia"/>
-        </w:rPr>
-        <w:t>버텍스</w:t>
-      </w:r>
-      <w:proofErr w:type="spellEnd"/>
-      <w:r>
-        <w:rPr>
-          <w:rFonts w:hint="eastAsia"/>
-        </w:rPr>
-        <w:t xml:space="preserve"> </w:t>
-      </w:r>
-      <w:proofErr w:type="spellStart"/>
-      <w:r>
-        <w:rPr>
-          <w:rFonts w:hint="eastAsia"/>
-        </w:rPr>
-        <w:t>셰이더에서</w:t>
-      </w:r>
-      <w:proofErr w:type="spellEnd"/>
-      <w:r>
-        <w:rPr>
-          <w:rFonts w:hint="eastAsia"/>
-        </w:rPr>
-        <w:t xml:space="preserve"> 수행하도록 함</w:t>
+        <w:t>제거하고 그 연산을 렌더링할 때 버텍스 셰이더에서 수행하도록 함</w:t>
       </w:r>
     </w:p>
     <w:p>
@@ -901,49 +829,7 @@
         <w:rPr>
           <w:rFonts w:hint="eastAsia"/>
         </w:rPr>
-        <w:t xml:space="preserve">inal matrix의 계산은 단순 </w:t>
-      </w:r>
-      <w:proofErr w:type="spellStart"/>
-      <w:r>
-        <w:rPr>
-          <w:rFonts w:hint="eastAsia"/>
-        </w:rPr>
-        <w:t>행렬곱으로</w:t>
-      </w:r>
-      <w:proofErr w:type="spellEnd"/>
-      <w:r>
-        <w:rPr>
-          <w:rFonts w:hint="eastAsia"/>
-        </w:rPr>
-        <w:t xml:space="preserve">, 애니메이션 인스턴스마다 </w:t>
-      </w:r>
-      <w:proofErr w:type="spellStart"/>
-      <w:r>
-        <w:rPr>
-          <w:rFonts w:hint="eastAsia"/>
-        </w:rPr>
-        <w:t>toLocal</w:t>
-      </w:r>
-      <w:proofErr w:type="spellEnd"/>
-      <w:r>
-        <w:rPr>
-          <w:rFonts w:hint="eastAsia"/>
-        </w:rPr>
-        <w:t xml:space="preserve"> 행렬과 </w:t>
-      </w:r>
-      <w:proofErr w:type="spellStart"/>
-      <w:r>
-        <w:rPr>
-          <w:rFonts w:hint="eastAsia"/>
-        </w:rPr>
-        <w:t>toWorld</w:t>
-      </w:r>
-      <w:proofErr w:type="spellEnd"/>
-      <w:r>
-        <w:rPr>
-          <w:rFonts w:hint="eastAsia"/>
-        </w:rPr>
-        <w:t xml:space="preserve"> 행렬을</w:t>
+        <w:t>inal matrix의 계산은 단순 행렬곱으로, 애니메이션 인스턴스마다 toLocal 행렬과 toWorld 행렬을</w:t>
       </w:r>
       <w:r>
         <w:br/>
@@ -968,21 +854,7 @@
         <w:rPr>
           <w:rFonts w:hint="eastAsia"/>
         </w:rPr>
-        <w:t xml:space="preserve">키프레임 </w:t>
-      </w:r>
-      <w:proofErr w:type="spellStart"/>
-      <w:r>
-        <w:rPr>
-          <w:rFonts w:hint="eastAsia"/>
-        </w:rPr>
-        <w:t>보간은</w:t>
-      </w:r>
-      <w:proofErr w:type="spellEnd"/>
-      <w:r>
-        <w:rPr>
-          <w:rFonts w:hint="eastAsia"/>
-        </w:rPr>
-        <w:t xml:space="preserve"> 수행 후 CPU단에서 skeleton tree를 순회하는 동작이 필요하므로 Compute Pass를</w:t>
+        <w:t>키프레임 보간은 수행 후 CPU단에서 skeleton tree를 순회하는 동작이 필요하므로 Compute Pass를</w:t>
       </w:r>
       <w:r>
         <w:br/>
@@ -1035,21 +907,7 @@
         <w:rPr>
           <w:rFonts w:hint="eastAsia"/>
         </w:rPr>
-        <w:t xml:space="preserve">그리고 객체마다 애니메이션의 재생 속도, 누적 재생 시간, 재생 클립, </w:t>
-      </w:r>
-      <w:proofErr w:type="spellStart"/>
-      <w:r>
-        <w:rPr>
-          <w:rFonts w:hint="eastAsia"/>
-        </w:rPr>
-        <w:t>블렌딩</w:t>
-      </w:r>
-      <w:proofErr w:type="spellEnd"/>
-      <w:r>
-        <w:rPr>
-          <w:rFonts w:hint="eastAsia"/>
-        </w:rPr>
-        <w:t xml:space="preserve"> 계수 등이</w:t>
+        <w:t>그리고 객체마다 애니메이션의 재생 속도, 누적 재생 시간, 재생 클립, 블렌딩 계수 등이</w:t>
       </w:r>
       <w:r>
         <w:br/>
@@ -1067,21 +925,7 @@
         <w:rPr>
           <w:rFonts w:hint="eastAsia"/>
         </w:rPr>
-        <w:t xml:space="preserve">중요한 것은 누적 재생 시간으로, 런타임에 키프레임을 </w:t>
-      </w:r>
-      <w:proofErr w:type="spellStart"/>
-      <w:r>
-        <w:rPr>
-          <w:rFonts w:hint="eastAsia"/>
-        </w:rPr>
-        <w:t>보간하는</w:t>
-      </w:r>
-      <w:proofErr w:type="spellEnd"/>
-      <w:r>
-        <w:rPr>
-          <w:rFonts w:hint="eastAsia"/>
-        </w:rPr>
-        <w:t xml:space="preserve"> 방식으로는</w:t>
+        <w:t>중요한 것은 누적 재생 시간으로, 런타임에 키프레임을 보간하는 방식으로는</w:t>
       </w:r>
       <w:r>
         <w:br/>
@@ -1099,21 +943,7 @@
         <w:rPr>
           <w:rFonts w:hint="eastAsia"/>
         </w:rPr>
-        <w:t xml:space="preserve">이는 많은 객체가 동시에 </w:t>
-      </w:r>
-      <w:proofErr w:type="spellStart"/>
-      <w:r>
-        <w:rPr>
-          <w:rFonts w:hint="eastAsia"/>
-        </w:rPr>
-        <w:t>렌더링되는</w:t>
-      </w:r>
-      <w:proofErr w:type="spellEnd"/>
-      <w:r>
-        <w:rPr>
-          <w:rFonts w:hint="eastAsia"/>
-        </w:rPr>
-        <w:t xml:space="preserve"> 상황에서 병목이다.</w:t>
+        <w:t>이는 많은 객체가 동시에 렌더링되는 상황에서 병목이다.</w:t>
       </w:r>
     </w:p>
     <w:p>
@@ -1129,21 +959,7 @@
         <w:rPr>
           <w:rFonts w:hint="eastAsia"/>
         </w:rPr>
-        <w:t xml:space="preserve">런타임에 키프레임을 </w:t>
-      </w:r>
-      <w:proofErr w:type="spellStart"/>
-      <w:r>
-        <w:rPr>
-          <w:rFonts w:hint="eastAsia"/>
-        </w:rPr>
-        <w:t>보간하지</w:t>
-      </w:r>
-      <w:proofErr w:type="spellEnd"/>
-      <w:r>
-        <w:rPr>
-          <w:rFonts w:hint="eastAsia"/>
-        </w:rPr>
-        <w:t xml:space="preserve"> 않고,</w:t>
+        <w:t>런타임에 키프레임을 보간하지 않고,</w:t>
       </w:r>
       <w:r>
         <w:rPr>
@@ -1283,30 +1099,8 @@
         <w:rPr>
           <w:rFonts w:hint="eastAsia"/>
         </w:rPr>
-        <w:t xml:space="preserve">linear interpolation은 애니메이션 </w:t>
-      </w:r>
-      <w:proofErr w:type="spellStart"/>
-      <w:r>
-        <w:rPr>
-          <w:rFonts w:hint="eastAsia"/>
-        </w:rPr>
-        <w:t>블렌딩에는</w:t>
-      </w:r>
-      <w:proofErr w:type="spellEnd"/>
-      <w:r>
-        <w:rPr>
-          <w:rFonts w:hint="eastAsia"/>
-        </w:rPr>
-        <w:t xml:space="preserve"> 적절하나 시간에 따른 애니메이션 변화의 </w:t>
-      </w:r>
-      <w:proofErr w:type="spellStart"/>
-      <w:r>
-        <w:rPr>
-          <w:rFonts w:hint="eastAsia"/>
-        </w:rPr>
-        <w:t>보간에는</w:t>
-      </w:r>
-      <w:proofErr w:type="spellEnd"/>
+        <w:t>linear interpolation은 애니메이션 블렌딩에는 적절하나 시간에 따른 애니메이션 변화의 보간에는</w:t>
+      </w:r>
       <w:r>
         <w:br/>
       </w:r>
@@ -1319,39 +1113,17 @@
       <w:r>
         <w:br/>
       </w:r>
-      <w:proofErr w:type="spellStart"/>
-      <w:r>
-        <w:rPr>
-          <w:rFonts w:hint="eastAsia"/>
-        </w:rPr>
-        <w:t>텍셀들을</w:t>
-      </w:r>
-      <w:proofErr w:type="spellEnd"/>
-      <w:r>
-        <w:rPr>
-          <w:rFonts w:hint="eastAsia"/>
-        </w:rPr>
-        <w:t xml:space="preserve"> 읽어 행렬을 구성한다.</w:t>
-      </w:r>
-      <w:r>
-        <w:rPr>
-          <w:rFonts w:hint="eastAsia"/>
-        </w:rPr>
-        <w:t xml:space="preserve"> 이 때문에 pre-sampled animation은 툭툭 </w:t>
-      </w:r>
-      <w:proofErr w:type="spellStart"/>
-      <w:r>
-        <w:rPr>
-          <w:rFonts w:hint="eastAsia"/>
-        </w:rPr>
-        <w:t>끊겨보이게</w:t>
-      </w:r>
-      <w:proofErr w:type="spellEnd"/>
-      <w:r>
-        <w:rPr>
-          <w:rFonts w:hint="eastAsia"/>
-        </w:rPr>
-        <w:t xml:space="preserve"> 된다.</w:t>
+      <w:r>
+        <w:rPr>
+          <w:rFonts w:hint="eastAsia"/>
+        </w:rPr>
+        <w:t>텍셀들을 읽어 행렬을 구성한다.</w:t>
+      </w:r>
+      <w:r>
+        <w:rPr>
+          <w:rFonts w:hint="eastAsia"/>
+        </w:rPr>
+        <w:t xml:space="preserve"> 이 때문에 pre-sampled animation은 툭툭 끊겨보이게 된다.</w:t>
       </w:r>
     </w:p>
     <w:p>
@@ -1372,19 +1144,11 @@
       <w:r>
         <w:br/>
       </w:r>
-      <w:proofErr w:type="spellStart"/>
-      <w:r>
-        <w:rPr>
-          <w:rFonts w:hint="eastAsia"/>
-        </w:rPr>
-        <w:t>보간을</w:t>
-      </w:r>
-      <w:proofErr w:type="spellEnd"/>
-      <w:r>
-        <w:rPr>
-          <w:rFonts w:hint="eastAsia"/>
-        </w:rPr>
-        <w:t xml:space="preserve"> 위한 compute pass에 진입하지 않고, skeleton tree를 순회하며 월드 변환을 계산할 필요도</w:t>
+      <w:r>
+        <w:rPr>
+          <w:rFonts w:hint="eastAsia"/>
+        </w:rPr>
+        <w:t>보간을 위한 compute pass에 진입하지 않고, skeleton tree를 순회하며 월드 변환을 계산할 필요도</w:t>
       </w:r>
       <w:r>
         <w:br/>
@@ -1415,21 +1179,7 @@
         <w:rPr>
           <w:rFonts w:hint="eastAsia"/>
         </w:rPr>
-        <w:t xml:space="preserve">높은 LOD에서는 실시간 </w:t>
-      </w:r>
-      <w:proofErr w:type="spellStart"/>
-      <w:r>
-        <w:rPr>
-          <w:rFonts w:hint="eastAsia"/>
-        </w:rPr>
-        <w:t>보간을</w:t>
-      </w:r>
-      <w:proofErr w:type="spellEnd"/>
-      <w:r>
-        <w:rPr>
-          <w:rFonts w:hint="eastAsia"/>
-        </w:rPr>
-        <w:t xml:space="preserve"> 사용하도록 하고, 낮은 LOD에서는 pre-sampled animation을</w:t>
+        <w:t>높은 LOD에서는 실시간 보간을 사용하도록 하고, 낮은 LOD에서는 pre-sampled animation을</w:t>
       </w:r>
       <w:r>
         <w:br/>
@@ -1456,9 +1206,6 @@
         <w:wordWrap/>
         <w:autoSpaceDE/>
         <w:autoSpaceDN/>
-        <w:rPr>
-          <w:rFonts w:hint="eastAsia"/>
-        </w:rPr>
       </w:pPr>
       <w:r>
         <w:br w:type="page"/>
@@ -1518,13 +1265,183 @@
         <w:jc w:val="left"/>
       </w:pPr>
       <w:r>
-        <w:t xml:space="preserve">class </w:t>
-      </w:r>
-      <w:proofErr w:type="spellStart"/>
-      <w:r>
-        <w:t>ThreadPool</w:t>
-      </w:r>
-      <w:proofErr w:type="spellEnd"/>
+        <w:t>class ThreadPool {</w:t>
+      </w:r>
+    </w:p>
+    <w:p>
+      <w:pPr>
+        <w:widowControl/>
+        <w:shd w:val="clear" w:color="auto" w:fill="1F1F1F"/>
+        <w:wordWrap/>
+        <w:autoSpaceDE/>
+        <w:autoSpaceDN/>
+        <w:spacing w:after="0" w:line="285" w:lineRule="atLeast"/>
+        <w:jc w:val="left"/>
+      </w:pPr>
+      <w:r>
+        <w:t>public:</w:t>
+      </w:r>
+    </w:p>
+    <w:p>
+      <w:pPr>
+        <w:widowControl/>
+        <w:shd w:val="clear" w:color="auto" w:fill="1F1F1F"/>
+        <w:wordWrap/>
+        <w:autoSpaceDE/>
+        <w:autoSpaceDN/>
+        <w:spacing w:after="0" w:line="285" w:lineRule="atLeast"/>
+        <w:jc w:val="left"/>
+      </w:pPr>
+      <w:r>
+        <w:tab/>
+      </w:r>
+      <w:proofErr w:type="gramStart"/>
+      <w:r>
+        <w:t>ThreadPool( )</w:t>
+      </w:r>
+      <w:proofErr w:type="gramEnd"/>
+      <w:r>
+        <w:t xml:space="preserve"> = </w:t>
+      </w:r>
+      <w:proofErr w:type="gramStart"/>
+      <w:r>
+        <w:t>delete;</w:t>
+      </w:r>
+      <w:proofErr w:type="gramEnd"/>
+    </w:p>
+    <w:p>
+      <w:pPr>
+        <w:widowControl/>
+        <w:shd w:val="clear" w:color="auto" w:fill="1F1F1F"/>
+        <w:wordWrap/>
+        <w:autoSpaceDE/>
+        <w:autoSpaceDN/>
+        <w:spacing w:after="0" w:line="285" w:lineRule="atLeast"/>
+        <w:jc w:val="left"/>
+      </w:pPr>
+    </w:p>
+    <w:p>
+      <w:pPr>
+        <w:widowControl/>
+        <w:shd w:val="clear" w:color="auto" w:fill="1F1F1F"/>
+        <w:wordWrap/>
+        <w:autoSpaceDE/>
+        <w:autoSpaceDN/>
+        <w:spacing w:after="0" w:line="285" w:lineRule="atLeast"/>
+        <w:jc w:val="left"/>
+      </w:pPr>
+      <w:r>
+        <w:tab/>
+      </w:r>
+      <w:proofErr w:type="gramStart"/>
+      <w:r>
+        <w:t>ThreadPool( uint</w:t>
+      </w:r>
+      <w:proofErr w:type="gramEnd"/>
+      <w:r>
+        <w:t xml:space="preserve">8 </w:t>
+      </w:r>
+      <w:proofErr w:type="gramStart"/>
+      <w:r>
+        <w:t>numThread )</w:t>
+      </w:r>
+      <w:proofErr w:type="gramEnd"/>
+    </w:p>
+    <w:p>
+      <w:pPr>
+        <w:widowControl/>
+        <w:shd w:val="clear" w:color="auto" w:fill="1F1F1F"/>
+        <w:wordWrap/>
+        <w:autoSpaceDE/>
+        <w:autoSpaceDN/>
+        <w:spacing w:after="0" w:line="285" w:lineRule="atLeast"/>
+        <w:jc w:val="left"/>
+      </w:pPr>
+      <w:r>
+        <w:tab/>
+      </w:r>
+      <w:r>
+        <w:tab/>
+        <w:t>: numThread</w:t>
+      </w:r>
+      <w:proofErr w:type="gramStart"/>
+      <w:r>
+        <w:t>_( numThread</w:t>
+      </w:r>
+      <w:proofErr w:type="gramEnd"/>
+      <w:r>
+        <w:t xml:space="preserve"> ), workerThreads</w:t>
+      </w:r>
+      <w:proofErr w:type="gramStart"/>
+      <w:r>
+        <w:t>_( )</w:t>
+      </w:r>
+      <w:proofErr w:type="gramEnd"/>
+      <w:r>
+        <w:t>,</w:t>
+      </w:r>
+    </w:p>
+    <w:p>
+      <w:pPr>
+        <w:widowControl/>
+        <w:shd w:val="clear" w:color="auto" w:fill="1F1F1F"/>
+        <w:wordWrap/>
+        <w:autoSpaceDE/>
+        <w:autoSpaceDN/>
+        <w:spacing w:after="0" w:line="285" w:lineRule="atLeast"/>
+        <w:jc w:val="left"/>
+      </w:pPr>
+      <w:r>
+        <w:tab/>
+      </w:r>
+      <w:r>
+        <w:tab/>
+        <w:t>jobs</w:t>
+      </w:r>
+      <w:proofErr w:type="gramStart"/>
+      <w:r>
+        <w:t>_( )</w:t>
+      </w:r>
+      <w:proofErr w:type="gramEnd"/>
+      <w:r>
+        <w:t>, stop</w:t>
+      </w:r>
+      <w:proofErr w:type="gramStart"/>
+      <w:r>
+        <w:t>_( false ) {</w:t>
+      </w:r>
+      <w:proofErr w:type="gramEnd"/>
+    </w:p>
+    <w:p>
+      <w:pPr>
+        <w:widowControl/>
+        <w:shd w:val="clear" w:color="auto" w:fill="1F1F1F"/>
+        <w:wordWrap/>
+        <w:autoSpaceDE/>
+        <w:autoSpaceDN/>
+        <w:spacing w:after="0" w:line="285" w:lineRule="atLeast"/>
+        <w:jc w:val="left"/>
+      </w:pPr>
+      <w:r>
+        <w:tab/>
+      </w:r>
+      <w:r>
+        <w:tab/>
+        <w:t xml:space="preserve">if </w:t>
+      </w:r>
+      <w:proofErr w:type="gramStart"/>
+      <w:r>
+        <w:t>( numThread</w:t>
+      </w:r>
+      <w:proofErr w:type="gramEnd"/>
+      <w:r>
+        <w:t xml:space="preserve"> == </w:t>
+      </w:r>
+      <w:proofErr w:type="gramStart"/>
+      <w:r>
+        <w:t>0 )</w:t>
+      </w:r>
+      <w:proofErr w:type="gramEnd"/>
       <w:r>
         <w:t xml:space="preserve"> {</w:t>
       </w:r>
@@ -1540,218 +1457,1160 @@
         <w:jc w:val="left"/>
       </w:pPr>
       <w:r>
-        <w:t>public:</w:t>
-      </w:r>
-    </w:p>
-    <w:p>
-      <w:pPr>
-        <w:widowControl/>
-        <w:shd w:val="clear" w:color="auto" w:fill="1F1F1F"/>
-        <w:wordWrap/>
-        <w:autoSpaceDE/>
-        <w:autoSpaceDN/>
-        <w:spacing w:after="0" w:line="285" w:lineRule="atLeast"/>
-        <w:jc w:val="left"/>
-      </w:pPr>
-      <w:r>
-        <w:tab/>
-      </w:r>
-      <w:proofErr w:type="spellStart"/>
-      <w:r>
-        <w:t>ThreadPool</w:t>
-      </w:r>
-      <w:proofErr w:type="spellEnd"/>
-      <w:r>
-        <w:t>( ) = delete;</w:t>
-      </w:r>
-    </w:p>
-    <w:p>
-      <w:pPr>
-        <w:widowControl/>
-        <w:shd w:val="clear" w:color="auto" w:fill="1F1F1F"/>
-        <w:wordWrap/>
-        <w:autoSpaceDE/>
-        <w:autoSpaceDN/>
-        <w:spacing w:after="0" w:line="285" w:lineRule="atLeast"/>
-        <w:jc w:val="left"/>
-      </w:pPr>
-    </w:p>
-    <w:p>
-      <w:pPr>
-        <w:widowControl/>
-        <w:shd w:val="clear" w:color="auto" w:fill="1F1F1F"/>
-        <w:wordWrap/>
-        <w:autoSpaceDE/>
-        <w:autoSpaceDN/>
-        <w:spacing w:after="0" w:line="285" w:lineRule="atLeast"/>
-        <w:jc w:val="left"/>
-      </w:pPr>
-      <w:r>
-        <w:tab/>
-      </w:r>
-      <w:proofErr w:type="spellStart"/>
-      <w:r>
-        <w:t>ThreadPool</w:t>
-      </w:r>
-      <w:proofErr w:type="spellEnd"/>
-      <w:r>
-        <w:t xml:space="preserve">( uint8 </w:t>
-      </w:r>
-      <w:proofErr w:type="spellStart"/>
-      <w:r>
-        <w:t>numThread</w:t>
-      </w:r>
-      <w:proofErr w:type="spellEnd"/>
-      <w:r>
-        <w:t xml:space="preserve"> )</w:t>
-      </w:r>
-    </w:p>
-    <w:p>
-      <w:pPr>
-        <w:widowControl/>
-        <w:shd w:val="clear" w:color="auto" w:fill="1F1F1F"/>
-        <w:wordWrap/>
-        <w:autoSpaceDE/>
-        <w:autoSpaceDN/>
-        <w:spacing w:after="0" w:line="285" w:lineRule="atLeast"/>
-        <w:jc w:val="left"/>
-      </w:pPr>
-      <w:r>
-        <w:tab/>
-      </w:r>
-      <w:r>
-        <w:tab/>
-        <w:t xml:space="preserve">: </w:t>
-      </w:r>
-      <w:proofErr w:type="spellStart"/>
-      <w:r>
-        <w:t>numThread</w:t>
-      </w:r>
-      <w:proofErr w:type="spellEnd"/>
-      <w:r>
-        <w:t xml:space="preserve">_( </w:t>
-      </w:r>
-      <w:proofErr w:type="spellStart"/>
-      <w:r>
-        <w:t>numThread</w:t>
-      </w:r>
-      <w:proofErr w:type="spellEnd"/>
+        <w:tab/>
+      </w:r>
+      <w:r>
+        <w:tab/>
+      </w:r>
+      <w:r>
+        <w:tab/>
+        <w:t xml:space="preserve">throw </w:t>
+      </w:r>
+      <w:proofErr w:type="gramStart"/>
+      <w:r>
+        <w:t>std::</w:t>
+      </w:r>
+      <w:proofErr w:type="gramEnd"/>
+      <w:r>
+        <w:t>runtime_</w:t>
+      </w:r>
+      <w:proofErr w:type="gramStart"/>
+      <w:r>
+        <w:t>error( "</w:t>
+      </w:r>
+      <w:proofErr w:type="gramEnd"/>
+      <w:r>
+        <w:t>ThreadPool: numThread is 0</w:t>
+      </w:r>
+      <w:proofErr w:type="gramStart"/>
+      <w:r>
+        <w:t>" )</w:t>
+      </w:r>
+      <w:proofErr w:type="gramEnd"/>
+      <w:r>
+        <w:t>;</w:t>
+      </w:r>
+    </w:p>
+    <w:p>
+      <w:pPr>
+        <w:widowControl/>
+        <w:shd w:val="clear" w:color="auto" w:fill="1F1F1F"/>
+        <w:wordWrap/>
+        <w:autoSpaceDE/>
+        <w:autoSpaceDN/>
+        <w:spacing w:after="0" w:line="285" w:lineRule="atLeast"/>
+        <w:jc w:val="left"/>
+      </w:pPr>
+      <w:r>
+        <w:tab/>
+      </w:r>
+      <w:r>
+        <w:tab/>
+        <w:t>}</w:t>
+      </w:r>
+    </w:p>
+    <w:p>
+      <w:pPr>
+        <w:widowControl/>
+        <w:shd w:val="clear" w:color="auto" w:fill="1F1F1F"/>
+        <w:wordWrap/>
+        <w:autoSpaceDE/>
+        <w:autoSpaceDN/>
+        <w:spacing w:after="0" w:line="285" w:lineRule="atLeast"/>
+        <w:jc w:val="left"/>
+      </w:pPr>
+    </w:p>
+    <w:p>
+      <w:pPr>
+        <w:widowControl/>
+        <w:shd w:val="clear" w:color="auto" w:fill="1F1F1F"/>
+        <w:wordWrap/>
+        <w:autoSpaceDE/>
+        <w:autoSpaceDN/>
+        <w:spacing w:after="0" w:line="285" w:lineRule="atLeast"/>
+        <w:jc w:val="left"/>
+      </w:pPr>
+      <w:r>
+        <w:tab/>
+      </w:r>
+      <w:r>
+        <w:tab/>
+        <w:t>workerThreads</w:t>
+      </w:r>
+      <w:proofErr w:type="gramStart"/>
+      <w:r>
+        <w:t>_.reserve( numThread</w:t>
+      </w:r>
+      <w:proofErr w:type="gramEnd"/>
+      <w:r>
+        <w:t xml:space="preserve"> </w:t>
+      </w:r>
+      <w:proofErr w:type="gramStart"/>
+      <w:r>
+        <w:t>);</w:t>
+      </w:r>
+      <w:proofErr w:type="gramEnd"/>
+    </w:p>
+    <w:p>
+      <w:pPr>
+        <w:widowControl/>
+        <w:shd w:val="clear" w:color="auto" w:fill="1F1F1F"/>
+        <w:wordWrap/>
+        <w:autoSpaceDE/>
+        <w:autoSpaceDN/>
+        <w:spacing w:after="0" w:line="285" w:lineRule="atLeast"/>
+        <w:jc w:val="left"/>
+      </w:pPr>
+      <w:r>
+        <w:tab/>
+      </w:r>
+      <w:r>
+        <w:tab/>
+        <w:t xml:space="preserve">for </w:t>
+      </w:r>
+      <w:proofErr w:type="gramStart"/>
+      <w:r>
+        <w:t>( auto</w:t>
+      </w:r>
+      <w:proofErr w:type="gramEnd"/>
+      <w:r>
+        <w:t xml:space="preserve"> i = 0; i &lt; numThread; ++</w:t>
+      </w:r>
+      <w:proofErr w:type="gramStart"/>
+      <w:r>
+        <w:t>i )</w:t>
+      </w:r>
+      <w:proofErr w:type="gramEnd"/>
+      <w:r>
+        <w:t xml:space="preserve"> {</w:t>
+      </w:r>
+    </w:p>
+    <w:p>
+      <w:pPr>
+        <w:widowControl/>
+        <w:shd w:val="clear" w:color="auto" w:fill="1F1F1F"/>
+        <w:wordWrap/>
+        <w:autoSpaceDE/>
+        <w:autoSpaceDN/>
+        <w:spacing w:after="0" w:line="285" w:lineRule="atLeast"/>
+        <w:jc w:val="left"/>
+      </w:pPr>
+      <w:r>
+        <w:tab/>
+      </w:r>
+      <w:r>
+        <w:tab/>
+      </w:r>
+      <w:r>
+        <w:tab/>
+        <w:t>workerThreads</w:t>
+      </w:r>
+      <w:proofErr w:type="gramStart"/>
+      <w:r>
+        <w:t>_.emplace</w:t>
+      </w:r>
+      <w:proofErr w:type="gramEnd"/>
+      <w:r>
+        <w:t>_</w:t>
+      </w:r>
+      <w:proofErr w:type="gramStart"/>
+      <w:r>
+        <w:t>back( [</w:t>
+      </w:r>
+      <w:proofErr w:type="gramEnd"/>
+      <w:r>
+        <w:t>this</w:t>
+      </w:r>
+      <w:proofErr w:type="gramStart"/>
+      <w:r>
+        <w:t>]( )</w:t>
+      </w:r>
+      <w:proofErr w:type="gramEnd"/>
+      <w:r>
+        <w:t xml:space="preserve"> {</w:t>
+      </w:r>
+    </w:p>
+    <w:p>
+      <w:pPr>
+        <w:widowControl/>
+        <w:shd w:val="clear" w:color="auto" w:fill="1F1F1F"/>
+        <w:wordWrap/>
+        <w:autoSpaceDE/>
+        <w:autoSpaceDN/>
+        <w:spacing w:after="0" w:line="285" w:lineRule="atLeast"/>
+        <w:jc w:val="left"/>
+      </w:pPr>
+      <w:r>
+        <w:tab/>
+      </w:r>
+      <w:r>
+        <w:tab/>
+      </w:r>
+      <w:r>
+        <w:tab/>
+      </w:r>
+      <w:r>
+        <w:tab/>
+        <w:t>this-&gt;</w:t>
+      </w:r>
+      <w:proofErr w:type="gramStart"/>
+      <w:r>
+        <w:t>workerThread( )</w:t>
+      </w:r>
+      <w:proofErr w:type="gramEnd"/>
+      <w:r>
+        <w:t>;</w:t>
+      </w:r>
+    </w:p>
+    <w:p>
+      <w:pPr>
+        <w:widowControl/>
+        <w:shd w:val="clear" w:color="auto" w:fill="1F1F1F"/>
+        <w:wordWrap/>
+        <w:autoSpaceDE/>
+        <w:autoSpaceDN/>
+        <w:spacing w:after="0" w:line="285" w:lineRule="atLeast"/>
+        <w:jc w:val="left"/>
+      </w:pPr>
+      <w:r>
+        <w:tab/>
+      </w:r>
+      <w:r>
+        <w:tab/>
+      </w:r>
+      <w:r>
+        <w:tab/>
+        <w:t>} );</w:t>
+      </w:r>
+    </w:p>
+    <w:p>
+      <w:pPr>
+        <w:widowControl/>
+        <w:shd w:val="clear" w:color="auto" w:fill="1F1F1F"/>
+        <w:wordWrap/>
+        <w:autoSpaceDE/>
+        <w:autoSpaceDN/>
+        <w:spacing w:after="0" w:line="285" w:lineRule="atLeast"/>
+        <w:jc w:val="left"/>
+      </w:pPr>
+      <w:r>
+        <w:tab/>
+      </w:r>
+      <w:r>
+        <w:tab/>
+        <w:t>}</w:t>
+      </w:r>
+    </w:p>
+    <w:p>
+      <w:pPr>
+        <w:widowControl/>
+        <w:shd w:val="clear" w:color="auto" w:fill="1F1F1F"/>
+        <w:wordWrap/>
+        <w:autoSpaceDE/>
+        <w:autoSpaceDN/>
+        <w:spacing w:after="0" w:line="285" w:lineRule="atLeast"/>
+        <w:jc w:val="left"/>
+      </w:pPr>
+      <w:r>
+        <w:tab/>
+        <w:t>}</w:t>
+      </w:r>
+    </w:p>
+    <w:p>
+      <w:pPr>
+        <w:widowControl/>
+        <w:shd w:val="clear" w:color="auto" w:fill="1F1F1F"/>
+        <w:wordWrap/>
+        <w:autoSpaceDE/>
+        <w:autoSpaceDN/>
+        <w:spacing w:after="0" w:line="285" w:lineRule="atLeast"/>
+        <w:jc w:val="left"/>
+      </w:pPr>
+    </w:p>
+    <w:p>
+      <w:pPr>
+        <w:widowControl/>
+        <w:shd w:val="clear" w:color="auto" w:fill="1F1F1F"/>
+        <w:wordWrap/>
+        <w:autoSpaceDE/>
+        <w:autoSpaceDN/>
+        <w:spacing w:after="0" w:line="285" w:lineRule="atLeast"/>
+        <w:jc w:val="left"/>
+      </w:pPr>
+      <w:r>
+        <w:tab/>
+      </w:r>
+      <w:proofErr w:type="gramStart"/>
+      <w:r>
+        <w:t>ThreadPool( const</w:t>
+      </w:r>
+      <w:proofErr w:type="gramEnd"/>
+      <w:r>
+        <w:t xml:space="preserve"> ThreadPool</w:t>
+      </w:r>
+      <w:proofErr w:type="gramStart"/>
+      <w:r>
+        <w:t>&amp; )</w:t>
+      </w:r>
+      <w:proofErr w:type="gramEnd"/>
+      <w:r>
+        <w:t xml:space="preserve"> = </w:t>
+      </w:r>
+      <w:proofErr w:type="gramStart"/>
+      <w:r>
+        <w:t>delete;</w:t>
+      </w:r>
+      <w:proofErr w:type="gramEnd"/>
+    </w:p>
+    <w:p>
+      <w:pPr>
+        <w:widowControl/>
+        <w:shd w:val="clear" w:color="auto" w:fill="1F1F1F"/>
+        <w:wordWrap/>
+        <w:autoSpaceDE/>
+        <w:autoSpaceDN/>
+        <w:spacing w:after="0" w:line="285" w:lineRule="atLeast"/>
+        <w:jc w:val="left"/>
+      </w:pPr>
+      <w:r>
+        <w:tab/>
+      </w:r>
+      <w:proofErr w:type="gramStart"/>
+      <w:r>
+        <w:t>ThreadPool( ThreadPool</w:t>
+      </w:r>
+      <w:proofErr w:type="gramEnd"/>
+      <w:r>
+        <w:t>&amp;</w:t>
+      </w:r>
+      <w:proofErr w:type="gramStart"/>
+      <w:r>
+        <w:t>&amp; )</w:t>
+      </w:r>
+      <w:proofErr w:type="gramEnd"/>
+      <w:r>
+        <w:t xml:space="preserve"> noexcept = </w:t>
+      </w:r>
+      <w:proofErr w:type="gramStart"/>
+      <w:r>
+        <w:t>delete;</w:t>
+      </w:r>
+      <w:proofErr w:type="gramEnd"/>
+    </w:p>
+    <w:p>
+      <w:pPr>
+        <w:widowControl/>
+        <w:shd w:val="clear" w:color="auto" w:fill="1F1F1F"/>
+        <w:wordWrap/>
+        <w:autoSpaceDE/>
+        <w:autoSpaceDN/>
+        <w:spacing w:after="0" w:line="285" w:lineRule="atLeast"/>
+        <w:jc w:val="left"/>
+      </w:pPr>
+      <w:r>
+        <w:tab/>
+        <w:t>ThreadPool&amp; operator</w:t>
+      </w:r>
+      <w:proofErr w:type="gramStart"/>
+      <w:r>
+        <w:t>=( const</w:t>
+      </w:r>
+      <w:proofErr w:type="gramEnd"/>
+      <w:r>
+        <w:t xml:space="preserve"> ThreadPool</w:t>
+      </w:r>
+      <w:proofErr w:type="gramStart"/>
+      <w:r>
+        <w:t>&amp; )</w:t>
+      </w:r>
+      <w:proofErr w:type="gramEnd"/>
+      <w:r>
+        <w:t xml:space="preserve"> = </w:t>
+      </w:r>
+      <w:proofErr w:type="gramStart"/>
+      <w:r>
+        <w:t>delete;</w:t>
+      </w:r>
+      <w:proofErr w:type="gramEnd"/>
+    </w:p>
+    <w:p>
+      <w:pPr>
+        <w:widowControl/>
+        <w:shd w:val="clear" w:color="auto" w:fill="1F1F1F"/>
+        <w:wordWrap/>
+        <w:autoSpaceDE/>
+        <w:autoSpaceDN/>
+        <w:spacing w:after="0" w:line="285" w:lineRule="atLeast"/>
+        <w:jc w:val="left"/>
+      </w:pPr>
+      <w:r>
+        <w:tab/>
+        <w:t>ThreadPool&amp; operator</w:t>
+      </w:r>
+      <w:proofErr w:type="gramStart"/>
+      <w:r>
+        <w:t>=( ThreadPool</w:t>
+      </w:r>
+      <w:proofErr w:type="gramEnd"/>
+      <w:r>
+        <w:t>&amp;</w:t>
+      </w:r>
+      <w:proofErr w:type="gramStart"/>
+      <w:r>
+        <w:t>&amp; )</w:t>
+      </w:r>
+      <w:proofErr w:type="gramEnd"/>
+      <w:r>
+        <w:t xml:space="preserve"> noexcept = </w:t>
+      </w:r>
+      <w:proofErr w:type="gramStart"/>
+      <w:r>
+        <w:t>delete;</w:t>
+      </w:r>
+      <w:proofErr w:type="gramEnd"/>
+    </w:p>
+    <w:p>
+      <w:pPr>
+        <w:widowControl/>
+        <w:shd w:val="clear" w:color="auto" w:fill="1F1F1F"/>
+        <w:wordWrap/>
+        <w:autoSpaceDE/>
+        <w:autoSpaceDN/>
+        <w:spacing w:after="0" w:line="285" w:lineRule="atLeast"/>
+        <w:jc w:val="left"/>
+      </w:pPr>
+    </w:p>
+    <w:p>
+      <w:pPr>
+        <w:widowControl/>
+        <w:shd w:val="clear" w:color="auto" w:fill="1F1F1F"/>
+        <w:wordWrap/>
+        <w:autoSpaceDE/>
+        <w:autoSpaceDN/>
+        <w:spacing w:after="0" w:line="285" w:lineRule="atLeast"/>
+        <w:jc w:val="left"/>
+      </w:pPr>
+      <w:r>
+        <w:tab/>
+        <w:t>~</w:t>
+      </w:r>
+      <w:proofErr w:type="gramStart"/>
+      <w:r>
+        <w:t>ThreadPool( )</w:t>
+      </w:r>
+      <w:proofErr w:type="gramEnd"/>
+      <w:r>
+        <w:t xml:space="preserve"> {</w:t>
+      </w:r>
+    </w:p>
+    <w:p>
+      <w:pPr>
+        <w:widowControl/>
+        <w:shd w:val="clear" w:color="auto" w:fill="1F1F1F"/>
+        <w:wordWrap/>
+        <w:autoSpaceDE/>
+        <w:autoSpaceDN/>
+        <w:spacing w:after="0" w:line="285" w:lineRule="atLeast"/>
+        <w:jc w:val="left"/>
+      </w:pPr>
+      <w:r>
+        <w:tab/>
+      </w:r>
+      <w:r>
+        <w:tab/>
+        <w:t>stop</w:t>
+      </w:r>
+      <w:proofErr w:type="gramStart"/>
+      <w:r>
+        <w:t>_.store( true</w:t>
+      </w:r>
+      <w:proofErr w:type="gramEnd"/>
+      <w:r>
+        <w:t xml:space="preserve"> </w:t>
+      </w:r>
+      <w:proofErr w:type="gramStart"/>
+      <w:r>
+        <w:t>);</w:t>
+      </w:r>
+      <w:proofErr w:type="gramEnd"/>
+    </w:p>
+    <w:p>
+      <w:pPr>
+        <w:widowControl/>
+        <w:shd w:val="clear" w:color="auto" w:fill="1F1F1F"/>
+        <w:wordWrap/>
+        <w:autoSpaceDE/>
+        <w:autoSpaceDN/>
+        <w:spacing w:after="0" w:line="285" w:lineRule="atLeast"/>
+        <w:jc w:val="left"/>
+      </w:pPr>
+    </w:p>
+    <w:p>
+      <w:pPr>
+        <w:widowControl/>
+        <w:shd w:val="clear" w:color="auto" w:fill="1F1F1F"/>
+        <w:wordWrap/>
+        <w:autoSpaceDE/>
+        <w:autoSpaceDN/>
+        <w:spacing w:after="0" w:line="285" w:lineRule="atLeast"/>
+        <w:jc w:val="left"/>
+      </w:pPr>
+      <w:r>
+        <w:tab/>
+      </w:r>
+      <w:r>
+        <w:tab/>
+        <w:t xml:space="preserve">for </w:t>
+      </w:r>
+      <w:proofErr w:type="gramStart"/>
+      <w:r>
+        <w:t>( auto</w:t>
+      </w:r>
+      <w:proofErr w:type="gramEnd"/>
+      <w:r>
+        <w:t xml:space="preserve">&amp; </w:t>
+      </w:r>
+      <w:proofErr w:type="gramStart"/>
+      <w:r>
+        <w:t>thread :</w:t>
+      </w:r>
+      <w:proofErr w:type="gramEnd"/>
+      <w:r>
+        <w:t xml:space="preserve"> workerThreads</w:t>
+      </w:r>
+      <w:proofErr w:type="gramStart"/>
+      <w:r>
+        <w:t>_ )</w:t>
+      </w:r>
+      <w:proofErr w:type="gramEnd"/>
+      <w:r>
+        <w:t xml:space="preserve"> {</w:t>
+      </w:r>
+    </w:p>
+    <w:p>
+      <w:pPr>
+        <w:widowControl/>
+        <w:shd w:val="clear" w:color="auto" w:fill="1F1F1F"/>
+        <w:wordWrap/>
+        <w:autoSpaceDE/>
+        <w:autoSpaceDN/>
+        <w:spacing w:after="0" w:line="285" w:lineRule="atLeast"/>
+        <w:jc w:val="left"/>
+      </w:pPr>
+      <w:r>
+        <w:tab/>
+      </w:r>
+      <w:r>
+        <w:tab/>
+      </w:r>
+      <w:r>
+        <w:tab/>
+      </w:r>
+      <w:proofErr w:type="gramStart"/>
+      <w:r>
+        <w:t>thread.join( )</w:t>
+      </w:r>
+      <w:proofErr w:type="gramEnd"/>
+      <w:r>
+        <w:t>;</w:t>
+      </w:r>
+    </w:p>
+    <w:p>
+      <w:pPr>
+        <w:widowControl/>
+        <w:shd w:val="clear" w:color="auto" w:fill="1F1F1F"/>
+        <w:wordWrap/>
+        <w:autoSpaceDE/>
+        <w:autoSpaceDN/>
+        <w:spacing w:after="0" w:line="285" w:lineRule="atLeast"/>
+        <w:jc w:val="left"/>
+      </w:pPr>
+      <w:r>
+        <w:tab/>
+      </w:r>
+      <w:r>
+        <w:tab/>
+        <w:t>}</w:t>
+      </w:r>
+    </w:p>
+    <w:p>
+      <w:pPr>
+        <w:widowControl/>
+        <w:shd w:val="clear" w:color="auto" w:fill="1F1F1F"/>
+        <w:wordWrap/>
+        <w:autoSpaceDE/>
+        <w:autoSpaceDN/>
+        <w:spacing w:after="0" w:line="285" w:lineRule="atLeast"/>
+        <w:jc w:val="left"/>
+      </w:pPr>
+      <w:r>
+        <w:tab/>
+        <w:t>}</w:t>
+      </w:r>
+    </w:p>
+    <w:p>
+      <w:pPr>
+        <w:widowControl/>
+        <w:wordWrap/>
+        <w:autoSpaceDE/>
+        <w:autoSpaceDN/>
+      </w:pPr>
+      <w:r>
+        <w:br w:type="page"/>
+      </w:r>
+    </w:p>
+    <w:p>
+      <w:pPr>
+        <w:widowControl/>
+        <w:shd w:val="clear" w:color="auto" w:fill="1F1F1F"/>
+        <w:wordWrap/>
+        <w:autoSpaceDE/>
+        <w:autoSpaceDN/>
+        <w:spacing w:after="0" w:line="285" w:lineRule="atLeast"/>
+        <w:jc w:val="left"/>
+      </w:pPr>
+      <w:r>
+        <w:lastRenderedPageBreak/>
+        <w:tab/>
+        <w:t>template&lt;class F, class... Args&gt;</w:t>
+      </w:r>
+    </w:p>
+    <w:p>
+      <w:pPr>
+        <w:widowControl/>
+        <w:shd w:val="clear" w:color="auto" w:fill="1F1F1F"/>
+        <w:wordWrap/>
+        <w:autoSpaceDE/>
+        <w:autoSpaceDN/>
+        <w:spacing w:after="0" w:line="285" w:lineRule="atLeast"/>
+        <w:jc w:val="left"/>
+      </w:pPr>
+      <w:r>
+        <w:tab/>
+      </w:r>
+      <w:proofErr w:type="gramStart"/>
+      <w:r>
+        <w:t>std::</w:t>
+      </w:r>
+      <w:proofErr w:type="gramEnd"/>
+      <w:r>
+        <w:t xml:space="preserve">future&lt; </w:t>
+      </w:r>
+      <w:proofErr w:type="gramStart"/>
+      <w:r>
+        <w:t>std::</w:t>
+      </w:r>
+      <w:proofErr w:type="gramEnd"/>
+      <w:r>
+        <w:t xml:space="preserve">invoke_result_t&lt;F, Args...&gt; &gt; </w:t>
+      </w:r>
+      <w:proofErr w:type="gramStart"/>
+      <w:r>
+        <w:t>enqueueJob( F</w:t>
+      </w:r>
+      <w:proofErr w:type="gramEnd"/>
+      <w:r>
+        <w:t xml:space="preserve">&amp;&amp; f, </w:t>
+      </w:r>
+      <w:proofErr w:type="gramStart"/>
+      <w:r>
+        <w:t>Args&amp;&amp;</w:t>
+      </w:r>
+      <w:proofErr w:type="gramEnd"/>
+      <w:r>
+        <w:t xml:space="preserve">... </w:t>
+      </w:r>
+      <w:proofErr w:type="gramStart"/>
+      <w:r>
+        <w:t>args )</w:t>
+      </w:r>
+      <w:proofErr w:type="gramEnd"/>
+      <w:r>
+        <w:t xml:space="preserve"> {</w:t>
+      </w:r>
+    </w:p>
+    <w:p>
+      <w:pPr>
+        <w:widowControl/>
+        <w:shd w:val="clear" w:color="auto" w:fill="1F1F1F"/>
+        <w:wordWrap/>
+        <w:autoSpaceDE/>
+        <w:autoSpaceDN/>
+        <w:spacing w:after="0" w:line="285" w:lineRule="atLeast"/>
+        <w:jc w:val="left"/>
+      </w:pPr>
+      <w:r>
+        <w:tab/>
+      </w:r>
+      <w:r>
+        <w:tab/>
+        <w:t xml:space="preserve">if </w:t>
+      </w:r>
+      <w:proofErr w:type="gramStart"/>
+      <w:r>
+        <w:t>( stop_.load( )</w:t>
+      </w:r>
+      <w:proofErr w:type="gramEnd"/>
+      <w:r>
+        <w:t xml:space="preserve"> ) {</w:t>
+      </w:r>
+    </w:p>
+    <w:p>
+      <w:pPr>
+        <w:widowControl/>
+        <w:shd w:val="clear" w:color="auto" w:fill="1F1F1F"/>
+        <w:wordWrap/>
+        <w:autoSpaceDE/>
+        <w:autoSpaceDN/>
+        <w:spacing w:after="0" w:line="285" w:lineRule="atLeast"/>
+        <w:jc w:val="left"/>
+      </w:pPr>
+      <w:r>
+        <w:tab/>
+      </w:r>
+      <w:r>
+        <w:tab/>
+      </w:r>
+      <w:r>
+        <w:tab/>
+        <w:t xml:space="preserve">throw </w:t>
+      </w:r>
+      <w:proofErr w:type="gramStart"/>
+      <w:r>
+        <w:t>std::</w:t>
+      </w:r>
+      <w:proofErr w:type="gramEnd"/>
+      <w:r>
+        <w:t>runtime_</w:t>
+      </w:r>
+      <w:proofErr w:type="gramStart"/>
+      <w:r>
+        <w:t>error( "</w:t>
+      </w:r>
+      <w:proofErr w:type="gramEnd"/>
+      <w:r>
+        <w:t>ThreadPool is stopped</w:t>
+      </w:r>
+      <w:proofErr w:type="gramStart"/>
+      <w:r>
+        <w:t>" )</w:t>
+      </w:r>
+      <w:proofErr w:type="gramEnd"/>
+      <w:r>
+        <w:t>;</w:t>
+      </w:r>
+    </w:p>
+    <w:p>
+      <w:pPr>
+        <w:widowControl/>
+        <w:shd w:val="clear" w:color="auto" w:fill="1F1F1F"/>
+        <w:wordWrap/>
+        <w:autoSpaceDE/>
+        <w:autoSpaceDN/>
+        <w:spacing w:after="0" w:line="285" w:lineRule="atLeast"/>
+        <w:jc w:val="left"/>
+      </w:pPr>
+      <w:r>
+        <w:tab/>
+      </w:r>
+      <w:r>
+        <w:tab/>
+        <w:t>}</w:t>
+      </w:r>
+    </w:p>
+    <w:p>
+      <w:pPr>
+        <w:widowControl/>
+        <w:shd w:val="clear" w:color="auto" w:fill="1F1F1F"/>
+        <w:wordWrap/>
+        <w:autoSpaceDE/>
+        <w:autoSpaceDN/>
+        <w:spacing w:after="0" w:line="285" w:lineRule="atLeast"/>
+        <w:jc w:val="left"/>
+      </w:pPr>
+    </w:p>
+    <w:p>
+      <w:pPr>
+        <w:widowControl/>
+        <w:shd w:val="clear" w:color="auto" w:fill="1F1F1F"/>
+        <w:wordWrap/>
+        <w:autoSpaceDE/>
+        <w:autoSpaceDN/>
+        <w:spacing w:after="0" w:line="285" w:lineRule="atLeast"/>
+        <w:jc w:val="left"/>
+      </w:pPr>
+      <w:r>
+        <w:tab/>
+      </w:r>
+      <w:r>
+        <w:tab/>
+        <w:t xml:space="preserve">using returnType = </w:t>
+      </w:r>
+      <w:proofErr w:type="gramStart"/>
+      <w:r>
+        <w:t>std::</w:t>
+      </w:r>
+      <w:proofErr w:type="gramEnd"/>
+      <w:r>
+        <w:t>invoke_result_t&lt;F, Args...</w:t>
+      </w:r>
+      <w:proofErr w:type="gramStart"/>
+      <w:r>
+        <w:t>&gt;;</w:t>
+      </w:r>
+      <w:proofErr w:type="gramEnd"/>
+    </w:p>
+    <w:p>
+      <w:pPr>
+        <w:widowControl/>
+        <w:shd w:val="clear" w:color="auto" w:fill="1F1F1F"/>
+        <w:wordWrap/>
+        <w:autoSpaceDE/>
+        <w:autoSpaceDN/>
+        <w:spacing w:after="0" w:line="285" w:lineRule="atLeast"/>
+        <w:jc w:val="left"/>
+      </w:pPr>
+      <w:r>
+        <w:tab/>
+      </w:r>
+      <w:r>
+        <w:tab/>
+        <w:t xml:space="preserve">auto job = </w:t>
+      </w:r>
+      <w:proofErr w:type="gramStart"/>
+      <w:r>
+        <w:t>std::</w:t>
+      </w:r>
+      <w:proofErr w:type="gramEnd"/>
+      <w:r>
+        <w:t xml:space="preserve">make_shared&lt; </w:t>
+      </w:r>
+      <w:proofErr w:type="gramStart"/>
+      <w:r>
+        <w:t>std::</w:t>
+      </w:r>
+      <w:proofErr w:type="gramEnd"/>
+      <w:r>
+        <w:t>packaged_task&lt;</w:t>
+      </w:r>
+      <w:proofErr w:type="gramStart"/>
+      <w:r>
+        <w:t>returnType( )</w:t>
+      </w:r>
+      <w:proofErr w:type="gramEnd"/>
+      <w:r>
+        <w:t xml:space="preserve">&gt; </w:t>
+      </w:r>
+      <w:proofErr w:type="gramStart"/>
+      <w:r>
+        <w:t>&gt;(</w:t>
+      </w:r>
+      <w:proofErr w:type="gramEnd"/>
+      <w:r>
+        <w:t xml:space="preserve"> </w:t>
+      </w:r>
+    </w:p>
+    <w:p>
+      <w:pPr>
+        <w:widowControl/>
+        <w:shd w:val="clear" w:color="auto" w:fill="1F1F1F"/>
+        <w:wordWrap/>
+        <w:autoSpaceDE/>
+        <w:autoSpaceDN/>
+        <w:spacing w:after="0" w:line="285" w:lineRule="atLeast"/>
+        <w:jc w:val="left"/>
+      </w:pPr>
+      <w:r>
+        <w:tab/>
+      </w:r>
+      <w:r>
+        <w:tab/>
+      </w:r>
+      <w:r>
+        <w:tab/>
+      </w:r>
+      <w:proofErr w:type="gramStart"/>
+      <w:r>
+        <w:t>std::bind( std::</w:t>
+      </w:r>
+      <w:proofErr w:type="gramEnd"/>
+      <w:r>
+        <w:t>forward&lt;F</w:t>
+      </w:r>
+      <w:proofErr w:type="gramStart"/>
+      <w:r>
+        <w:t>&gt;( f</w:t>
+      </w:r>
+      <w:proofErr w:type="gramEnd"/>
       <w:r>
         <w:t xml:space="preserve"> ), </w:t>
       </w:r>
-      <w:proofErr w:type="spellStart"/>
-      <w:r>
-        <w:t>workerThreads</w:t>
-      </w:r>
-      <w:proofErr w:type="spellEnd"/>
-      <w:r>
-        <w:t>_( ),</w:t>
-      </w:r>
-    </w:p>
-    <w:p>
-      <w:pPr>
-        <w:widowControl/>
-        <w:shd w:val="clear" w:color="auto" w:fill="1F1F1F"/>
-        <w:wordWrap/>
-        <w:autoSpaceDE/>
-        <w:autoSpaceDN/>
-        <w:spacing w:after="0" w:line="285" w:lineRule="atLeast"/>
-        <w:jc w:val="left"/>
-      </w:pPr>
-      <w:r>
-        <w:tab/>
-      </w:r>
-      <w:r>
-        <w:tab/>
-        <w:t>jobs_( ), stop_( false ) {</w:t>
-      </w:r>
-    </w:p>
-    <w:p>
-      <w:pPr>
-        <w:widowControl/>
-        <w:shd w:val="clear" w:color="auto" w:fill="1F1F1F"/>
-        <w:wordWrap/>
-        <w:autoSpaceDE/>
-        <w:autoSpaceDN/>
-        <w:spacing w:after="0" w:line="285" w:lineRule="atLeast"/>
-        <w:jc w:val="left"/>
-      </w:pPr>
-      <w:r>
-        <w:tab/>
-      </w:r>
-      <w:r>
-        <w:tab/>
-        <w:t xml:space="preserve">if ( </w:t>
-      </w:r>
-      <w:proofErr w:type="spellStart"/>
-      <w:r>
-        <w:t>numThread</w:t>
-      </w:r>
-      <w:proofErr w:type="spellEnd"/>
-      <w:r>
-        <w:t xml:space="preserve"> == 0 ) {</w:t>
-      </w:r>
-    </w:p>
-    <w:p>
-      <w:pPr>
-        <w:widowControl/>
-        <w:shd w:val="clear" w:color="auto" w:fill="1F1F1F"/>
-        <w:wordWrap/>
-        <w:autoSpaceDE/>
-        <w:autoSpaceDN/>
-        <w:spacing w:after="0" w:line="285" w:lineRule="atLeast"/>
-        <w:jc w:val="left"/>
-      </w:pPr>
-      <w:r>
-        <w:tab/>
-      </w:r>
-      <w:r>
-        <w:tab/>
-      </w:r>
-      <w:r>
-        <w:tab/>
-        <w:t>throw std::</w:t>
-      </w:r>
-      <w:proofErr w:type="spellStart"/>
-      <w:r>
-        <w:t>runtime_error</w:t>
-      </w:r>
-      <w:proofErr w:type="spellEnd"/>
-      <w:r>
-        <w:t>( "</w:t>
-      </w:r>
-      <w:proofErr w:type="spellStart"/>
-      <w:r>
-        <w:t>ThreadPool</w:t>
-      </w:r>
-      <w:proofErr w:type="spellEnd"/>
-      <w:r>
-        <w:t xml:space="preserve">: </w:t>
-      </w:r>
-      <w:proofErr w:type="spellStart"/>
-      <w:r>
-        <w:t>numThread</w:t>
-      </w:r>
-      <w:proofErr w:type="spellEnd"/>
-      <w:r>
-        <w:t xml:space="preserve"> is 0" );</w:t>
-      </w:r>
-    </w:p>
-    <w:p>
-      <w:pPr>
-        <w:widowControl/>
-        <w:shd w:val="clear" w:color="auto" w:fill="1F1F1F"/>
-        <w:wordWrap/>
-        <w:autoSpaceDE/>
-        <w:autoSpaceDN/>
-        <w:spacing w:after="0" w:line="285" w:lineRule="atLeast"/>
-        <w:jc w:val="left"/>
-      </w:pPr>
-      <w:r>
-        <w:tab/>
-      </w:r>
-      <w:r>
-        <w:tab/>
+      <w:proofErr w:type="gramStart"/>
+      <w:r>
+        <w:t>std::</w:t>
+      </w:r>
+      <w:proofErr w:type="gramEnd"/>
+      <w:r>
+        <w:t>forward&lt;Args</w:t>
+      </w:r>
+      <w:proofErr w:type="gramStart"/>
+      <w:r>
+        <w:t>&gt;( args )...</w:t>
+      </w:r>
+      <w:proofErr w:type="gramEnd"/>
+      <w:r>
+        <w:t xml:space="preserve"> </w:t>
+      </w:r>
+      <w:proofErr w:type="gramStart"/>
+      <w:r>
+        <w:t>) )</w:t>
+      </w:r>
+      <w:proofErr w:type="gramEnd"/>
+      <w:r>
+        <w:t>;</w:t>
+      </w:r>
+    </w:p>
+    <w:p>
+      <w:pPr>
+        <w:widowControl/>
+        <w:shd w:val="clear" w:color="auto" w:fill="1F1F1F"/>
+        <w:wordWrap/>
+        <w:autoSpaceDE/>
+        <w:autoSpaceDN/>
+        <w:spacing w:after="0" w:line="285" w:lineRule="atLeast"/>
+        <w:jc w:val="left"/>
+      </w:pPr>
+    </w:p>
+    <w:p>
+      <w:pPr>
+        <w:widowControl/>
+        <w:shd w:val="clear" w:color="auto" w:fill="1F1F1F"/>
+        <w:wordWrap/>
+        <w:autoSpaceDE/>
+        <w:autoSpaceDN/>
+        <w:spacing w:after="0" w:line="285" w:lineRule="atLeast"/>
+        <w:jc w:val="left"/>
+      </w:pPr>
+      <w:r>
+        <w:tab/>
+      </w:r>
+      <w:r>
+        <w:tab/>
+        <w:t>auto jobResultFuture = job-&gt;get_</w:t>
+      </w:r>
+      <w:proofErr w:type="gramStart"/>
+      <w:r>
+        <w:t>future( )</w:t>
+      </w:r>
+      <w:proofErr w:type="gramEnd"/>
+      <w:r>
+        <w:t>;</w:t>
+      </w:r>
+    </w:p>
+    <w:p>
+      <w:pPr>
+        <w:widowControl/>
+        <w:shd w:val="clear" w:color="auto" w:fill="1F1F1F"/>
+        <w:wordWrap/>
+        <w:autoSpaceDE/>
+        <w:autoSpaceDN/>
+        <w:spacing w:after="0" w:line="285" w:lineRule="atLeast"/>
+        <w:jc w:val="left"/>
+      </w:pPr>
+      <w:r>
+        <w:tab/>
+      </w:r>
+      <w:r>
+        <w:tab/>
+      </w:r>
+    </w:p>
+    <w:p>
+      <w:pPr>
+        <w:widowControl/>
+        <w:shd w:val="clear" w:color="auto" w:fill="1F1F1F"/>
+        <w:wordWrap/>
+        <w:autoSpaceDE/>
+        <w:autoSpaceDN/>
+        <w:spacing w:after="0" w:line="285" w:lineRule="atLeast"/>
+        <w:jc w:val="left"/>
+      </w:pPr>
+      <w:r>
+        <w:tab/>
+      </w:r>
+      <w:r>
+        <w:tab/>
+      </w:r>
+      <w:r>
+        <w:rPr>
+          <w:rFonts w:hint="eastAsia"/>
+        </w:rPr>
+        <w:t>{</w:t>
+      </w:r>
+    </w:p>
+    <w:p>
+      <w:pPr>
+        <w:widowControl/>
+        <w:shd w:val="clear" w:color="auto" w:fill="1F1F1F"/>
+        <w:wordWrap/>
+        <w:autoSpaceDE/>
+        <w:autoSpaceDN/>
+        <w:spacing w:after="0" w:line="285" w:lineRule="atLeast"/>
+        <w:jc w:val="left"/>
+      </w:pPr>
+      <w:r>
+        <w:tab/>
+      </w:r>
+      <w:r>
+        <w:tab/>
+      </w:r>
+      <w:r>
+        <w:tab/>
+      </w:r>
+      <w:r>
+        <w:rPr>
+          <w:rFonts w:hint="eastAsia"/>
+        </w:rPr>
+        <w:t xml:space="preserve">auto lock = </w:t>
+      </w:r>
+      <w:proofErr w:type="gramStart"/>
+      <w:r>
+        <w:rPr>
+          <w:rFonts w:hint="eastAsia"/>
+        </w:rPr>
+        <w:t>std::</w:t>
+      </w:r>
+      <w:proofErr w:type="gramEnd"/>
+      <w:r>
+        <w:rPr>
+          <w:rFonts w:hint="eastAsia"/>
+        </w:rPr>
+        <w:t>lock_guard&lt;</w:t>
+      </w:r>
+      <w:proofErr w:type="gramStart"/>
+      <w:r>
+        <w:rPr>
+          <w:rFonts w:hint="eastAsia"/>
+        </w:rPr>
+        <w:t>std::</w:t>
+      </w:r>
+      <w:proofErr w:type="gramEnd"/>
+      <w:r>
+        <w:rPr>
+          <w:rFonts w:hint="eastAsia"/>
+        </w:rPr>
+        <w:t>mutex&gt;(mtxJob</w:t>
+      </w:r>
+      <w:r>
+        <w:rPr>
+          <w:rFonts w:hint="eastAsia"/>
+        </w:rPr>
+        <w:t>_</w:t>
+      </w:r>
+      <w:proofErr w:type="gramStart"/>
+      <w:r>
+        <w:rPr>
+          <w:rFonts w:hint="eastAsia"/>
+        </w:rPr>
+        <w:t>);</w:t>
+      </w:r>
+      <w:proofErr w:type="gramEnd"/>
+    </w:p>
+    <w:p>
+      <w:pPr>
+        <w:widowControl/>
+        <w:shd w:val="clear" w:color="auto" w:fill="1F1F1F"/>
+        <w:wordWrap/>
+        <w:autoSpaceDE/>
+        <w:autoSpaceDN/>
+        <w:spacing w:after="0" w:line="285" w:lineRule="atLeast"/>
+        <w:jc w:val="left"/>
+      </w:pPr>
+      <w:r>
+        <w:tab/>
+      </w:r>
+      <w:r>
+        <w:tab/>
+      </w:r>
+      <w:r>
+        <w:tab/>
+      </w:r>
+      <w:r>
+        <w:rPr>
+          <w:rFonts w:hint="eastAsia"/>
+        </w:rPr>
+        <w:t>jobs</w:t>
+      </w:r>
+      <w:proofErr w:type="gramStart"/>
+      <w:r>
+        <w:rPr>
+          <w:rFonts w:hint="eastAsia"/>
+        </w:rPr>
+        <w:t>_.push</w:t>
+      </w:r>
+      <w:proofErr w:type="gramEnd"/>
+      <w:r>
+        <w:rPr>
+          <w:rFonts w:hint="eastAsia"/>
+        </w:rPr>
+        <w:t>([job</w:t>
+      </w:r>
+      <w:proofErr w:type="gramStart"/>
+      <w:r>
+        <w:rPr>
+          <w:rFonts w:hint="eastAsia"/>
+        </w:rPr>
+        <w:t>](){ (</w:t>
+      </w:r>
+      <w:proofErr w:type="gramEnd"/>
+      <w:r>
+        <w:rPr>
+          <w:rFonts w:hint="eastAsia"/>
+        </w:rPr>
+        <w:t>*</w:t>
+      </w:r>
+      <w:proofErr w:type="gramStart"/>
+      <w:r>
+        <w:rPr>
+          <w:rFonts w:hint="eastAsia"/>
+        </w:rPr>
+        <w:t>job)(</w:t>
+      </w:r>
+      <w:proofErr w:type="gramEnd"/>
+      <w:r>
+        <w:rPr>
+          <w:rFonts w:hint="eastAsia"/>
+        </w:rPr>
+        <w:t>)</w:t>
+      </w:r>
+      <w:proofErr w:type="gramStart"/>
+      <w:r>
+        <w:rPr>
+          <w:rFonts w:hint="eastAsia"/>
+        </w:rPr>
+        <w:t>; });</w:t>
+      </w:r>
+      <w:proofErr w:type="gramEnd"/>
+    </w:p>
+    <w:p>
+      <w:pPr>
+        <w:widowControl/>
+        <w:shd w:val="clear" w:color="auto" w:fill="1F1F1F"/>
+        <w:wordWrap/>
+        <w:autoSpaceDE/>
+        <w:autoSpaceDN/>
+        <w:spacing w:after="0" w:line="285" w:lineRule="atLeast"/>
+        <w:jc w:val="left"/>
+      </w:pPr>
+      <w:r>
+        <w:tab/>
+      </w:r>
+      <w:r>
+        <w:tab/>
+      </w:r>
+      <w:r>
+        <w:rPr>
+          <w:rFonts w:hint="eastAsia"/>
+        </w:rPr>
         <w:t>}</w:t>
       </w:r>
     </w:p>
@@ -1765,194 +2624,652 @@
         <w:spacing w:after="0" w:line="285" w:lineRule="atLeast"/>
         <w:jc w:val="left"/>
       </w:pPr>
-    </w:p>
-    <w:p>
-      <w:pPr>
-        <w:widowControl/>
-        <w:shd w:val="clear" w:color="auto" w:fill="1F1F1F"/>
-        <w:wordWrap/>
-        <w:autoSpaceDE/>
-        <w:autoSpaceDN/>
-        <w:spacing w:after="0" w:line="285" w:lineRule="atLeast"/>
-        <w:jc w:val="left"/>
-      </w:pPr>
-      <w:r>
-        <w:tab/>
-      </w:r>
-      <w:r>
-        <w:tab/>
-      </w:r>
-      <w:proofErr w:type="spellStart"/>
-      <w:r>
-        <w:t>workerThreads</w:t>
-      </w:r>
-      <w:proofErr w:type="spellEnd"/>
-      <w:r>
-        <w:t xml:space="preserve">_.reserve( </w:t>
-      </w:r>
-      <w:proofErr w:type="spellStart"/>
-      <w:r>
-        <w:t>numThread</w:t>
-      </w:r>
-      <w:proofErr w:type="spellEnd"/>
-      <w:r>
-        <w:t xml:space="preserve"> );</w:t>
-      </w:r>
-    </w:p>
-    <w:p>
-      <w:pPr>
-        <w:widowControl/>
-        <w:shd w:val="clear" w:color="auto" w:fill="1F1F1F"/>
-        <w:wordWrap/>
-        <w:autoSpaceDE/>
-        <w:autoSpaceDN/>
-        <w:spacing w:after="0" w:line="285" w:lineRule="atLeast"/>
-        <w:jc w:val="left"/>
-      </w:pPr>
-      <w:r>
-        <w:tab/>
-      </w:r>
-      <w:r>
-        <w:tab/>
-        <w:t xml:space="preserve">for ( auto </w:t>
-      </w:r>
-      <w:proofErr w:type="spellStart"/>
-      <w:r>
-        <w:t>i</w:t>
-      </w:r>
-      <w:proofErr w:type="spellEnd"/>
-      <w:r>
-        <w:t xml:space="preserve"> = 0; </w:t>
-      </w:r>
-      <w:proofErr w:type="spellStart"/>
-      <w:r>
-        <w:t>i</w:t>
-      </w:r>
-      <w:proofErr w:type="spellEnd"/>
-      <w:r>
-        <w:t xml:space="preserve"> &lt; </w:t>
-      </w:r>
-      <w:proofErr w:type="spellStart"/>
-      <w:r>
-        <w:t>numThread</w:t>
-      </w:r>
-      <w:proofErr w:type="spellEnd"/>
-      <w:r>
-        <w:t>; ++</w:t>
-      </w:r>
-      <w:proofErr w:type="spellStart"/>
-      <w:r>
-        <w:t>i</w:t>
-      </w:r>
-      <w:proofErr w:type="spellEnd"/>
+      <w:r>
+        <w:tab/>
+      </w:r>
+      <w:r>
+        <w:tab/>
+      </w:r>
+      <w:r>
+        <w:rPr>
+          <w:rFonts w:hint="eastAsia"/>
+        </w:rPr>
+        <w:t>cvJob</w:t>
+      </w:r>
+      <w:proofErr w:type="gramStart"/>
+      <w:r>
+        <w:rPr>
+          <w:rFonts w:hint="eastAsia"/>
+        </w:rPr>
+        <w:t>_.notify</w:t>
+      </w:r>
+      <w:proofErr w:type="gramEnd"/>
+      <w:r>
+        <w:rPr>
+          <w:rFonts w:hint="eastAsia"/>
+        </w:rPr>
+        <w:t>_</w:t>
+      </w:r>
+      <w:proofErr w:type="gramStart"/>
+      <w:r>
+        <w:rPr>
+          <w:rFonts w:hint="eastAsia"/>
+        </w:rPr>
+        <w:t>one();</w:t>
+      </w:r>
+      <w:proofErr w:type="gramEnd"/>
+    </w:p>
+    <w:p>
+      <w:pPr>
+        <w:widowControl/>
+        <w:shd w:val="clear" w:color="auto" w:fill="1F1F1F"/>
+        <w:wordWrap/>
+        <w:autoSpaceDE/>
+        <w:autoSpaceDN/>
+        <w:spacing w:after="0" w:line="285" w:lineRule="atLeast"/>
+        <w:jc w:val="left"/>
+      </w:pPr>
+    </w:p>
+    <w:p>
+      <w:pPr>
+        <w:widowControl/>
+        <w:shd w:val="clear" w:color="auto" w:fill="1F1F1F"/>
+        <w:wordWrap/>
+        <w:autoSpaceDE/>
+        <w:autoSpaceDN/>
+        <w:spacing w:after="0" w:line="285" w:lineRule="atLeast"/>
+        <w:jc w:val="left"/>
+      </w:pPr>
+      <w:r>
+        <w:tab/>
+      </w:r>
+      <w:r>
+        <w:tab/>
+        <w:t xml:space="preserve">return </w:t>
+      </w:r>
+      <w:proofErr w:type="gramStart"/>
+      <w:r>
+        <w:t>jobResultFuture;</w:t>
+      </w:r>
+      <w:proofErr w:type="gramEnd"/>
+    </w:p>
+    <w:p>
+      <w:pPr>
+        <w:widowControl/>
+        <w:shd w:val="clear" w:color="auto" w:fill="1F1F1F"/>
+        <w:wordWrap/>
+        <w:autoSpaceDE/>
+        <w:autoSpaceDN/>
+        <w:spacing w:after="0" w:line="285" w:lineRule="atLeast"/>
+        <w:jc w:val="left"/>
+      </w:pPr>
+      <w:r>
+        <w:tab/>
+        <w:t>}</w:t>
+      </w:r>
+    </w:p>
+    <w:p>
+      <w:pPr>
+        <w:widowControl/>
+        <w:shd w:val="clear" w:color="auto" w:fill="1F1F1F"/>
+        <w:wordWrap/>
+        <w:autoSpaceDE/>
+        <w:autoSpaceDN/>
+        <w:spacing w:after="0" w:line="285" w:lineRule="atLeast"/>
+        <w:jc w:val="left"/>
+      </w:pPr>
+    </w:p>
+    <w:p>
+      <w:pPr>
+        <w:widowControl/>
+        <w:shd w:val="clear" w:color="auto" w:fill="1F1F1F"/>
+        <w:wordWrap/>
+        <w:autoSpaceDE/>
+        <w:autoSpaceDN/>
+        <w:spacing w:after="0" w:line="285" w:lineRule="atLeast"/>
+        <w:jc w:val="left"/>
+      </w:pPr>
+      <w:r>
+        <w:t>private:</w:t>
+      </w:r>
+    </w:p>
+    <w:p>
+      <w:pPr>
+        <w:widowControl/>
+        <w:shd w:val="clear" w:color="auto" w:fill="1F1F1F"/>
+        <w:wordWrap/>
+        <w:autoSpaceDE/>
+        <w:autoSpaceDN/>
+        <w:spacing w:after="0" w:line="285" w:lineRule="atLeast"/>
+        <w:jc w:val="left"/>
+      </w:pPr>
+      <w:r>
+        <w:tab/>
+        <w:t>uint8 numThread</w:t>
+      </w:r>
+      <w:proofErr w:type="gramStart"/>
+      <w:r>
+        <w:t>_;</w:t>
+      </w:r>
+      <w:proofErr w:type="gramEnd"/>
+    </w:p>
+    <w:p>
+      <w:pPr>
+        <w:widowControl/>
+        <w:shd w:val="clear" w:color="auto" w:fill="1F1F1F"/>
+        <w:wordWrap/>
+        <w:autoSpaceDE/>
+        <w:autoSpaceDN/>
+        <w:spacing w:after="0" w:line="285" w:lineRule="atLeast"/>
+        <w:jc w:val="left"/>
+      </w:pPr>
+      <w:r>
+        <w:tab/>
+      </w:r>
+      <w:proofErr w:type="gramStart"/>
+      <w:r>
+        <w:t>std::</w:t>
+      </w:r>
+      <w:proofErr w:type="gramEnd"/>
+      <w:r>
+        <w:t>vector&lt;</w:t>
+      </w:r>
+      <w:proofErr w:type="gramStart"/>
+      <w:r>
+        <w:t>std::</w:t>
+      </w:r>
+      <w:proofErr w:type="gramEnd"/>
+      <w:r>
+        <w:t>thread&gt; workerThreads</w:t>
+      </w:r>
+      <w:proofErr w:type="gramStart"/>
+      <w:r>
+        <w:t>_;</w:t>
+      </w:r>
+      <w:proofErr w:type="gramEnd"/>
+    </w:p>
+    <w:p>
+      <w:pPr>
+        <w:widowControl/>
+        <w:shd w:val="clear" w:color="auto" w:fill="1F1F1F"/>
+        <w:wordWrap/>
+        <w:autoSpaceDE/>
+        <w:autoSpaceDN/>
+        <w:spacing w:after="0" w:line="285" w:lineRule="atLeast"/>
+        <w:ind w:firstLine="800"/>
+        <w:jc w:val="left"/>
+      </w:pPr>
+      <w:proofErr w:type="gramStart"/>
+      <w:r>
+        <w:rPr>
+          <w:rFonts w:hint="eastAsia"/>
+        </w:rPr>
+        <w:t>std::</w:t>
+      </w:r>
+      <w:proofErr w:type="gramEnd"/>
+      <w:r>
+        <w:rPr>
+          <w:rFonts w:hint="eastAsia"/>
+        </w:rPr>
+        <w:t>q</w:t>
+      </w:r>
+      <w:r>
+        <w:t xml:space="preserve">ueue&lt; </w:t>
+      </w:r>
+      <w:proofErr w:type="gramStart"/>
+      <w:r>
+        <w:t>std::</w:t>
+      </w:r>
+      <w:proofErr w:type="gramEnd"/>
+      <w:r>
+        <w:t>function&lt;</w:t>
+      </w:r>
+      <w:proofErr w:type="gramStart"/>
+      <w:r>
+        <w:t>void( )</w:t>
+      </w:r>
+      <w:proofErr w:type="gramEnd"/>
+      <w:r>
+        <w:t>&gt; &gt; jobs</w:t>
+      </w:r>
+      <w:proofErr w:type="gramStart"/>
+      <w:r>
+        <w:t>_;</w:t>
+      </w:r>
+      <w:proofErr w:type="gramEnd"/>
+    </w:p>
+    <w:p>
+      <w:pPr>
+        <w:widowControl/>
+        <w:shd w:val="clear" w:color="auto" w:fill="1F1F1F"/>
+        <w:wordWrap/>
+        <w:autoSpaceDE/>
+        <w:autoSpaceDN/>
+        <w:spacing w:after="0" w:line="285" w:lineRule="atLeast"/>
+        <w:jc w:val="left"/>
+      </w:pPr>
+      <w:r>
+        <w:tab/>
+      </w:r>
+      <w:proofErr w:type="gramStart"/>
+      <w:r>
+        <w:t>std::</w:t>
+      </w:r>
+      <w:proofErr w:type="gramEnd"/>
+      <w:r>
+        <w:t>atomic_bool stop</w:t>
+      </w:r>
+      <w:proofErr w:type="gramStart"/>
+      <w:r>
+        <w:t>_;</w:t>
+      </w:r>
+      <w:proofErr w:type="gramEnd"/>
+    </w:p>
+    <w:p>
+      <w:pPr>
+        <w:widowControl/>
+        <w:shd w:val="clear" w:color="auto" w:fill="1F1F1F"/>
+        <w:wordWrap/>
+        <w:autoSpaceDE/>
+        <w:autoSpaceDN/>
+        <w:spacing w:after="0" w:line="285" w:lineRule="atLeast"/>
+        <w:jc w:val="left"/>
+      </w:pPr>
+      <w:r>
+        <w:tab/>
+      </w:r>
+      <w:proofErr w:type="gramStart"/>
+      <w:r>
+        <w:rPr>
+          <w:rFonts w:hint="eastAsia"/>
+        </w:rPr>
+        <w:t>std::</w:t>
+      </w:r>
+      <w:proofErr w:type="gramEnd"/>
+      <w:r>
+        <w:rPr>
+          <w:rFonts w:hint="eastAsia"/>
+        </w:rPr>
+        <w:t>condition_variable cvJobs</w:t>
+      </w:r>
+      <w:proofErr w:type="gramStart"/>
+      <w:r>
+        <w:rPr>
+          <w:rFonts w:hint="eastAsia"/>
+        </w:rPr>
+        <w:t>_;</w:t>
+      </w:r>
+      <w:proofErr w:type="gramEnd"/>
+    </w:p>
+    <w:p>
+      <w:pPr>
+        <w:widowControl/>
+        <w:shd w:val="clear" w:color="auto" w:fill="1F1F1F"/>
+        <w:wordWrap/>
+        <w:autoSpaceDE/>
+        <w:autoSpaceDN/>
+        <w:spacing w:after="0" w:line="285" w:lineRule="atLeast"/>
+        <w:jc w:val="left"/>
+      </w:pPr>
+      <w:r>
+        <w:tab/>
+      </w:r>
+      <w:proofErr w:type="gramStart"/>
+      <w:r>
+        <w:rPr>
+          <w:rFonts w:hint="eastAsia"/>
+        </w:rPr>
+        <w:t>std::</w:t>
+      </w:r>
+      <w:proofErr w:type="gramEnd"/>
+      <w:r>
+        <w:rPr>
+          <w:rFonts w:hint="eastAsia"/>
+        </w:rPr>
+        <w:t>mutex mtxJob</w:t>
+      </w:r>
+      <w:proofErr w:type="gramStart"/>
+      <w:r>
+        <w:rPr>
+          <w:rFonts w:hint="eastAsia"/>
+        </w:rPr>
+        <w:t>_;</w:t>
+      </w:r>
+      <w:proofErr w:type="gramEnd"/>
+    </w:p>
+    <w:p>
+      <w:pPr>
+        <w:widowControl/>
+        <w:wordWrap/>
+        <w:autoSpaceDE/>
+        <w:autoSpaceDN/>
+      </w:pPr>
+      <w:r>
+        <w:br w:type="page"/>
+      </w:r>
+    </w:p>
+    <w:p>
+      <w:pPr>
+        <w:widowControl/>
+        <w:shd w:val="clear" w:color="auto" w:fill="1F1F1F"/>
+        <w:wordWrap/>
+        <w:autoSpaceDE/>
+        <w:autoSpaceDN/>
+        <w:spacing w:after="0" w:line="285" w:lineRule="atLeast"/>
+        <w:jc w:val="left"/>
+      </w:pPr>
+    </w:p>
+    <w:p>
+      <w:pPr>
+        <w:widowControl/>
+        <w:shd w:val="clear" w:color="auto" w:fill="1F1F1F"/>
+        <w:wordWrap/>
+        <w:autoSpaceDE/>
+        <w:autoSpaceDN/>
+        <w:spacing w:after="0" w:line="285" w:lineRule="atLeast"/>
+        <w:jc w:val="left"/>
+      </w:pPr>
+      <w:r>
+        <w:tab/>
+        <w:t xml:space="preserve">void </w:t>
+      </w:r>
+      <w:proofErr w:type="gramStart"/>
+      <w:r>
+        <w:t>workerThread( )</w:t>
+      </w:r>
+      <w:proofErr w:type="gramEnd"/>
+      <w:r>
+        <w:t xml:space="preserve"> {</w:t>
+      </w:r>
+    </w:p>
+    <w:p>
+      <w:pPr>
+        <w:widowControl/>
+        <w:shd w:val="clear" w:color="auto" w:fill="1F1F1F"/>
+        <w:wordWrap/>
+        <w:autoSpaceDE/>
+        <w:autoSpaceDN/>
+        <w:spacing w:after="0" w:line="285" w:lineRule="atLeast"/>
+        <w:jc w:val="left"/>
+      </w:pPr>
+      <w:r>
+        <w:tab/>
+      </w:r>
+      <w:r>
+        <w:tab/>
+        <w:t xml:space="preserve">while </w:t>
+      </w:r>
+      <w:proofErr w:type="gramStart"/>
+      <w:r>
+        <w:t xml:space="preserve">( </w:t>
+      </w:r>
+      <w:r>
+        <w:rPr>
+          <w:rFonts w:hint="eastAsia"/>
+        </w:rPr>
+        <w:t>true</w:t>
+      </w:r>
       <w:r>
         <w:t xml:space="preserve"> ) {</w:t>
       </w:r>
-    </w:p>
-    <w:p>
-      <w:pPr>
-        <w:widowControl/>
-        <w:shd w:val="clear" w:color="auto" w:fill="1F1F1F"/>
-        <w:wordWrap/>
-        <w:autoSpaceDE/>
-        <w:autoSpaceDN/>
-        <w:spacing w:after="0" w:line="285" w:lineRule="atLeast"/>
-        <w:jc w:val="left"/>
-      </w:pPr>
-      <w:r>
-        <w:tab/>
-      </w:r>
-      <w:r>
-        <w:tab/>
-      </w:r>
-      <w:r>
-        <w:tab/>
-      </w:r>
-      <w:proofErr w:type="spellStart"/>
-      <w:r>
-        <w:t>workerThreads</w:t>
-      </w:r>
-      <w:proofErr w:type="spellEnd"/>
-      <w:r>
-        <w:t>_.</w:t>
-      </w:r>
-      <w:proofErr w:type="spellStart"/>
-      <w:r>
-        <w:t>emplace_back</w:t>
-      </w:r>
-      <w:proofErr w:type="spellEnd"/>
-      <w:r>
-        <w:t>( [this]( ) {</w:t>
-      </w:r>
-    </w:p>
-    <w:p>
-      <w:pPr>
-        <w:widowControl/>
-        <w:shd w:val="clear" w:color="auto" w:fill="1F1F1F"/>
-        <w:wordWrap/>
-        <w:autoSpaceDE/>
-        <w:autoSpaceDN/>
-        <w:spacing w:after="0" w:line="285" w:lineRule="atLeast"/>
-        <w:jc w:val="left"/>
-      </w:pPr>
-      <w:r>
-        <w:tab/>
-      </w:r>
-      <w:r>
-        <w:tab/>
-      </w:r>
-      <w:r>
-        <w:tab/>
-      </w:r>
-      <w:r>
-        <w:tab/>
-        <w:t>this-&gt;</w:t>
-      </w:r>
-      <w:proofErr w:type="spellStart"/>
-      <w:r>
-        <w:t>workerThread</w:t>
-      </w:r>
-      <w:proofErr w:type="spellEnd"/>
-      <w:r>
-        <w:t>( );</w:t>
-      </w:r>
-    </w:p>
-    <w:p>
-      <w:pPr>
-        <w:widowControl/>
-        <w:shd w:val="clear" w:color="auto" w:fill="1F1F1F"/>
-        <w:wordWrap/>
-        <w:autoSpaceDE/>
-        <w:autoSpaceDN/>
-        <w:spacing w:after="0" w:line="285" w:lineRule="atLeast"/>
-        <w:jc w:val="left"/>
-      </w:pPr>
-      <w:r>
-        <w:tab/>
-      </w:r>
-      <w:r>
-        <w:tab/>
-      </w:r>
-      <w:r>
-        <w:tab/>
-        <w:t>} );</w:t>
-      </w:r>
-    </w:p>
-    <w:p>
-      <w:pPr>
-        <w:widowControl/>
-        <w:shd w:val="clear" w:color="auto" w:fill="1F1F1F"/>
-        <w:wordWrap/>
-        <w:autoSpaceDE/>
-        <w:autoSpaceDN/>
-        <w:spacing w:after="0" w:line="285" w:lineRule="atLeast"/>
-        <w:jc w:val="left"/>
-      </w:pPr>
-      <w:r>
-        <w:tab/>
-      </w:r>
-      <w:r>
-        <w:tab/>
+      <w:proofErr w:type="gramEnd"/>
+    </w:p>
+    <w:p>
+      <w:pPr>
+        <w:widowControl/>
+        <w:shd w:val="clear" w:color="auto" w:fill="1F1F1F"/>
+        <w:wordWrap/>
+        <w:autoSpaceDE/>
+        <w:autoSpaceDN/>
+        <w:spacing w:after="0" w:line="285" w:lineRule="atLeast"/>
+        <w:jc w:val="left"/>
+      </w:pPr>
+      <w:r>
+        <w:tab/>
+      </w:r>
+      <w:r>
+        <w:tab/>
+      </w:r>
+      <w:r>
+        <w:tab/>
+      </w:r>
+      <w:r>
+        <w:rPr>
+          <w:rFonts w:hint="eastAsia"/>
+        </w:rPr>
+        <w:t xml:space="preserve">auto lock = </w:t>
+      </w:r>
+      <w:proofErr w:type="gramStart"/>
+      <w:r>
+        <w:rPr>
+          <w:rFonts w:hint="eastAsia"/>
+        </w:rPr>
+        <w:t>std::</w:t>
+      </w:r>
+      <w:proofErr w:type="gramEnd"/>
+      <w:r>
+        <w:rPr>
+          <w:rFonts w:hint="eastAsia"/>
+        </w:rPr>
+        <w:t>unique_lock&lt;</w:t>
+      </w:r>
+      <w:proofErr w:type="gramStart"/>
+      <w:r>
+        <w:rPr>
+          <w:rFonts w:hint="eastAsia"/>
+        </w:rPr>
+        <w:t>std::</w:t>
+      </w:r>
+      <w:proofErr w:type="gramEnd"/>
+      <w:r>
+        <w:rPr>
+          <w:rFonts w:hint="eastAsia"/>
+        </w:rPr>
+        <w:t>mutex&gt;(mtxJob_</w:t>
+      </w:r>
+      <w:proofErr w:type="gramStart"/>
+      <w:r>
+        <w:rPr>
+          <w:rFonts w:hint="eastAsia"/>
+        </w:rPr>
+        <w:t>);</w:t>
+      </w:r>
+      <w:proofErr w:type="gramEnd"/>
+    </w:p>
+    <w:p>
+      <w:pPr>
+        <w:widowControl/>
+        <w:shd w:val="clear" w:color="auto" w:fill="1F1F1F"/>
+        <w:wordWrap/>
+        <w:autoSpaceDE/>
+        <w:autoSpaceDN/>
+        <w:spacing w:after="0" w:line="285" w:lineRule="atLeast"/>
+        <w:jc w:val="left"/>
+      </w:pPr>
+      <w:r>
+        <w:tab/>
+      </w:r>
+      <w:r>
+        <w:tab/>
+      </w:r>
+      <w:r>
+        <w:tab/>
+      </w:r>
+      <w:r>
+        <w:rPr>
+          <w:rFonts w:hint="eastAsia"/>
+        </w:rPr>
+        <w:t>cvJob</w:t>
+      </w:r>
+      <w:proofErr w:type="gramStart"/>
+      <w:r>
+        <w:rPr>
+          <w:rFonts w:hint="eastAsia"/>
+        </w:rPr>
+        <w:t>_.wait</w:t>
+      </w:r>
+      <w:proofErr w:type="gramEnd"/>
+      <w:r>
+        <w:rPr>
+          <w:rFonts w:hint="eastAsia"/>
+        </w:rPr>
+        <w:t>(lock, [</w:t>
+      </w:r>
+      <w:r>
+        <w:rPr>
+          <w:rFonts w:hint="eastAsia"/>
+        </w:rPr>
+        <w:t>this</w:t>
+      </w:r>
+      <w:proofErr w:type="gramStart"/>
+      <w:r>
+        <w:rPr>
+          <w:rFonts w:hint="eastAsia"/>
+        </w:rPr>
+        <w:t>](){</w:t>
+      </w:r>
+      <w:r>
+        <w:rPr>
+          <w:rFonts w:hint="eastAsia"/>
+        </w:rPr>
+        <w:t xml:space="preserve"> </w:t>
+      </w:r>
+      <w:r>
+        <w:rPr>
+          <w:rFonts w:hint="eastAsia"/>
+        </w:rPr>
+        <w:t>return !jobs_.empty</w:t>
+      </w:r>
+      <w:proofErr w:type="gramEnd"/>
+      <w:r>
+        <w:rPr>
+          <w:rFonts w:hint="eastAsia"/>
+        </w:rPr>
+        <w:t>() || stop_</w:t>
+      </w:r>
+      <w:proofErr w:type="gramStart"/>
+      <w:r>
+        <w:rPr>
+          <w:rFonts w:hint="eastAsia"/>
+        </w:rPr>
+        <w:t>;</w:t>
+      </w:r>
+      <w:r>
+        <w:rPr>
+          <w:rFonts w:hint="eastAsia"/>
+        </w:rPr>
+        <w:t xml:space="preserve"> </w:t>
+      </w:r>
+      <w:r>
+        <w:rPr>
+          <w:rFonts w:hint="eastAsia"/>
+        </w:rPr>
+        <w:t>});</w:t>
+      </w:r>
+      <w:proofErr w:type="gramEnd"/>
+    </w:p>
+    <w:p>
+      <w:pPr>
+        <w:widowControl/>
+        <w:shd w:val="clear" w:color="auto" w:fill="1F1F1F"/>
+        <w:wordWrap/>
+        <w:autoSpaceDE/>
+        <w:autoSpaceDN/>
+        <w:spacing w:after="0" w:line="285" w:lineRule="atLeast"/>
+        <w:jc w:val="left"/>
+      </w:pPr>
+      <w:r>
+        <w:tab/>
+      </w:r>
+      <w:r>
+        <w:tab/>
+      </w:r>
+      <w:r>
+        <w:tab/>
+      </w:r>
+      <w:proofErr w:type="gramStart"/>
+      <w:r>
+        <w:rPr>
+          <w:rFonts w:hint="eastAsia"/>
+        </w:rPr>
+        <w:t>if( stop</w:t>
+      </w:r>
+      <w:proofErr w:type="gramEnd"/>
+      <w:r>
+        <w:rPr>
+          <w:rFonts w:hint="eastAsia"/>
+        </w:rPr>
+        <w:t>_ &amp;&amp; jobs_</w:t>
+      </w:r>
+      <w:proofErr w:type="gramStart"/>
+      <w:r>
+        <w:rPr>
+          <w:rFonts w:hint="eastAsia"/>
+        </w:rPr>
+        <w:t>empty() )</w:t>
+      </w:r>
+      <w:proofErr w:type="gramEnd"/>
+      <w:r>
+        <w:rPr>
+          <w:rFonts w:hint="eastAsia"/>
+        </w:rPr>
+        <w:t>{</w:t>
+      </w:r>
+    </w:p>
+    <w:p>
+      <w:pPr>
+        <w:widowControl/>
+        <w:shd w:val="clear" w:color="auto" w:fill="1F1F1F"/>
+        <w:wordWrap/>
+        <w:autoSpaceDE/>
+        <w:autoSpaceDN/>
+        <w:spacing w:after="0" w:line="285" w:lineRule="atLeast"/>
+        <w:jc w:val="left"/>
+      </w:pPr>
+      <w:r>
+        <w:tab/>
+      </w:r>
+      <w:r>
+        <w:tab/>
+      </w:r>
+      <w:r>
+        <w:tab/>
+      </w:r>
+      <w:r>
+        <w:tab/>
+      </w:r>
+      <w:proofErr w:type="gramStart"/>
+      <w:r>
+        <w:rPr>
+          <w:rFonts w:hint="eastAsia"/>
+        </w:rPr>
+        <w:t>return;</w:t>
+      </w:r>
+      <w:proofErr w:type="gramEnd"/>
+    </w:p>
+    <w:p>
+      <w:pPr>
+        <w:widowControl/>
+        <w:shd w:val="clear" w:color="auto" w:fill="1F1F1F"/>
+        <w:wordWrap/>
+        <w:autoSpaceDE/>
+        <w:autoSpaceDN/>
+        <w:spacing w:after="0" w:line="285" w:lineRule="atLeast"/>
+        <w:jc w:val="left"/>
+      </w:pPr>
+      <w:r>
+        <w:tab/>
+      </w:r>
+      <w:r>
+        <w:tab/>
+      </w:r>
+      <w:r>
+        <w:tab/>
+      </w:r>
+      <w:r>
+        <w:rPr>
+          <w:rFonts w:hint="eastAsia"/>
+        </w:rPr>
         <w:t>}</w:t>
       </w:r>
     </w:p>
@@ -1968,6 +3285,209 @@
       </w:pPr>
       <w:r>
         <w:tab/>
+      </w:r>
+      <w:r>
+        <w:tab/>
+      </w:r>
+      <w:r>
+        <w:tab/>
+      </w:r>
+    </w:p>
+    <w:p>
+      <w:pPr>
+        <w:widowControl/>
+        <w:shd w:val="clear" w:color="auto" w:fill="1F1F1F"/>
+        <w:wordWrap/>
+        <w:autoSpaceDE/>
+        <w:autoSpaceDN/>
+        <w:spacing w:after="0" w:line="285" w:lineRule="atLeast"/>
+        <w:jc w:val="left"/>
+      </w:pPr>
+      <w:r>
+        <w:tab/>
+      </w:r>
+      <w:r>
+        <w:tab/>
+      </w:r>
+      <w:r>
+        <w:tab/>
+      </w:r>
+      <w:r>
+        <w:rPr>
+          <w:rFonts w:hint="eastAsia"/>
+        </w:rPr>
+        <w:t xml:space="preserve">auto job = </w:t>
+      </w:r>
+      <w:proofErr w:type="gramStart"/>
+      <w:r>
+        <w:rPr>
+          <w:rFonts w:hint="eastAsia"/>
+        </w:rPr>
+        <w:t>std::</w:t>
+      </w:r>
+      <w:proofErr w:type="gramEnd"/>
+      <w:r>
+        <w:rPr>
+          <w:rFonts w:hint="eastAsia"/>
+        </w:rPr>
+        <w:t>move(jobs</w:t>
+      </w:r>
+      <w:proofErr w:type="gramStart"/>
+      <w:r>
+        <w:rPr>
+          <w:rFonts w:hint="eastAsia"/>
+        </w:rPr>
+        <w:t>_.front</w:t>
+      </w:r>
+      <w:proofErr w:type="gramEnd"/>
+      <w:r>
+        <w:rPr>
+          <w:rFonts w:hint="eastAsia"/>
+        </w:rPr>
+        <w:t>()</w:t>
+      </w:r>
+      <w:proofErr w:type="gramStart"/>
+      <w:r>
+        <w:rPr>
+          <w:rFonts w:hint="eastAsia"/>
+        </w:rPr>
+        <w:t>);</w:t>
+      </w:r>
+      <w:proofErr w:type="gramEnd"/>
+    </w:p>
+    <w:p>
+      <w:pPr>
+        <w:widowControl/>
+        <w:shd w:val="clear" w:color="auto" w:fill="1F1F1F"/>
+        <w:wordWrap/>
+        <w:autoSpaceDE/>
+        <w:autoSpaceDN/>
+        <w:spacing w:after="0" w:line="285" w:lineRule="atLeast"/>
+        <w:jc w:val="left"/>
+      </w:pPr>
+      <w:r>
+        <w:tab/>
+      </w:r>
+      <w:r>
+        <w:tab/>
+      </w:r>
+      <w:r>
+        <w:tab/>
+      </w:r>
+      <w:proofErr w:type="gramStart"/>
+      <w:r>
+        <w:rPr>
+          <w:rFonts w:hint="eastAsia"/>
+        </w:rPr>
+        <w:t>jobs_.pop();</w:t>
+      </w:r>
+      <w:proofErr w:type="gramEnd"/>
+    </w:p>
+    <w:p>
+      <w:pPr>
+        <w:widowControl/>
+        <w:shd w:val="clear" w:color="auto" w:fill="1F1F1F"/>
+        <w:wordWrap/>
+        <w:autoSpaceDE/>
+        <w:autoSpaceDN/>
+        <w:spacing w:after="0" w:line="285" w:lineRule="atLeast"/>
+        <w:jc w:val="left"/>
+      </w:pPr>
+      <w:r>
+        <w:tab/>
+      </w:r>
+      <w:r>
+        <w:tab/>
+      </w:r>
+      <w:r>
+        <w:tab/>
+      </w:r>
+      <w:proofErr w:type="gramStart"/>
+      <w:r>
+        <w:rPr>
+          <w:rFonts w:hint="eastAsia"/>
+        </w:rPr>
+        <w:t>lock.unlock</w:t>
+      </w:r>
+      <w:proofErr w:type="gramEnd"/>
+      <w:r>
+        <w:rPr>
+          <w:rFonts w:hint="eastAsia"/>
+        </w:rPr>
+        <w:t>(</w:t>
+      </w:r>
+      <w:proofErr w:type="gramStart"/>
+      <w:r>
+        <w:rPr>
+          <w:rFonts w:hint="eastAsia"/>
+        </w:rPr>
+        <w:t>);</w:t>
+      </w:r>
+      <w:proofErr w:type="gramEnd"/>
+    </w:p>
+    <w:p>
+      <w:pPr>
+        <w:widowControl/>
+        <w:shd w:val="clear" w:color="auto" w:fill="1F1F1F"/>
+        <w:wordWrap/>
+        <w:autoSpaceDE/>
+        <w:autoSpaceDN/>
+        <w:spacing w:after="0" w:line="285" w:lineRule="atLeast"/>
+        <w:jc w:val="left"/>
+      </w:pPr>
+      <w:r>
+        <w:tab/>
+      </w:r>
+      <w:r>
+        <w:tab/>
+      </w:r>
+      <w:r>
+        <w:tab/>
+      </w:r>
+    </w:p>
+    <w:p>
+      <w:pPr>
+        <w:widowControl/>
+        <w:shd w:val="clear" w:color="auto" w:fill="1F1F1F"/>
+        <w:wordWrap/>
+        <w:autoSpaceDE/>
+        <w:autoSpaceDN/>
+        <w:spacing w:after="0" w:line="285" w:lineRule="atLeast"/>
+        <w:jc w:val="left"/>
+      </w:pPr>
+      <w:r>
+        <w:tab/>
+      </w:r>
+      <w:r>
+        <w:tab/>
+      </w:r>
+      <w:r>
+        <w:tab/>
+      </w:r>
+      <w:proofErr w:type="gramStart"/>
+      <w:r>
+        <w:t>job( )</w:t>
+      </w:r>
+      <w:proofErr w:type="gramEnd"/>
+      <w:r>
+        <w:t>;</w:t>
+      </w:r>
+    </w:p>
+    <w:p>
+      <w:pPr>
+        <w:widowControl/>
+        <w:shd w:val="clear" w:color="auto" w:fill="1F1F1F"/>
+        <w:wordWrap/>
+        <w:autoSpaceDE/>
+        <w:autoSpaceDN/>
+        <w:spacing w:after="0" w:line="285" w:lineRule="atLeast"/>
+        <w:jc w:val="left"/>
+      </w:pPr>
+      <w:r>
+        <w:tab/>
+      </w:r>
+      <w:r>
+        <w:tab/>
         <w:t>}</w:t>
       </w:r>
     </w:p>
@@ -1981,280 +3501,6 @@
         <w:spacing w:after="0" w:line="285" w:lineRule="atLeast"/>
         <w:jc w:val="left"/>
       </w:pPr>
-    </w:p>
-    <w:p>
-      <w:pPr>
-        <w:widowControl/>
-        <w:shd w:val="clear" w:color="auto" w:fill="1F1F1F"/>
-        <w:wordWrap/>
-        <w:autoSpaceDE/>
-        <w:autoSpaceDN/>
-        <w:spacing w:after="0" w:line="285" w:lineRule="atLeast"/>
-        <w:jc w:val="left"/>
-      </w:pPr>
-      <w:r>
-        <w:tab/>
-      </w:r>
-      <w:proofErr w:type="spellStart"/>
-      <w:r>
-        <w:t>ThreadPool</w:t>
-      </w:r>
-      <w:proofErr w:type="spellEnd"/>
-      <w:r>
-        <w:t xml:space="preserve">( const </w:t>
-      </w:r>
-      <w:proofErr w:type="spellStart"/>
-      <w:r>
-        <w:t>ThreadPool</w:t>
-      </w:r>
-      <w:proofErr w:type="spellEnd"/>
-      <w:r>
-        <w:t>&amp; ) = delete;</w:t>
-      </w:r>
-    </w:p>
-    <w:p>
-      <w:pPr>
-        <w:widowControl/>
-        <w:shd w:val="clear" w:color="auto" w:fill="1F1F1F"/>
-        <w:wordWrap/>
-        <w:autoSpaceDE/>
-        <w:autoSpaceDN/>
-        <w:spacing w:after="0" w:line="285" w:lineRule="atLeast"/>
-        <w:jc w:val="left"/>
-      </w:pPr>
-      <w:r>
-        <w:tab/>
-      </w:r>
-      <w:proofErr w:type="spellStart"/>
-      <w:r>
-        <w:t>ThreadPool</w:t>
-      </w:r>
-      <w:proofErr w:type="spellEnd"/>
-      <w:r>
-        <w:t xml:space="preserve">( </w:t>
-      </w:r>
-      <w:proofErr w:type="spellStart"/>
-      <w:r>
-        <w:t>ThreadPool</w:t>
-      </w:r>
-      <w:proofErr w:type="spellEnd"/>
-      <w:r>
-        <w:t xml:space="preserve">&amp;&amp; ) </w:t>
-      </w:r>
-      <w:proofErr w:type="spellStart"/>
-      <w:r>
-        <w:t>noexcept</w:t>
-      </w:r>
-      <w:proofErr w:type="spellEnd"/>
-      <w:r>
-        <w:t xml:space="preserve"> = delete;</w:t>
-      </w:r>
-    </w:p>
-    <w:p>
-      <w:pPr>
-        <w:widowControl/>
-        <w:shd w:val="clear" w:color="auto" w:fill="1F1F1F"/>
-        <w:wordWrap/>
-        <w:autoSpaceDE/>
-        <w:autoSpaceDN/>
-        <w:spacing w:after="0" w:line="285" w:lineRule="atLeast"/>
-        <w:jc w:val="left"/>
-      </w:pPr>
-      <w:r>
-        <w:tab/>
-      </w:r>
-      <w:proofErr w:type="spellStart"/>
-      <w:r>
-        <w:t>ThreadPool</w:t>
-      </w:r>
-      <w:proofErr w:type="spellEnd"/>
-      <w:r>
-        <w:t xml:space="preserve">&amp; operator=( const </w:t>
-      </w:r>
-      <w:proofErr w:type="spellStart"/>
-      <w:r>
-        <w:t>ThreadPool</w:t>
-      </w:r>
-      <w:proofErr w:type="spellEnd"/>
-      <w:r>
-        <w:t>&amp; ) = delete;</w:t>
-      </w:r>
-    </w:p>
-    <w:p>
-      <w:pPr>
-        <w:widowControl/>
-        <w:shd w:val="clear" w:color="auto" w:fill="1F1F1F"/>
-        <w:wordWrap/>
-        <w:autoSpaceDE/>
-        <w:autoSpaceDN/>
-        <w:spacing w:after="0" w:line="285" w:lineRule="atLeast"/>
-        <w:jc w:val="left"/>
-      </w:pPr>
-      <w:r>
-        <w:tab/>
-      </w:r>
-      <w:proofErr w:type="spellStart"/>
-      <w:r>
-        <w:t>ThreadPool</w:t>
-      </w:r>
-      <w:proofErr w:type="spellEnd"/>
-      <w:r>
-        <w:t xml:space="preserve">&amp; operator=( </w:t>
-      </w:r>
-      <w:proofErr w:type="spellStart"/>
-      <w:r>
-        <w:t>ThreadPool</w:t>
-      </w:r>
-      <w:proofErr w:type="spellEnd"/>
-      <w:r>
-        <w:t xml:space="preserve">&amp;&amp; ) </w:t>
-      </w:r>
-      <w:proofErr w:type="spellStart"/>
-      <w:r>
-        <w:t>noexcept</w:t>
-      </w:r>
-      <w:proofErr w:type="spellEnd"/>
-      <w:r>
-        <w:t xml:space="preserve"> = delete;</w:t>
-      </w:r>
-    </w:p>
-    <w:p>
-      <w:pPr>
-        <w:widowControl/>
-        <w:shd w:val="clear" w:color="auto" w:fill="1F1F1F"/>
-        <w:wordWrap/>
-        <w:autoSpaceDE/>
-        <w:autoSpaceDN/>
-        <w:spacing w:after="0" w:line="285" w:lineRule="atLeast"/>
-        <w:jc w:val="left"/>
-      </w:pPr>
-    </w:p>
-    <w:p>
-      <w:pPr>
-        <w:widowControl/>
-        <w:shd w:val="clear" w:color="auto" w:fill="1F1F1F"/>
-        <w:wordWrap/>
-        <w:autoSpaceDE/>
-        <w:autoSpaceDN/>
-        <w:spacing w:after="0" w:line="285" w:lineRule="atLeast"/>
-        <w:jc w:val="left"/>
-      </w:pPr>
-      <w:r>
-        <w:tab/>
-        <w:t>~</w:t>
-      </w:r>
-      <w:proofErr w:type="spellStart"/>
-      <w:r>
-        <w:t>ThreadPool</w:t>
-      </w:r>
-      <w:proofErr w:type="spellEnd"/>
-      <w:r>
-        <w:t>( ) {</w:t>
-      </w:r>
-    </w:p>
-    <w:p>
-      <w:pPr>
-        <w:widowControl/>
-        <w:shd w:val="clear" w:color="auto" w:fill="1F1F1F"/>
-        <w:wordWrap/>
-        <w:autoSpaceDE/>
-        <w:autoSpaceDN/>
-        <w:spacing w:after="0" w:line="285" w:lineRule="atLeast"/>
-        <w:jc w:val="left"/>
-      </w:pPr>
-      <w:r>
-        <w:tab/>
-      </w:r>
-      <w:r>
-        <w:tab/>
-      </w:r>
-      <w:proofErr w:type="spellStart"/>
-      <w:r>
-        <w:t>stop_.store</w:t>
-      </w:r>
-      <w:proofErr w:type="spellEnd"/>
-      <w:r>
-        <w:t>( true );</w:t>
-      </w:r>
-    </w:p>
-    <w:p>
-      <w:pPr>
-        <w:widowControl/>
-        <w:shd w:val="clear" w:color="auto" w:fill="1F1F1F"/>
-        <w:wordWrap/>
-        <w:autoSpaceDE/>
-        <w:autoSpaceDN/>
-        <w:spacing w:after="0" w:line="285" w:lineRule="atLeast"/>
-        <w:jc w:val="left"/>
-      </w:pPr>
-    </w:p>
-    <w:p>
-      <w:pPr>
-        <w:widowControl/>
-        <w:shd w:val="clear" w:color="auto" w:fill="1F1F1F"/>
-        <w:wordWrap/>
-        <w:autoSpaceDE/>
-        <w:autoSpaceDN/>
-        <w:spacing w:after="0" w:line="285" w:lineRule="atLeast"/>
-        <w:jc w:val="left"/>
-      </w:pPr>
-      <w:r>
-        <w:tab/>
-      </w:r>
-      <w:r>
-        <w:tab/>
-        <w:t xml:space="preserve">for ( auto&amp; thread : </w:t>
-      </w:r>
-      <w:proofErr w:type="spellStart"/>
-      <w:r>
-        <w:t>workerThreads</w:t>
-      </w:r>
-      <w:proofErr w:type="spellEnd"/>
-      <w:r>
-        <w:t>_ ) {</w:t>
-      </w:r>
-    </w:p>
-    <w:p>
-      <w:pPr>
-        <w:widowControl/>
-        <w:shd w:val="clear" w:color="auto" w:fill="1F1F1F"/>
-        <w:wordWrap/>
-        <w:autoSpaceDE/>
-        <w:autoSpaceDN/>
-        <w:spacing w:after="0" w:line="285" w:lineRule="atLeast"/>
-        <w:jc w:val="left"/>
-      </w:pPr>
-      <w:r>
-        <w:tab/>
-      </w:r>
-      <w:r>
-        <w:tab/>
-      </w:r>
-      <w:r>
-        <w:tab/>
-      </w:r>
-      <w:proofErr w:type="spellStart"/>
-      <w:r>
-        <w:t>thread.join</w:t>
-      </w:r>
-      <w:proofErr w:type="spellEnd"/>
-      <w:r>
-        <w:t>( );</w:t>
-      </w:r>
-    </w:p>
-    <w:p>
-      <w:pPr>
-        <w:widowControl/>
-        <w:shd w:val="clear" w:color="auto" w:fill="1F1F1F"/>
-        <w:wordWrap/>
-        <w:autoSpaceDE/>
-        <w:autoSpaceDN/>
-        <w:spacing w:after="0" w:line="285" w:lineRule="atLeast"/>
-        <w:jc w:val="left"/>
-      </w:pPr>
-      <w:r>
-        <w:tab/>
-      </w:r>
       <w:r>
         <w:tab/>
         <w:t>}</w:t>
@@ -2271,1340 +3517,151 @@
         <w:jc w:val="left"/>
       </w:pPr>
       <w:r>
-        <w:tab/>
-        <w:t>}</w:t>
-      </w:r>
-    </w:p>
-    <w:p>
-      <w:pPr>
-        <w:widowControl/>
-        <w:wordWrap/>
-        <w:autoSpaceDE/>
-        <w:autoSpaceDN/>
-      </w:pPr>
-      <w:r>
-        <w:br w:type="page"/>
-      </w:r>
-    </w:p>
-    <w:p>
-      <w:pPr>
-        <w:widowControl/>
-        <w:shd w:val="clear" w:color="auto" w:fill="1F1F1F"/>
-        <w:wordWrap/>
-        <w:autoSpaceDE/>
-        <w:autoSpaceDN/>
-        <w:spacing w:after="0" w:line="285" w:lineRule="atLeast"/>
-        <w:jc w:val="left"/>
-      </w:pPr>
-      <w:r>
-        <w:lastRenderedPageBreak/>
-        <w:tab/>
-        <w:t xml:space="preserve">template&lt;class F, class... </w:t>
-      </w:r>
-      <w:proofErr w:type="spellStart"/>
-      <w:r>
-        <w:t>Args</w:t>
-      </w:r>
-      <w:proofErr w:type="spellEnd"/>
-      <w:r>
-        <w:t>&gt;</w:t>
-      </w:r>
-    </w:p>
-    <w:p>
-      <w:pPr>
-        <w:widowControl/>
-        <w:shd w:val="clear" w:color="auto" w:fill="1F1F1F"/>
-        <w:wordWrap/>
-        <w:autoSpaceDE/>
-        <w:autoSpaceDN/>
-        <w:spacing w:after="0" w:line="285" w:lineRule="atLeast"/>
-        <w:jc w:val="left"/>
-      </w:pPr>
-      <w:r>
-        <w:tab/>
-        <w:t>std::future&lt; std::</w:t>
-      </w:r>
-      <w:proofErr w:type="spellStart"/>
-      <w:r>
-        <w:t>invoke_result_t</w:t>
-      </w:r>
-      <w:proofErr w:type="spellEnd"/>
-      <w:r>
-        <w:t xml:space="preserve">&lt;F, </w:t>
-      </w:r>
-      <w:proofErr w:type="spellStart"/>
-      <w:r>
-        <w:t>Args</w:t>
-      </w:r>
-      <w:proofErr w:type="spellEnd"/>
-      <w:r>
-        <w:t xml:space="preserve">...&gt; &gt; </w:t>
-      </w:r>
-      <w:proofErr w:type="spellStart"/>
-      <w:r>
-        <w:t>enqueueJob</w:t>
-      </w:r>
-      <w:proofErr w:type="spellEnd"/>
-      <w:r>
-        <w:t xml:space="preserve">( F&amp;&amp; f, </w:t>
-      </w:r>
-      <w:proofErr w:type="spellStart"/>
-      <w:r>
-        <w:t>Args</w:t>
-      </w:r>
-      <w:proofErr w:type="spellEnd"/>
-      <w:r>
-        <w:t xml:space="preserve">&amp;&amp;... </w:t>
-      </w:r>
-      <w:proofErr w:type="spellStart"/>
-      <w:r>
-        <w:t>args</w:t>
-      </w:r>
-      <w:proofErr w:type="spellEnd"/>
-      <w:r>
-        <w:t xml:space="preserve"> ) {</w:t>
-      </w:r>
-    </w:p>
-    <w:p>
-      <w:pPr>
-        <w:widowControl/>
-        <w:shd w:val="clear" w:color="auto" w:fill="1F1F1F"/>
-        <w:wordWrap/>
-        <w:autoSpaceDE/>
-        <w:autoSpaceDN/>
-        <w:spacing w:after="0" w:line="285" w:lineRule="atLeast"/>
-        <w:jc w:val="left"/>
-      </w:pPr>
-      <w:r>
-        <w:tab/>
-      </w:r>
-      <w:r>
-        <w:tab/>
-        <w:t xml:space="preserve">if ( </w:t>
-      </w:r>
-      <w:proofErr w:type="spellStart"/>
-      <w:r>
-        <w:t>stop_.load</w:t>
-      </w:r>
-      <w:proofErr w:type="spellEnd"/>
-      <w:r>
-        <w:t>( ) ) {</w:t>
-      </w:r>
-    </w:p>
-    <w:p>
-      <w:pPr>
-        <w:widowControl/>
-        <w:shd w:val="clear" w:color="auto" w:fill="1F1F1F"/>
-        <w:wordWrap/>
-        <w:autoSpaceDE/>
-        <w:autoSpaceDN/>
-        <w:spacing w:after="0" w:line="285" w:lineRule="atLeast"/>
-        <w:jc w:val="left"/>
-      </w:pPr>
-      <w:r>
-        <w:tab/>
-      </w:r>
-      <w:r>
-        <w:tab/>
-      </w:r>
-      <w:r>
-        <w:tab/>
-        <w:t>throw std::</w:t>
-      </w:r>
-      <w:proofErr w:type="spellStart"/>
-      <w:r>
-        <w:t>runtime_error</w:t>
-      </w:r>
-      <w:proofErr w:type="spellEnd"/>
-      <w:r>
-        <w:t>( "</w:t>
-      </w:r>
-      <w:proofErr w:type="spellStart"/>
-      <w:r>
-        <w:t>ThreadPool</w:t>
-      </w:r>
-      <w:proofErr w:type="spellEnd"/>
-      <w:r>
-        <w:t xml:space="preserve"> is stopped" );</w:t>
-      </w:r>
-    </w:p>
-    <w:p>
-      <w:pPr>
-        <w:widowControl/>
-        <w:shd w:val="clear" w:color="auto" w:fill="1F1F1F"/>
-        <w:wordWrap/>
-        <w:autoSpaceDE/>
-        <w:autoSpaceDN/>
-        <w:spacing w:after="0" w:line="285" w:lineRule="atLeast"/>
-        <w:jc w:val="left"/>
-      </w:pPr>
-      <w:r>
-        <w:tab/>
-      </w:r>
-      <w:r>
-        <w:tab/>
-        <w:t>}</w:t>
-      </w:r>
-    </w:p>
-    <w:p>
-      <w:pPr>
-        <w:widowControl/>
-        <w:shd w:val="clear" w:color="auto" w:fill="1F1F1F"/>
-        <w:wordWrap/>
-        <w:autoSpaceDE/>
-        <w:autoSpaceDN/>
-        <w:spacing w:after="0" w:line="285" w:lineRule="atLeast"/>
-        <w:jc w:val="left"/>
-      </w:pPr>
-    </w:p>
-    <w:p>
-      <w:pPr>
-        <w:widowControl/>
-        <w:shd w:val="clear" w:color="auto" w:fill="1F1F1F"/>
-        <w:wordWrap/>
-        <w:autoSpaceDE/>
-        <w:autoSpaceDN/>
-        <w:spacing w:after="0" w:line="285" w:lineRule="atLeast"/>
-        <w:jc w:val="left"/>
-      </w:pPr>
-      <w:r>
-        <w:tab/>
-      </w:r>
-      <w:r>
-        <w:tab/>
-        <w:t xml:space="preserve">using </w:t>
-      </w:r>
-      <w:proofErr w:type="spellStart"/>
-      <w:r>
-        <w:t>returnType</w:t>
-      </w:r>
-      <w:proofErr w:type="spellEnd"/>
-      <w:r>
-        <w:t xml:space="preserve"> = std::</w:t>
-      </w:r>
-      <w:proofErr w:type="spellStart"/>
-      <w:r>
-        <w:t>invoke_result_t</w:t>
-      </w:r>
-      <w:proofErr w:type="spellEnd"/>
-      <w:r>
-        <w:t xml:space="preserve">&lt;F, </w:t>
-      </w:r>
-      <w:proofErr w:type="spellStart"/>
-      <w:r>
-        <w:t>Args</w:t>
-      </w:r>
-      <w:proofErr w:type="spellEnd"/>
-      <w:r>
-        <w:t>...&gt;;</w:t>
-      </w:r>
-    </w:p>
-    <w:p>
-      <w:pPr>
-        <w:widowControl/>
-        <w:shd w:val="clear" w:color="auto" w:fill="1F1F1F"/>
-        <w:wordWrap/>
-        <w:autoSpaceDE/>
-        <w:autoSpaceDN/>
-        <w:spacing w:after="0" w:line="285" w:lineRule="atLeast"/>
-        <w:jc w:val="left"/>
-      </w:pPr>
-      <w:r>
-        <w:tab/>
-      </w:r>
-      <w:r>
-        <w:tab/>
-        <w:t>auto job = std::</w:t>
-      </w:r>
-      <w:proofErr w:type="spellStart"/>
-      <w:r>
-        <w:t>make_shared</w:t>
-      </w:r>
-      <w:proofErr w:type="spellEnd"/>
-      <w:r>
-        <w:t>&lt; std::</w:t>
-      </w:r>
-      <w:proofErr w:type="spellStart"/>
-      <w:r>
-        <w:t>packaged_task</w:t>
-      </w:r>
-      <w:proofErr w:type="spellEnd"/>
-      <w:r>
-        <w:t>&lt;</w:t>
-      </w:r>
-      <w:proofErr w:type="spellStart"/>
-      <w:r>
-        <w:t>returnType</w:t>
-      </w:r>
-      <w:proofErr w:type="spellEnd"/>
-      <w:r>
-        <w:t xml:space="preserve">( )&gt; &gt;( </w:t>
-      </w:r>
-    </w:p>
-    <w:p>
-      <w:pPr>
-        <w:widowControl/>
-        <w:shd w:val="clear" w:color="auto" w:fill="1F1F1F"/>
-        <w:wordWrap/>
-        <w:autoSpaceDE/>
-        <w:autoSpaceDN/>
-        <w:spacing w:after="0" w:line="285" w:lineRule="atLeast"/>
-        <w:jc w:val="left"/>
-      </w:pPr>
-      <w:r>
-        <w:tab/>
-      </w:r>
-      <w:r>
-        <w:tab/>
-      </w:r>
-      <w:r>
-        <w:tab/>
-        <w:t>std::bind( std::forward&lt;F&gt;( f ), std::forward&lt;</w:t>
-      </w:r>
-      <w:proofErr w:type="spellStart"/>
-      <w:r>
-        <w:t>Args</w:t>
-      </w:r>
-      <w:proofErr w:type="spellEnd"/>
-      <w:r>
-        <w:t xml:space="preserve">&gt;( </w:t>
-      </w:r>
-      <w:proofErr w:type="spellStart"/>
-      <w:r>
-        <w:t>args</w:t>
-      </w:r>
-      <w:proofErr w:type="spellEnd"/>
-      <w:r>
-        <w:t xml:space="preserve"> )... ) );</w:t>
-      </w:r>
-    </w:p>
-    <w:p>
-      <w:pPr>
-        <w:widowControl/>
-        <w:shd w:val="clear" w:color="auto" w:fill="1F1F1F"/>
-        <w:wordWrap/>
-        <w:autoSpaceDE/>
-        <w:autoSpaceDN/>
-        <w:spacing w:after="0" w:line="285" w:lineRule="atLeast"/>
-        <w:jc w:val="left"/>
-      </w:pPr>
-    </w:p>
-    <w:p>
-      <w:pPr>
-        <w:widowControl/>
-        <w:shd w:val="clear" w:color="auto" w:fill="1F1F1F"/>
-        <w:wordWrap/>
-        <w:autoSpaceDE/>
-        <w:autoSpaceDN/>
-        <w:spacing w:after="0" w:line="285" w:lineRule="atLeast"/>
-        <w:jc w:val="left"/>
-      </w:pPr>
-      <w:r>
-        <w:tab/>
-      </w:r>
-      <w:r>
-        <w:tab/>
-        <w:t xml:space="preserve">auto </w:t>
-      </w:r>
-      <w:proofErr w:type="spellStart"/>
-      <w:r>
-        <w:t>jobResultFuture</w:t>
-      </w:r>
-      <w:proofErr w:type="spellEnd"/>
-      <w:r>
-        <w:t xml:space="preserve"> = job-&gt;</w:t>
-      </w:r>
-      <w:proofErr w:type="spellStart"/>
-      <w:r>
-        <w:t>get_future</w:t>
-      </w:r>
-      <w:proofErr w:type="spellEnd"/>
-      <w:r>
-        <w:t>( );</w:t>
-      </w:r>
-    </w:p>
-    <w:p>
-      <w:pPr>
-        <w:widowControl/>
-        <w:shd w:val="clear" w:color="auto" w:fill="1F1F1F"/>
-        <w:wordWrap/>
-        <w:autoSpaceDE/>
-        <w:autoSpaceDN/>
-        <w:spacing w:after="0" w:line="285" w:lineRule="atLeast"/>
-        <w:jc w:val="left"/>
-      </w:pPr>
-      <w:r>
-        <w:tab/>
-      </w:r>
-      <w:r>
-        <w:tab/>
-      </w:r>
-    </w:p>
-    <w:p>
-      <w:pPr>
-        <w:widowControl/>
-        <w:shd w:val="clear" w:color="auto" w:fill="1F1F1F"/>
-        <w:wordWrap/>
-        <w:autoSpaceDE/>
-        <w:autoSpaceDN/>
-        <w:spacing w:after="0" w:line="285" w:lineRule="atLeast"/>
-        <w:jc w:val="left"/>
-      </w:pPr>
-      <w:r>
-        <w:tab/>
-      </w:r>
-      <w:r>
-        <w:tab/>
-      </w:r>
-      <w:r>
-        <w:rPr>
-          <w:rFonts w:hint="eastAsia"/>
-        </w:rPr>
-        <w:t>{</w:t>
-      </w:r>
-    </w:p>
-    <w:p>
-      <w:pPr>
-        <w:widowControl/>
-        <w:shd w:val="clear" w:color="auto" w:fill="1F1F1F"/>
-        <w:wordWrap/>
-        <w:autoSpaceDE/>
-        <w:autoSpaceDN/>
-        <w:spacing w:after="0" w:line="285" w:lineRule="atLeast"/>
-        <w:jc w:val="left"/>
-      </w:pPr>
-      <w:r>
-        <w:tab/>
-      </w:r>
-      <w:r>
-        <w:tab/>
-      </w:r>
-      <w:r>
-        <w:tab/>
-      </w:r>
-      <w:r>
-        <w:rPr>
-          <w:rFonts w:hint="eastAsia"/>
-        </w:rPr>
-        <w:t>auto lock = std::</w:t>
-      </w:r>
-      <w:proofErr w:type="spellStart"/>
-      <w:r>
-        <w:rPr>
-          <w:rFonts w:hint="eastAsia"/>
-        </w:rPr>
-        <w:t>lock_guard</w:t>
-      </w:r>
-      <w:proofErr w:type="spellEnd"/>
-      <w:r>
-        <w:rPr>
-          <w:rFonts w:hint="eastAsia"/>
-        </w:rPr>
-        <w:t>&lt;std::mutex&gt;(</w:t>
-      </w:r>
-      <w:proofErr w:type="spellStart"/>
-      <w:r>
-        <w:rPr>
-          <w:rFonts w:hint="eastAsia"/>
-        </w:rPr>
-        <w:t>mtxJob</w:t>
-      </w:r>
-      <w:proofErr w:type="spellEnd"/>
-      <w:r>
-        <w:rPr>
-          <w:rFonts w:hint="eastAsia"/>
-        </w:rPr>
-        <w:t>_</w:t>
-      </w:r>
-      <w:r>
-        <w:rPr>
-          <w:rFonts w:hint="eastAsia"/>
-        </w:rPr>
-        <w:t>);</w:t>
-      </w:r>
-    </w:p>
-    <w:p>
-      <w:pPr>
-        <w:widowControl/>
-        <w:shd w:val="clear" w:color="auto" w:fill="1F1F1F"/>
-        <w:wordWrap/>
-        <w:autoSpaceDE/>
-        <w:autoSpaceDN/>
-        <w:spacing w:after="0" w:line="285" w:lineRule="atLeast"/>
-        <w:jc w:val="left"/>
-      </w:pPr>
-      <w:r>
-        <w:tab/>
-      </w:r>
-      <w:r>
-        <w:tab/>
-      </w:r>
-      <w:r>
-        <w:tab/>
-      </w:r>
-      <w:proofErr w:type="spellStart"/>
-      <w:r>
-        <w:rPr>
-          <w:rFonts w:hint="eastAsia"/>
-        </w:rPr>
-        <w:t>jobs_.push</w:t>
-      </w:r>
-      <w:proofErr w:type="spellEnd"/>
-      <w:r>
-        <w:rPr>
-          <w:rFonts w:hint="eastAsia"/>
-        </w:rPr>
-        <w:t>([job](){ (</w:t>
-      </w:r>
-      <w:r>
-        <w:rPr>
-          <w:rFonts w:hint="eastAsia"/>
-        </w:rPr>
-        <w:t>*</w:t>
-      </w:r>
-      <w:r>
-        <w:rPr>
-          <w:rFonts w:hint="eastAsia"/>
-        </w:rPr>
-        <w:t>job)(); });</w:t>
-      </w:r>
-    </w:p>
-    <w:p>
-      <w:pPr>
-        <w:widowControl/>
-        <w:shd w:val="clear" w:color="auto" w:fill="1F1F1F"/>
-        <w:wordWrap/>
-        <w:autoSpaceDE/>
-        <w:autoSpaceDN/>
-        <w:spacing w:after="0" w:line="285" w:lineRule="atLeast"/>
-        <w:jc w:val="left"/>
-      </w:pPr>
-      <w:r>
-        <w:tab/>
-      </w:r>
-      <w:r>
-        <w:tab/>
-      </w:r>
-      <w:r>
-        <w:rPr>
-          <w:rFonts w:hint="eastAsia"/>
-        </w:rPr>
-        <w:t>}</w:t>
-      </w:r>
-    </w:p>
-    <w:p>
-      <w:pPr>
-        <w:widowControl/>
-        <w:shd w:val="clear" w:color="auto" w:fill="1F1F1F"/>
-        <w:wordWrap/>
-        <w:autoSpaceDE/>
-        <w:autoSpaceDN/>
-        <w:spacing w:after="0" w:line="285" w:lineRule="atLeast"/>
-        <w:jc w:val="left"/>
-      </w:pPr>
-      <w:r>
-        <w:tab/>
-      </w:r>
-      <w:r>
-        <w:tab/>
-      </w:r>
-      <w:proofErr w:type="spellStart"/>
-      <w:r>
-        <w:rPr>
-          <w:rFonts w:hint="eastAsia"/>
-        </w:rPr>
-        <w:t>cvJob</w:t>
-      </w:r>
-      <w:proofErr w:type="spellEnd"/>
-      <w:r>
-        <w:rPr>
-          <w:rFonts w:hint="eastAsia"/>
-        </w:rPr>
-        <w:t>_.</w:t>
-      </w:r>
-      <w:proofErr w:type="spellStart"/>
-      <w:r>
-        <w:rPr>
-          <w:rFonts w:hint="eastAsia"/>
-        </w:rPr>
-        <w:t>notify_one</w:t>
-      </w:r>
-      <w:proofErr w:type="spellEnd"/>
-      <w:r>
-        <w:rPr>
-          <w:rFonts w:hint="eastAsia"/>
-        </w:rPr>
-        <w:t>();</w:t>
-      </w:r>
-    </w:p>
-    <w:p>
-      <w:pPr>
-        <w:widowControl/>
-        <w:shd w:val="clear" w:color="auto" w:fill="1F1F1F"/>
-        <w:wordWrap/>
-        <w:autoSpaceDE/>
-        <w:autoSpaceDN/>
-        <w:spacing w:after="0" w:line="285" w:lineRule="atLeast"/>
-        <w:jc w:val="left"/>
-      </w:pPr>
-    </w:p>
-    <w:p>
-      <w:pPr>
-        <w:widowControl/>
-        <w:shd w:val="clear" w:color="auto" w:fill="1F1F1F"/>
-        <w:wordWrap/>
-        <w:autoSpaceDE/>
-        <w:autoSpaceDN/>
-        <w:spacing w:after="0" w:line="285" w:lineRule="atLeast"/>
-        <w:jc w:val="left"/>
-      </w:pPr>
-      <w:r>
-        <w:tab/>
-      </w:r>
-      <w:r>
-        <w:tab/>
-        <w:t xml:space="preserve">return </w:t>
-      </w:r>
-      <w:proofErr w:type="spellStart"/>
-      <w:r>
-        <w:t>jobResultFuture</w:t>
-      </w:r>
-      <w:proofErr w:type="spellEnd"/>
-      <w:r>
-        <w:t>;</w:t>
-      </w:r>
-    </w:p>
-    <w:p>
-      <w:pPr>
-        <w:widowControl/>
-        <w:shd w:val="clear" w:color="auto" w:fill="1F1F1F"/>
-        <w:wordWrap/>
-        <w:autoSpaceDE/>
-        <w:autoSpaceDN/>
-        <w:spacing w:after="0" w:line="285" w:lineRule="atLeast"/>
-        <w:jc w:val="left"/>
-      </w:pPr>
-      <w:r>
-        <w:tab/>
-        <w:t>}</w:t>
-      </w:r>
-    </w:p>
-    <w:p>
-      <w:pPr>
-        <w:widowControl/>
-        <w:shd w:val="clear" w:color="auto" w:fill="1F1F1F"/>
-        <w:wordWrap/>
-        <w:autoSpaceDE/>
-        <w:autoSpaceDN/>
-        <w:spacing w:after="0" w:line="285" w:lineRule="atLeast"/>
-        <w:jc w:val="left"/>
-      </w:pPr>
-    </w:p>
-    <w:p>
-      <w:pPr>
-        <w:widowControl/>
-        <w:shd w:val="clear" w:color="auto" w:fill="1F1F1F"/>
-        <w:wordWrap/>
-        <w:autoSpaceDE/>
-        <w:autoSpaceDN/>
-        <w:spacing w:after="0" w:line="285" w:lineRule="atLeast"/>
-        <w:jc w:val="left"/>
-      </w:pPr>
-      <w:r>
-        <w:t>private:</w:t>
-      </w:r>
-    </w:p>
-    <w:p>
-      <w:pPr>
-        <w:widowControl/>
-        <w:shd w:val="clear" w:color="auto" w:fill="1F1F1F"/>
-        <w:wordWrap/>
-        <w:autoSpaceDE/>
-        <w:autoSpaceDN/>
-        <w:spacing w:after="0" w:line="285" w:lineRule="atLeast"/>
-        <w:jc w:val="left"/>
-      </w:pPr>
-      <w:r>
-        <w:tab/>
-        <w:t xml:space="preserve">uint8 </w:t>
-      </w:r>
-      <w:proofErr w:type="spellStart"/>
-      <w:r>
-        <w:t>numThread</w:t>
-      </w:r>
-      <w:proofErr w:type="spellEnd"/>
-      <w:r>
-        <w:t>_;</w:t>
-      </w:r>
-    </w:p>
-    <w:p>
-      <w:pPr>
-        <w:widowControl/>
-        <w:shd w:val="clear" w:color="auto" w:fill="1F1F1F"/>
-        <w:wordWrap/>
-        <w:autoSpaceDE/>
-        <w:autoSpaceDN/>
-        <w:spacing w:after="0" w:line="285" w:lineRule="atLeast"/>
-        <w:jc w:val="left"/>
-      </w:pPr>
-      <w:r>
-        <w:tab/>
-        <w:t xml:space="preserve">std::vector&lt;std::thread&gt; </w:t>
-      </w:r>
-      <w:proofErr w:type="spellStart"/>
-      <w:r>
-        <w:t>workerThreads</w:t>
-      </w:r>
-      <w:proofErr w:type="spellEnd"/>
-      <w:r>
-        <w:t>_;</w:t>
-      </w:r>
-    </w:p>
-    <w:p>
-      <w:pPr>
-        <w:widowControl/>
-        <w:shd w:val="clear" w:color="auto" w:fill="1F1F1F"/>
-        <w:wordWrap/>
-        <w:autoSpaceDE/>
-        <w:autoSpaceDN/>
-        <w:spacing w:after="0" w:line="285" w:lineRule="atLeast"/>
-        <w:ind w:firstLine="800"/>
-        <w:jc w:val="left"/>
-      </w:pPr>
-      <w:r>
-        <w:rPr>
-          <w:rFonts w:hint="eastAsia"/>
-        </w:rPr>
-        <w:t>std::q</w:t>
-      </w:r>
-      <w:r>
-        <w:t>ueue&lt; std::function&lt;void( )&gt; &gt; jobs_;</w:t>
-      </w:r>
-    </w:p>
-    <w:p>
-      <w:pPr>
-        <w:widowControl/>
-        <w:shd w:val="clear" w:color="auto" w:fill="1F1F1F"/>
-        <w:wordWrap/>
-        <w:autoSpaceDE/>
-        <w:autoSpaceDN/>
-        <w:spacing w:after="0" w:line="285" w:lineRule="atLeast"/>
-        <w:jc w:val="left"/>
-      </w:pPr>
-      <w:r>
-        <w:tab/>
+        <w:t>};</w:t>
+      </w:r>
+    </w:p>
+    <w:p>
+      <w:pPr>
+        <w:spacing w:after="0"/>
+      </w:pPr>
+      <w:r>
+        <w:rPr>
+          <w:rFonts w:hint="eastAsia"/>
+        </w:rPr>
+        <w:t xml:space="preserve">가장 </w:t>
+      </w:r>
+      <w:r>
+        <w:rPr>
+          <w:rFonts w:hint="eastAsia"/>
+        </w:rPr>
+        <w:t>중요하게 볼 부분은 enqueueJob 함수이다.</w:t>
+      </w:r>
+      <w:r>
+        <w:br/>
+      </w:r>
+    </w:p>
+    <w:p>
+      <w:pPr>
+        <w:spacing w:after="0"/>
+      </w:pPr>
+      <w:r>
+        <w:rPr>
+          <w:rFonts w:hint="eastAsia"/>
+        </w:rPr>
+        <w:t xml:space="preserve">쓰레드는 자신이 실행해야 하는 </w:t>
+      </w:r>
+      <w:r>
+        <w:rPr>
+          <w:rFonts w:hint="eastAsia"/>
+        </w:rPr>
+        <w:t xml:space="preserve">임의의 </w:t>
+      </w:r>
+      <w:r>
+        <w:rPr>
+          <w:rFonts w:hint="eastAsia"/>
+        </w:rPr>
+        <w:t>함수 프로토타입을</w:t>
+      </w:r>
+      <w:r>
+        <w:rPr>
+          <w:rFonts w:hint="eastAsia"/>
+        </w:rPr>
+        <w:t xml:space="preserve"> 런타임에</w:t>
+      </w:r>
+      <w:r>
+        <w:rPr>
+          <w:rFonts w:hint="eastAsia"/>
+        </w:rPr>
+        <w:t xml:space="preserve"> 알 수 없으므로 template으로</w:t>
+      </w:r>
+      <w:r>
+        <w:br/>
+      </w:r>
+      <w:r>
+        <w:rPr>
+          <w:rFonts w:hint="eastAsia"/>
+        </w:rPr>
+        <w:t>함수와 인자들을 받는다.</w:t>
+      </w:r>
+    </w:p>
+    <w:p>
+      <w:pPr>
+        <w:spacing w:after="0"/>
+      </w:pPr>
+    </w:p>
+    <w:p>
+      <w:pPr>
+        <w:spacing w:after="0"/>
+      </w:pPr>
+      <w:r>
+        <w:rPr>
+          <w:rFonts w:hint="eastAsia"/>
+        </w:rPr>
+        <w:t xml:space="preserve">다음으로는 </w:t>
+      </w:r>
+      <w:proofErr w:type="gramStart"/>
+      <w:r>
+        <w:rPr>
+          <w:rFonts w:hint="eastAsia"/>
+        </w:rPr>
         <w:t>std::</w:t>
       </w:r>
-      <w:proofErr w:type="spellStart"/>
-      <w:r>
-        <w:t>atomic_bool</w:t>
-      </w:r>
-      <w:proofErr w:type="spellEnd"/>
-      <w:r>
-        <w:t xml:space="preserve"> stop_;</w:t>
-      </w:r>
-    </w:p>
-    <w:p>
-      <w:pPr>
-        <w:widowControl/>
-        <w:shd w:val="clear" w:color="auto" w:fill="1F1F1F"/>
-        <w:wordWrap/>
-        <w:autoSpaceDE/>
-        <w:autoSpaceDN/>
-        <w:spacing w:after="0" w:line="285" w:lineRule="atLeast"/>
-        <w:jc w:val="left"/>
-      </w:pPr>
-      <w:r>
-        <w:tab/>
-      </w:r>
+      <w:proofErr w:type="gramEnd"/>
+      <w:r>
+        <w:rPr>
+          <w:rFonts w:hint="eastAsia"/>
+        </w:rPr>
+        <w:t>invoke_result_t로 함수의 반환 타입을 알아</w:t>
+      </w:r>
+      <w:r>
+        <w:rPr>
+          <w:rFonts w:hint="eastAsia"/>
+        </w:rPr>
+        <w:t>오는 부분과</w:t>
+      </w:r>
+      <w:r>
+        <w:br/>
+      </w:r>
+      <w:r>
+        <w:rPr>
+          <w:rFonts w:hint="eastAsia"/>
+        </w:rPr>
+        <w:t>넘겨받은 인자의 불필요한 복사를 막기위해 perfect forwarding 패턴을 사용한 부분,</w:t>
+      </w:r>
+      <w:r>
+        <w:br/>
+      </w:r>
+      <w:r>
+        <w:rPr>
+          <w:rFonts w:hint="eastAsia"/>
+        </w:rPr>
+        <w:t xml:space="preserve">지역 변수인 job이 소멸하여 예외를 내뱉는 것을 방지하기 위해 </w:t>
+      </w:r>
+      <w:r>
+        <w:br/>
+      </w:r>
+      <w:proofErr w:type="gramStart"/>
       <w:r>
         <w:rPr>
           <w:rFonts w:hint="eastAsia"/>
         </w:rPr>
         <w:t>std::</w:t>
       </w:r>
-      <w:proofErr w:type="spellStart"/>
-      <w:r>
-        <w:rPr>
-          <w:rFonts w:hint="eastAsia"/>
-        </w:rPr>
-        <w:t>condition_variable</w:t>
-      </w:r>
-      <w:proofErr w:type="spellEnd"/>
-      <w:r>
-        <w:rPr>
-          <w:rFonts w:hint="eastAsia"/>
-        </w:rPr>
-        <w:t xml:space="preserve"> </w:t>
-      </w:r>
-      <w:proofErr w:type="spellStart"/>
-      <w:r>
-        <w:rPr>
-          <w:rFonts w:hint="eastAsia"/>
-        </w:rPr>
-        <w:t>cvJobs</w:t>
-      </w:r>
-      <w:proofErr w:type="spellEnd"/>
-      <w:r>
-        <w:rPr>
-          <w:rFonts w:hint="eastAsia"/>
-        </w:rPr>
-        <w:t>_;</w:t>
-      </w:r>
-    </w:p>
-    <w:p>
-      <w:pPr>
-        <w:widowControl/>
-        <w:shd w:val="clear" w:color="auto" w:fill="1F1F1F"/>
-        <w:wordWrap/>
-        <w:autoSpaceDE/>
-        <w:autoSpaceDN/>
-        <w:spacing w:after="0" w:line="285" w:lineRule="atLeast"/>
-        <w:jc w:val="left"/>
-      </w:pPr>
-      <w:r>
-        <w:tab/>
-      </w:r>
-      <w:r>
-        <w:rPr>
-          <w:rFonts w:hint="eastAsia"/>
-        </w:rPr>
-        <w:t xml:space="preserve">std::mutex </w:t>
-      </w:r>
-      <w:proofErr w:type="spellStart"/>
-      <w:r>
-        <w:rPr>
-          <w:rFonts w:hint="eastAsia"/>
-        </w:rPr>
-        <w:t>mtxJob</w:t>
-      </w:r>
-      <w:proofErr w:type="spellEnd"/>
-      <w:r>
-        <w:rPr>
-          <w:rFonts w:hint="eastAsia"/>
-        </w:rPr>
-        <w:t>_;</w:t>
-      </w:r>
-    </w:p>
-    <w:p>
-      <w:pPr>
-        <w:widowControl/>
-        <w:wordWrap/>
-        <w:autoSpaceDE/>
-        <w:autoSpaceDN/>
-      </w:pPr>
-      <w:r>
-        <w:br w:type="page"/>
-      </w:r>
-    </w:p>
-    <w:p>
-      <w:pPr>
-        <w:widowControl/>
-        <w:shd w:val="clear" w:color="auto" w:fill="1F1F1F"/>
-        <w:wordWrap/>
-        <w:autoSpaceDE/>
-        <w:autoSpaceDN/>
-        <w:spacing w:after="0" w:line="285" w:lineRule="atLeast"/>
-        <w:jc w:val="left"/>
-      </w:pPr>
-    </w:p>
-    <w:p>
-      <w:pPr>
-        <w:widowControl/>
-        <w:shd w:val="clear" w:color="auto" w:fill="1F1F1F"/>
-        <w:wordWrap/>
-        <w:autoSpaceDE/>
-        <w:autoSpaceDN/>
-        <w:spacing w:after="0" w:line="285" w:lineRule="atLeast"/>
-        <w:jc w:val="left"/>
-      </w:pPr>
-      <w:r>
-        <w:tab/>
-        <w:t xml:space="preserve">void </w:t>
-      </w:r>
-      <w:proofErr w:type="spellStart"/>
-      <w:r>
-        <w:t>workerThread</w:t>
-      </w:r>
-      <w:proofErr w:type="spellEnd"/>
-      <w:r>
-        <w:t>( ) {</w:t>
-      </w:r>
-    </w:p>
-    <w:p>
-      <w:pPr>
-        <w:widowControl/>
-        <w:shd w:val="clear" w:color="auto" w:fill="1F1F1F"/>
-        <w:wordWrap/>
-        <w:autoSpaceDE/>
-        <w:autoSpaceDN/>
-        <w:spacing w:after="0" w:line="285" w:lineRule="atLeast"/>
-        <w:jc w:val="left"/>
-      </w:pPr>
-      <w:r>
-        <w:tab/>
-      </w:r>
-      <w:r>
-        <w:tab/>
-        <w:t xml:space="preserve">while ( </w:t>
-      </w:r>
-      <w:r>
-        <w:rPr>
-          <w:rFonts w:hint="eastAsia"/>
-        </w:rPr>
-        <w:t>true</w:t>
-      </w:r>
-      <w:r>
-        <w:t xml:space="preserve"> ) {</w:t>
-      </w:r>
-    </w:p>
-    <w:p>
-      <w:pPr>
-        <w:widowControl/>
-        <w:shd w:val="clear" w:color="auto" w:fill="1F1F1F"/>
-        <w:wordWrap/>
-        <w:autoSpaceDE/>
-        <w:autoSpaceDN/>
-        <w:spacing w:after="0" w:line="285" w:lineRule="atLeast"/>
-        <w:jc w:val="left"/>
-      </w:pPr>
-      <w:r>
-        <w:tab/>
-      </w:r>
-      <w:r>
-        <w:tab/>
-      </w:r>
-      <w:r>
-        <w:tab/>
-      </w:r>
-      <w:r>
-        <w:rPr>
-          <w:rFonts w:hint="eastAsia"/>
-        </w:rPr>
-        <w:t>auto lock = std::</w:t>
-      </w:r>
-      <w:proofErr w:type="spellStart"/>
-      <w:r>
-        <w:rPr>
-          <w:rFonts w:hint="eastAsia"/>
-        </w:rPr>
-        <w:t>unique_lock</w:t>
-      </w:r>
-      <w:proofErr w:type="spellEnd"/>
-      <w:r>
-        <w:rPr>
-          <w:rFonts w:hint="eastAsia"/>
-        </w:rPr>
-        <w:t>&lt;std::mutex&gt;(</w:t>
-      </w:r>
-      <w:proofErr w:type="spellStart"/>
-      <w:r>
-        <w:rPr>
-          <w:rFonts w:hint="eastAsia"/>
-        </w:rPr>
-        <w:t>mtxJob</w:t>
-      </w:r>
-      <w:proofErr w:type="spellEnd"/>
-      <w:r>
-        <w:rPr>
-          <w:rFonts w:hint="eastAsia"/>
-        </w:rPr>
-        <w:t>_);</w:t>
-      </w:r>
-    </w:p>
-    <w:p>
-      <w:pPr>
-        <w:widowControl/>
-        <w:shd w:val="clear" w:color="auto" w:fill="1F1F1F"/>
-        <w:wordWrap/>
-        <w:autoSpaceDE/>
-        <w:autoSpaceDN/>
-        <w:spacing w:after="0" w:line="285" w:lineRule="atLeast"/>
-        <w:jc w:val="left"/>
-      </w:pPr>
-      <w:r>
-        <w:tab/>
-      </w:r>
-      <w:r>
-        <w:tab/>
-      </w:r>
-      <w:r>
-        <w:tab/>
-      </w:r>
-      <w:proofErr w:type="spellStart"/>
-      <w:r>
-        <w:rPr>
-          <w:rFonts w:hint="eastAsia"/>
-        </w:rPr>
-        <w:t>cvJob</w:t>
-      </w:r>
-      <w:proofErr w:type="spellEnd"/>
-      <w:r>
-        <w:rPr>
-          <w:rFonts w:hint="eastAsia"/>
-        </w:rPr>
-        <w:t>_.wait(lock, [</w:t>
-      </w:r>
-      <w:r>
-        <w:rPr>
-          <w:rFonts w:hint="eastAsia"/>
-        </w:rPr>
-        <w:t>this</w:t>
-      </w:r>
-      <w:r>
-        <w:rPr>
-          <w:rFonts w:hint="eastAsia"/>
-        </w:rPr>
-        <w:t>](){</w:t>
-      </w:r>
-      <w:r>
-        <w:rPr>
-          <w:rFonts w:hint="eastAsia"/>
-        </w:rPr>
-        <w:t xml:space="preserve"> </w:t>
-      </w:r>
-      <w:r>
-        <w:rPr>
-          <w:rFonts w:hint="eastAsia"/>
-        </w:rPr>
-        <w:t>return !</w:t>
-      </w:r>
-      <w:proofErr w:type="spellStart"/>
-      <w:r>
-        <w:rPr>
-          <w:rFonts w:hint="eastAsia"/>
-        </w:rPr>
-        <w:t>jobs_.empty</w:t>
-      </w:r>
-      <w:proofErr w:type="spellEnd"/>
-      <w:r>
-        <w:rPr>
-          <w:rFonts w:hint="eastAsia"/>
-        </w:rPr>
-        <w:t>() || stop_;</w:t>
-      </w:r>
-      <w:r>
-        <w:rPr>
-          <w:rFonts w:hint="eastAsia"/>
-        </w:rPr>
-        <w:t xml:space="preserve"> </w:t>
-      </w:r>
-      <w:r>
-        <w:rPr>
-          <w:rFonts w:hint="eastAsia"/>
-        </w:rPr>
-        <w:t>});</w:t>
-      </w:r>
-    </w:p>
-    <w:p>
-      <w:pPr>
-        <w:widowControl/>
-        <w:shd w:val="clear" w:color="auto" w:fill="1F1F1F"/>
-        <w:wordWrap/>
-        <w:autoSpaceDE/>
-        <w:autoSpaceDN/>
-        <w:spacing w:after="0" w:line="285" w:lineRule="atLeast"/>
-        <w:jc w:val="left"/>
-      </w:pPr>
-      <w:r>
-        <w:tab/>
-      </w:r>
-      <w:r>
-        <w:tab/>
-      </w:r>
-      <w:r>
-        <w:tab/>
-      </w:r>
-      <w:r>
-        <w:rPr>
-          <w:rFonts w:hint="eastAsia"/>
-        </w:rPr>
-        <w:t xml:space="preserve">if( stop_ &amp;&amp; </w:t>
-      </w:r>
-      <w:proofErr w:type="spellStart"/>
-      <w:r>
-        <w:rPr>
-          <w:rFonts w:hint="eastAsia"/>
-        </w:rPr>
-        <w:t>jobs_empty</w:t>
-      </w:r>
-      <w:proofErr w:type="spellEnd"/>
-      <w:r>
-        <w:rPr>
-          <w:rFonts w:hint="eastAsia"/>
-        </w:rPr>
-        <w:t>() ){</w:t>
-      </w:r>
-    </w:p>
-    <w:p>
-      <w:pPr>
-        <w:widowControl/>
-        <w:shd w:val="clear" w:color="auto" w:fill="1F1F1F"/>
-        <w:wordWrap/>
-        <w:autoSpaceDE/>
-        <w:autoSpaceDN/>
-        <w:spacing w:after="0" w:line="285" w:lineRule="atLeast"/>
-        <w:jc w:val="left"/>
-      </w:pPr>
-      <w:r>
-        <w:tab/>
-      </w:r>
-      <w:r>
-        <w:tab/>
-      </w:r>
-      <w:r>
-        <w:tab/>
-      </w:r>
-      <w:r>
-        <w:tab/>
-      </w:r>
-      <w:r>
-        <w:rPr>
-          <w:rFonts w:hint="eastAsia"/>
-        </w:rPr>
-        <w:t>return;</w:t>
-      </w:r>
-    </w:p>
-    <w:p>
-      <w:pPr>
-        <w:widowControl/>
-        <w:shd w:val="clear" w:color="auto" w:fill="1F1F1F"/>
-        <w:wordWrap/>
-        <w:autoSpaceDE/>
-        <w:autoSpaceDN/>
-        <w:spacing w:after="0" w:line="285" w:lineRule="atLeast"/>
-        <w:jc w:val="left"/>
-      </w:pPr>
-      <w:r>
-        <w:tab/>
-      </w:r>
-      <w:r>
-        <w:tab/>
-      </w:r>
-      <w:r>
-        <w:tab/>
-      </w:r>
-      <w:r>
-        <w:rPr>
-          <w:rFonts w:hint="eastAsia"/>
-        </w:rPr>
-        <w:t>}</w:t>
-      </w:r>
-    </w:p>
-    <w:p>
-      <w:pPr>
-        <w:widowControl/>
-        <w:shd w:val="clear" w:color="auto" w:fill="1F1F1F"/>
-        <w:wordWrap/>
-        <w:autoSpaceDE/>
-        <w:autoSpaceDN/>
-        <w:spacing w:after="0" w:line="285" w:lineRule="atLeast"/>
-        <w:jc w:val="left"/>
-      </w:pPr>
-      <w:r>
-        <w:tab/>
-      </w:r>
-      <w:r>
-        <w:tab/>
-      </w:r>
-      <w:r>
-        <w:tab/>
-      </w:r>
-    </w:p>
-    <w:p>
-      <w:pPr>
-        <w:widowControl/>
-        <w:shd w:val="clear" w:color="auto" w:fill="1F1F1F"/>
-        <w:wordWrap/>
-        <w:autoSpaceDE/>
-        <w:autoSpaceDN/>
-        <w:spacing w:after="0" w:line="285" w:lineRule="atLeast"/>
-        <w:jc w:val="left"/>
-      </w:pPr>
-      <w:r>
-        <w:tab/>
-      </w:r>
-      <w:r>
-        <w:tab/>
-      </w:r>
-      <w:r>
-        <w:tab/>
-      </w:r>
-      <w:r>
-        <w:rPr>
-          <w:rFonts w:hint="eastAsia"/>
-        </w:rPr>
-        <w:t>auto job = std::move(</w:t>
-      </w:r>
-      <w:proofErr w:type="spellStart"/>
-      <w:r>
-        <w:rPr>
-          <w:rFonts w:hint="eastAsia"/>
-        </w:rPr>
-        <w:t>jobs_.front</w:t>
-      </w:r>
-      <w:proofErr w:type="spellEnd"/>
-      <w:r>
-        <w:rPr>
-          <w:rFonts w:hint="eastAsia"/>
-        </w:rPr>
-        <w:t>());</w:t>
-      </w:r>
-    </w:p>
-    <w:p>
-      <w:pPr>
-        <w:widowControl/>
-        <w:shd w:val="clear" w:color="auto" w:fill="1F1F1F"/>
-        <w:wordWrap/>
-        <w:autoSpaceDE/>
-        <w:autoSpaceDN/>
-        <w:spacing w:after="0" w:line="285" w:lineRule="atLeast"/>
-        <w:jc w:val="left"/>
-      </w:pPr>
-      <w:r>
-        <w:tab/>
-      </w:r>
-      <w:r>
-        <w:tab/>
-      </w:r>
-      <w:r>
-        <w:tab/>
-      </w:r>
-      <w:proofErr w:type="spellStart"/>
-      <w:r>
-        <w:rPr>
-          <w:rFonts w:hint="eastAsia"/>
-        </w:rPr>
-        <w:t>jobs_.pop</w:t>
-      </w:r>
-      <w:proofErr w:type="spellEnd"/>
-      <w:r>
-        <w:rPr>
-          <w:rFonts w:hint="eastAsia"/>
-        </w:rPr>
-        <w:t>();</w:t>
-      </w:r>
-    </w:p>
-    <w:p>
-      <w:pPr>
-        <w:widowControl/>
-        <w:shd w:val="clear" w:color="auto" w:fill="1F1F1F"/>
-        <w:wordWrap/>
-        <w:autoSpaceDE/>
-        <w:autoSpaceDN/>
-        <w:spacing w:after="0" w:line="285" w:lineRule="atLeast"/>
-        <w:jc w:val="left"/>
-      </w:pPr>
-      <w:r>
-        <w:tab/>
-      </w:r>
-      <w:r>
-        <w:tab/>
-      </w:r>
-      <w:r>
-        <w:tab/>
-      </w:r>
-      <w:proofErr w:type="spellStart"/>
-      <w:r>
-        <w:rPr>
-          <w:rFonts w:hint="eastAsia"/>
-        </w:rPr>
-        <w:t>lock.unlock</w:t>
-      </w:r>
-      <w:proofErr w:type="spellEnd"/>
-      <w:r>
-        <w:rPr>
-          <w:rFonts w:hint="eastAsia"/>
-        </w:rPr>
-        <w:t>();</w:t>
-      </w:r>
-    </w:p>
-    <w:p>
-      <w:pPr>
-        <w:widowControl/>
-        <w:shd w:val="clear" w:color="auto" w:fill="1F1F1F"/>
-        <w:wordWrap/>
-        <w:autoSpaceDE/>
-        <w:autoSpaceDN/>
-        <w:spacing w:after="0" w:line="285" w:lineRule="atLeast"/>
-        <w:jc w:val="left"/>
-      </w:pPr>
-      <w:r>
-        <w:tab/>
-      </w:r>
-      <w:r>
-        <w:tab/>
-      </w:r>
-      <w:r>
-        <w:tab/>
-      </w:r>
-    </w:p>
-    <w:p>
-      <w:pPr>
-        <w:widowControl/>
-        <w:shd w:val="clear" w:color="auto" w:fill="1F1F1F"/>
-        <w:wordWrap/>
-        <w:autoSpaceDE/>
-        <w:autoSpaceDN/>
-        <w:spacing w:after="0" w:line="285" w:lineRule="atLeast"/>
-        <w:jc w:val="left"/>
-      </w:pPr>
-      <w:r>
-        <w:tab/>
-      </w:r>
-      <w:r>
-        <w:tab/>
-      </w:r>
-      <w:r>
-        <w:tab/>
-        <w:t>job( );</w:t>
-      </w:r>
-    </w:p>
-    <w:p>
-      <w:pPr>
-        <w:widowControl/>
-        <w:shd w:val="clear" w:color="auto" w:fill="1F1F1F"/>
-        <w:wordWrap/>
-        <w:autoSpaceDE/>
-        <w:autoSpaceDN/>
-        <w:spacing w:after="0" w:line="285" w:lineRule="atLeast"/>
-        <w:jc w:val="left"/>
-      </w:pPr>
-      <w:r>
-        <w:tab/>
-      </w:r>
-      <w:r>
-        <w:tab/>
-        <w:t>}</w:t>
-      </w:r>
-    </w:p>
-    <w:p>
-      <w:pPr>
-        <w:widowControl/>
-        <w:shd w:val="clear" w:color="auto" w:fill="1F1F1F"/>
-        <w:wordWrap/>
-        <w:autoSpaceDE/>
-        <w:autoSpaceDN/>
-        <w:spacing w:after="0" w:line="285" w:lineRule="atLeast"/>
-        <w:jc w:val="left"/>
-      </w:pPr>
-      <w:r>
-        <w:tab/>
-        <w:t>}</w:t>
-      </w:r>
-    </w:p>
-    <w:p>
-      <w:pPr>
-        <w:widowControl/>
-        <w:shd w:val="clear" w:color="auto" w:fill="1F1F1F"/>
-        <w:wordWrap/>
-        <w:autoSpaceDE/>
-        <w:autoSpaceDN/>
-        <w:spacing w:after="0" w:line="285" w:lineRule="atLeast"/>
-        <w:jc w:val="left"/>
-      </w:pPr>
-      <w:r>
-        <w:t>};</w:t>
+      <w:proofErr w:type="gramEnd"/>
+      <w:r>
+        <w:rPr>
+          <w:rFonts w:hint="eastAsia"/>
+        </w:rPr>
+        <w:t>shared_ptr을 사용</w:t>
+      </w:r>
+      <w:r>
+        <w:rPr>
+          <w:rFonts w:hint="eastAsia"/>
+        </w:rPr>
+        <w:t>하는 부분을 눈여겨볼 수 있다.</w:t>
+      </w:r>
+      <w:r>
+        <w:br/>
       </w:r>
     </w:p>
     <w:p>
@@ -3612,182 +3669,31 @@
         <w:spacing w:after="0"/>
       </w:pPr>
       <w:r>
-        <w:rPr>
-          <w:rFonts w:hint="eastAsia"/>
-        </w:rPr>
-        <w:t xml:space="preserve">가장 </w:t>
-      </w:r>
-      <w:r>
-        <w:rPr>
-          <w:rFonts w:hint="eastAsia"/>
-        </w:rPr>
-        <w:t xml:space="preserve">중요하게 볼 부분은 </w:t>
-      </w:r>
-      <w:proofErr w:type="spellStart"/>
-      <w:r>
-        <w:rPr>
-          <w:rFonts w:hint="eastAsia"/>
-        </w:rPr>
-        <w:t>enqueueJob</w:t>
-      </w:r>
-      <w:proofErr w:type="spellEnd"/>
-      <w:r>
-        <w:rPr>
-          <w:rFonts w:hint="eastAsia"/>
-        </w:rPr>
-        <w:t xml:space="preserve"> 함수이다.</w:t>
-      </w:r>
-      <w:r>
-        <w:br/>
-      </w:r>
-    </w:p>
-    <w:p>
-      <w:pPr>
-        <w:spacing w:after="0"/>
-      </w:pPr>
-      <w:r>
-        <w:rPr>
-          <w:rFonts w:hint="eastAsia"/>
-        </w:rPr>
-        <w:t xml:space="preserve">쓰레드는 자신이 실행해야 하는 </w:t>
-      </w:r>
-      <w:r>
-        <w:rPr>
-          <w:rFonts w:hint="eastAsia"/>
-        </w:rPr>
-        <w:t xml:space="preserve">임의의 </w:t>
-      </w:r>
-      <w:r>
-        <w:rPr>
-          <w:rFonts w:hint="eastAsia"/>
-        </w:rPr>
-        <w:t>함수 프로토타입을</w:t>
-      </w:r>
-      <w:r>
-        <w:rPr>
-          <w:rFonts w:hint="eastAsia"/>
-        </w:rPr>
-        <w:t xml:space="preserve"> 런타임에</w:t>
-      </w:r>
-      <w:r>
-        <w:rPr>
-          <w:rFonts w:hint="eastAsia"/>
-        </w:rPr>
-        <w:t xml:space="preserve"> 알 수 없으므로 template으로</w:t>
-      </w:r>
-      <w:r>
-        <w:br/>
-      </w:r>
-      <w:r>
-        <w:rPr>
-          <w:rFonts w:hint="eastAsia"/>
-        </w:rPr>
-        <w:t>함수와 인자들을 받는다.</w:t>
-      </w:r>
-    </w:p>
-    <w:p>
-      <w:pPr>
-        <w:spacing w:after="0"/>
-      </w:pPr>
-    </w:p>
-    <w:p>
-      <w:pPr>
-        <w:spacing w:after="0"/>
-      </w:pPr>
-      <w:r>
-        <w:rPr>
-          <w:rFonts w:hint="eastAsia"/>
-        </w:rPr>
-        <w:t xml:space="preserve">다음으로는 </w:t>
-      </w:r>
-      <w:r>
-        <w:rPr>
-          <w:rFonts w:hint="eastAsia"/>
-        </w:rPr>
-        <w:t>std::</w:t>
-      </w:r>
-      <w:proofErr w:type="spellStart"/>
-      <w:r>
-        <w:rPr>
-          <w:rFonts w:hint="eastAsia"/>
-        </w:rPr>
-        <w:t>invoke_result_t</w:t>
-      </w:r>
-      <w:proofErr w:type="spellEnd"/>
-      <w:r>
-        <w:rPr>
-          <w:rFonts w:hint="eastAsia"/>
-        </w:rPr>
-        <w:t>로 함수의 반환 타입을 알아</w:t>
-      </w:r>
-      <w:r>
-        <w:rPr>
-          <w:rFonts w:hint="eastAsia"/>
-        </w:rPr>
-        <w:t>오는 부분과</w:t>
-      </w:r>
-      <w:r>
-        <w:br/>
-      </w:r>
-      <w:r>
-        <w:rPr>
-          <w:rFonts w:hint="eastAsia"/>
-        </w:rPr>
-        <w:t>넘겨받은 인자의 불필요한 복사를 막기위해 perfect forwarding 패턴을 사용한 부분,</w:t>
-      </w:r>
-      <w:r>
-        <w:br/>
-      </w:r>
-      <w:r>
-        <w:rPr>
-          <w:rFonts w:hint="eastAsia"/>
-        </w:rPr>
-        <w:t xml:space="preserve">지역 변수인 job이 소멸하여 예외를 내뱉는 것을 방지하기 위해 </w:t>
-      </w:r>
-      <w:r>
-        <w:br/>
-      </w:r>
-      <w:r>
-        <w:rPr>
-          <w:rFonts w:hint="eastAsia"/>
-        </w:rPr>
-        <w:t>std::</w:t>
-      </w:r>
-      <w:proofErr w:type="spellStart"/>
-      <w:r>
-        <w:rPr>
-          <w:rFonts w:hint="eastAsia"/>
-        </w:rPr>
-        <w:t>shared_ptr</w:t>
-      </w:r>
-      <w:proofErr w:type="spellEnd"/>
-      <w:r>
-        <w:rPr>
-          <w:rFonts w:hint="eastAsia"/>
-        </w:rPr>
-        <w:t>을 사용</w:t>
-      </w:r>
-      <w:r>
-        <w:rPr>
-          <w:rFonts w:hint="eastAsia"/>
-        </w:rPr>
-        <w:t>하는 부분을 눈여겨볼 수 있다.</w:t>
-      </w:r>
-      <w:r>
-        <w:br/>
-      </w:r>
-    </w:p>
-    <w:p>
-      <w:pPr>
-        <w:spacing w:after="0"/>
-      </w:pPr>
-      <w:proofErr w:type="spellStart"/>
-      <w:r>
-        <w:t>jobs_.push</w:t>
-      </w:r>
-      <w:proofErr w:type="spellEnd"/>
-      <w:r>
-        <w:t>([job](){ (*job)(); })</w:t>
+        <w:t>jobs</w:t>
+      </w:r>
+      <w:proofErr w:type="gramStart"/>
+      <w:r>
+        <w:t>_.push</w:t>
+      </w:r>
+      <w:proofErr w:type="gramEnd"/>
+      <w:r>
+        <w:t>([job](</w:t>
+      </w:r>
+      <w:proofErr w:type="gramStart"/>
+      <w:r>
+        <w:t>){ (</w:t>
+      </w:r>
+      <w:proofErr w:type="gramEnd"/>
+      <w:r>
+        <w:t>*job)()</w:t>
+      </w:r>
+      <w:proofErr w:type="gramStart"/>
+      <w:r>
+        <w:t>; }</w:t>
+      </w:r>
+      <w:proofErr w:type="gramEnd"/>
+      <w:r>
+        <w:t>)</w:t>
       </w:r>
       <w:r>
         <w:rPr>
@@ -3867,21 +3773,35 @@
         <w:rPr>
           <w:rFonts w:hint="eastAsia"/>
         </w:rPr>
-        <w:t xml:space="preserve"> std::</w:t>
-      </w:r>
-      <w:proofErr w:type="spellStart"/>
-      <w:r>
-        <w:rPr>
-          <w:rFonts w:hint="eastAsia"/>
-        </w:rPr>
-        <w:t>condition_variable</w:t>
-      </w:r>
-      <w:proofErr w:type="spellEnd"/>
-      <w:r>
-        <w:rPr>
-          <w:rFonts w:hint="eastAsia"/>
-        </w:rPr>
-        <w:t>과 std::mutex를 사용하여 lock과 unlock으로 공유 자원에 대한</w:t>
+        <w:t xml:space="preserve"> </w:t>
+      </w:r>
+      <w:proofErr w:type="gramStart"/>
+      <w:r>
+        <w:rPr>
+          <w:rFonts w:hint="eastAsia"/>
+        </w:rPr>
+        <w:t>std::</w:t>
+      </w:r>
+      <w:proofErr w:type="gramEnd"/>
+      <w:r>
+        <w:rPr>
+          <w:rFonts w:hint="eastAsia"/>
+        </w:rPr>
+        <w:t xml:space="preserve">condition_variable과 </w:t>
+      </w:r>
+      <w:proofErr w:type="gramStart"/>
+      <w:r>
+        <w:rPr>
+          <w:rFonts w:hint="eastAsia"/>
+        </w:rPr>
+        <w:t>std::</w:t>
+      </w:r>
+      <w:proofErr w:type="gramEnd"/>
+      <w:r>
+        <w:rPr>
+          <w:rFonts w:hint="eastAsia"/>
+        </w:rPr>
+        <w:t>mutex를 사용하여 lock과 unlock으로 공유 자원에 대한</w:t>
       </w:r>
       <w:r>
         <w:br/>
@@ -3952,67 +3872,79 @@
       </w:pPr>
       <w:r>
         <w:lastRenderedPageBreak/>
-        <w:t xml:space="preserve">template&lt;class F, class... </w:t>
-      </w:r>
-      <w:proofErr w:type="spellStart"/>
-      <w:r>
-        <w:t>Args</w:t>
-      </w:r>
-      <w:proofErr w:type="spellEnd"/>
-      <w:r>
-        <w:t>&gt;</w:t>
-      </w:r>
-    </w:p>
-    <w:p>
-      <w:pPr>
-        <w:widowControl/>
-        <w:shd w:val="clear" w:color="auto" w:fill="1F1F1F"/>
-        <w:wordWrap/>
-        <w:autoSpaceDE/>
-        <w:autoSpaceDN/>
-        <w:spacing w:after="0" w:line="285" w:lineRule="atLeast"/>
-        <w:jc w:val="left"/>
-      </w:pPr>
-      <w:r>
-        <w:t>std::future&lt; std::</w:t>
-      </w:r>
-      <w:proofErr w:type="spellStart"/>
-      <w:r>
-        <w:t>invoke_result_t</w:t>
-      </w:r>
-      <w:proofErr w:type="spellEnd"/>
-      <w:r>
-        <w:t xml:space="preserve">&lt;F, </w:t>
-      </w:r>
-      <w:proofErr w:type="spellStart"/>
-      <w:r>
-        <w:t>Args</w:t>
-      </w:r>
-      <w:proofErr w:type="spellEnd"/>
-      <w:r>
-        <w:t xml:space="preserve">...&gt; &gt; </w:t>
-      </w:r>
-      <w:proofErr w:type="spellStart"/>
-      <w:r>
-        <w:t>enqueueJob</w:t>
-      </w:r>
-      <w:proofErr w:type="spellEnd"/>
-      <w:r>
-        <w:t xml:space="preserve">( F&amp;&amp; f, </w:t>
-      </w:r>
-      <w:proofErr w:type="spellStart"/>
-      <w:r>
-        <w:t>Args</w:t>
-      </w:r>
-      <w:proofErr w:type="spellEnd"/>
-      <w:r>
-        <w:t xml:space="preserve">&amp;&amp;... </w:t>
-      </w:r>
-      <w:proofErr w:type="spellStart"/>
-      <w:r>
-        <w:t>args</w:t>
-      </w:r>
-      <w:proofErr w:type="spellEnd"/>
+        <w:t>template&lt;class F, class... Args&gt;</w:t>
+      </w:r>
+    </w:p>
+    <w:p>
+      <w:pPr>
+        <w:widowControl/>
+        <w:shd w:val="clear" w:color="auto" w:fill="1F1F1F"/>
+        <w:wordWrap/>
+        <w:autoSpaceDE/>
+        <w:autoSpaceDN/>
+        <w:spacing w:after="0" w:line="285" w:lineRule="atLeast"/>
+        <w:jc w:val="left"/>
+      </w:pPr>
+      <w:proofErr w:type="gramStart"/>
+      <w:r>
+        <w:t>std::</w:t>
+      </w:r>
+      <w:proofErr w:type="gramEnd"/>
+      <w:r>
+        <w:t xml:space="preserve">future&lt; </w:t>
+      </w:r>
+      <w:proofErr w:type="gramStart"/>
+      <w:r>
+        <w:t>std::</w:t>
+      </w:r>
+      <w:proofErr w:type="gramEnd"/>
+      <w:r>
+        <w:t xml:space="preserve">invoke_result_t&lt;F, Args...&gt; &gt; </w:t>
+      </w:r>
+      <w:proofErr w:type="gramStart"/>
+      <w:r>
+        <w:t>enqueueJob( F</w:t>
+      </w:r>
+      <w:proofErr w:type="gramEnd"/>
+      <w:r>
+        <w:t xml:space="preserve">&amp;&amp; f, </w:t>
+      </w:r>
+      <w:proofErr w:type="gramStart"/>
+      <w:r>
+        <w:t>Args&amp;&amp;</w:t>
+      </w:r>
+      <w:proofErr w:type="gramEnd"/>
+      <w:r>
+        <w:t xml:space="preserve">... </w:t>
+      </w:r>
+      <w:proofErr w:type="gramStart"/>
+      <w:r>
+        <w:t>args )</w:t>
+      </w:r>
+      <w:proofErr w:type="gramEnd"/>
+      <w:r>
+        <w:t xml:space="preserve"> {</w:t>
+      </w:r>
+    </w:p>
+    <w:p>
+      <w:pPr>
+        <w:widowControl/>
+        <w:shd w:val="clear" w:color="auto" w:fill="1F1F1F"/>
+        <w:wordWrap/>
+        <w:autoSpaceDE/>
+        <w:autoSpaceDN/>
+        <w:spacing w:after="0" w:line="285" w:lineRule="atLeast"/>
+        <w:jc w:val="left"/>
+      </w:pPr>
+      <w:r>
+        <w:tab/>
+        <w:t xml:space="preserve">if </w:t>
+      </w:r>
+      <w:proofErr w:type="gramStart"/>
+      <w:r>
+        <w:t>( stop_.load( )</w:t>
+      </w:r>
+      <w:proofErr w:type="gramEnd"/>
       <w:r>
         <w:t xml:space="preserve"> ) {</w:t>
       </w:r>
@@ -4029,49 +3961,34 @@
       </w:pPr>
       <w:r>
         <w:tab/>
-        <w:t xml:space="preserve">if ( </w:t>
-      </w:r>
-      <w:proofErr w:type="spellStart"/>
-      <w:r>
-        <w:t>stop_.load</w:t>
-      </w:r>
-      <w:proofErr w:type="spellEnd"/>
-      <w:r>
-        <w:t>( ) ) {</w:t>
-      </w:r>
-    </w:p>
-    <w:p>
-      <w:pPr>
-        <w:widowControl/>
-        <w:shd w:val="clear" w:color="auto" w:fill="1F1F1F"/>
-        <w:wordWrap/>
-        <w:autoSpaceDE/>
-        <w:autoSpaceDN/>
-        <w:spacing w:after="0" w:line="285" w:lineRule="atLeast"/>
-        <w:jc w:val="left"/>
-      </w:pPr>
-      <w:r>
-        <w:tab/>
-      </w:r>
-      <w:r>
-        <w:tab/>
-        <w:t>throw std::</w:t>
-      </w:r>
-      <w:proofErr w:type="spellStart"/>
-      <w:r>
-        <w:t>runtime_error</w:t>
-      </w:r>
-      <w:proofErr w:type="spellEnd"/>
-      <w:r>
-        <w:t>( "</w:t>
-      </w:r>
-      <w:proofErr w:type="spellStart"/>
-      <w:r>
-        <w:t>ThreadPool</w:t>
-      </w:r>
-      <w:proofErr w:type="spellEnd"/>
-      <w:r>
-        <w:t xml:space="preserve"> is stopped" );</w:t>
+      </w:r>
+      <w:r>
+        <w:tab/>
+        <w:t xml:space="preserve">throw </w:t>
+      </w:r>
+      <w:proofErr w:type="gramStart"/>
+      <w:r>
+        <w:t>std::</w:t>
+      </w:r>
+      <w:proofErr w:type="gramEnd"/>
+      <w:r>
+        <w:t>runtime_</w:t>
+      </w:r>
+      <w:proofErr w:type="gramStart"/>
+      <w:r>
+        <w:t>error( "</w:t>
+      </w:r>
+      <w:proofErr w:type="gramEnd"/>
+      <w:r>
+        <w:t>ThreadPool is stopped</w:t>
+      </w:r>
+      <w:proofErr w:type="gramStart"/>
+      <w:r>
+        <w:t>" )</w:t>
+      </w:r>
+      <w:proofErr w:type="gramEnd"/>
+      <w:r>
+        <w:t>;</w:t>
       </w:r>
     </w:p>
     <w:p>
@@ -4112,186 +4029,236 @@
       </w:pPr>
       <w:r>
         <w:tab/>
-        <w:t xml:space="preserve">using </w:t>
-      </w:r>
-      <w:proofErr w:type="spellStart"/>
-      <w:r>
-        <w:t>returnType</w:t>
-      </w:r>
-      <w:proofErr w:type="spellEnd"/>
-      <w:r>
-        <w:t xml:space="preserve"> = std::</w:t>
-      </w:r>
-      <w:proofErr w:type="spellStart"/>
-      <w:r>
-        <w:t>invoke_result_t</w:t>
-      </w:r>
-      <w:proofErr w:type="spellEnd"/>
-      <w:r>
-        <w:t xml:space="preserve">&lt;F, </w:t>
-      </w:r>
-      <w:proofErr w:type="spellStart"/>
-      <w:r>
-        <w:t>Args</w:t>
-      </w:r>
-      <w:proofErr w:type="spellEnd"/>
-      <w:r>
-        <w:t>...&gt;;</w:t>
-      </w:r>
-    </w:p>
-    <w:p>
-      <w:pPr>
-        <w:widowControl/>
-        <w:shd w:val="clear" w:color="auto" w:fill="1F1F1F"/>
-        <w:wordWrap/>
-        <w:autoSpaceDE/>
-        <w:autoSpaceDN/>
-        <w:spacing w:after="0" w:line="285" w:lineRule="atLeast"/>
-        <w:jc w:val="left"/>
-      </w:pPr>
-      <w:r>
-        <w:tab/>
-        <w:t>auto job = std::</w:t>
-      </w:r>
-      <w:proofErr w:type="spellStart"/>
-      <w:r>
-        <w:t>make_shared</w:t>
-      </w:r>
-      <w:proofErr w:type="spellEnd"/>
-      <w:r>
-        <w:t>&lt; std::</w:t>
-      </w:r>
-      <w:proofErr w:type="spellStart"/>
-      <w:r>
-        <w:t>packaged_task</w:t>
-      </w:r>
-      <w:proofErr w:type="spellEnd"/>
-      <w:r>
-        <w:t>&lt;</w:t>
-      </w:r>
-      <w:proofErr w:type="spellStart"/>
-      <w:r>
-        <w:t>returnType</w:t>
-      </w:r>
-      <w:proofErr w:type="spellEnd"/>
-      <w:r>
-        <w:t xml:space="preserve">( )&gt; &gt;( </w:t>
-      </w:r>
-    </w:p>
-    <w:p>
-      <w:pPr>
-        <w:widowControl/>
-        <w:shd w:val="clear" w:color="auto" w:fill="1F1F1F"/>
-        <w:wordWrap/>
-        <w:autoSpaceDE/>
-        <w:autoSpaceDN/>
-        <w:spacing w:after="0" w:line="285" w:lineRule="atLeast"/>
-        <w:jc w:val="left"/>
-      </w:pPr>
-      <w:r>
-        <w:tab/>
-      </w:r>
-      <w:r>
-        <w:tab/>
-        <w:t>std::bind( std::forward&lt;F&gt;( f ), std::forward&lt;</w:t>
-      </w:r>
-      <w:proofErr w:type="spellStart"/>
-      <w:r>
-        <w:t>Args</w:t>
-      </w:r>
-      <w:proofErr w:type="spellEnd"/>
-      <w:r>
-        <w:t xml:space="preserve">&gt;( </w:t>
-      </w:r>
-      <w:proofErr w:type="spellStart"/>
-      <w:r>
-        <w:t>args</w:t>
-      </w:r>
-      <w:proofErr w:type="spellEnd"/>
-      <w:r>
-        <w:t xml:space="preserve"> )... ) );</w:t>
-      </w:r>
-    </w:p>
-    <w:p>
-      <w:pPr>
-        <w:widowControl/>
-        <w:shd w:val="clear" w:color="auto" w:fill="1F1F1F"/>
-        <w:wordWrap/>
-        <w:autoSpaceDE/>
-        <w:autoSpaceDN/>
-        <w:spacing w:after="0" w:line="285" w:lineRule="atLeast"/>
-        <w:jc w:val="left"/>
-      </w:pPr>
-    </w:p>
-    <w:p>
-      <w:pPr>
-        <w:widowControl/>
-        <w:shd w:val="clear" w:color="auto" w:fill="1F1F1F"/>
-        <w:wordWrap/>
-        <w:autoSpaceDE/>
-        <w:autoSpaceDN/>
-        <w:spacing w:after="0" w:line="285" w:lineRule="atLeast"/>
-        <w:jc w:val="left"/>
-      </w:pPr>
-      <w:r>
-        <w:tab/>
-        <w:t xml:space="preserve">auto </w:t>
-      </w:r>
-      <w:proofErr w:type="spellStart"/>
-      <w:r>
-        <w:t>jobResultFuture</w:t>
-      </w:r>
-      <w:proofErr w:type="spellEnd"/>
-      <w:r>
-        <w:t xml:space="preserve"> = job-&gt;</w:t>
-      </w:r>
-      <w:proofErr w:type="spellStart"/>
-      <w:r>
-        <w:t>get_future</w:t>
-      </w:r>
-      <w:proofErr w:type="spellEnd"/>
-      <w:r>
-        <w:t>( );</w:t>
-      </w:r>
-    </w:p>
-    <w:p>
-      <w:pPr>
-        <w:widowControl/>
-        <w:shd w:val="clear" w:color="auto" w:fill="1F1F1F"/>
-        <w:wordWrap/>
-        <w:autoSpaceDE/>
-        <w:autoSpaceDN/>
-        <w:spacing w:after="0" w:line="285" w:lineRule="atLeast"/>
-        <w:jc w:val="left"/>
-      </w:pPr>
-      <w:r>
-        <w:tab/>
-      </w:r>
-      <w:r>
-        <w:tab/>
-      </w:r>
-    </w:p>
-    <w:p>
-      <w:pPr>
-        <w:widowControl/>
-        <w:shd w:val="clear" w:color="auto" w:fill="1F1F1F"/>
-        <w:wordWrap/>
-        <w:autoSpaceDE/>
-        <w:autoSpaceDN/>
-        <w:spacing w:after="0" w:line="285" w:lineRule="atLeast"/>
-        <w:jc w:val="left"/>
-      </w:pPr>
-      <w:r>
-        <w:tab/>
-      </w:r>
-      <w:proofErr w:type="spellStart"/>
-      <w:r>
-        <w:t>jobs_.enqueue</w:t>
-      </w:r>
-      <w:proofErr w:type="spellEnd"/>
-      <w:r>
-        <w:t>( [job]( ) { ( *job )( ); } );</w:t>
-      </w:r>
+        <w:t xml:space="preserve">using returnType = </w:t>
+      </w:r>
+      <w:proofErr w:type="gramStart"/>
+      <w:r>
+        <w:t>std::</w:t>
+      </w:r>
+      <w:proofErr w:type="gramEnd"/>
+      <w:r>
+        <w:t>invoke_result_t&lt;F, Args...</w:t>
+      </w:r>
+      <w:proofErr w:type="gramStart"/>
+      <w:r>
+        <w:t>&gt;;</w:t>
+      </w:r>
+      <w:proofErr w:type="gramEnd"/>
+    </w:p>
+    <w:p>
+      <w:pPr>
+        <w:widowControl/>
+        <w:shd w:val="clear" w:color="auto" w:fill="1F1F1F"/>
+        <w:wordWrap/>
+        <w:autoSpaceDE/>
+        <w:autoSpaceDN/>
+        <w:spacing w:after="0" w:line="285" w:lineRule="atLeast"/>
+        <w:jc w:val="left"/>
+      </w:pPr>
+      <w:r>
+        <w:tab/>
+        <w:t xml:space="preserve">auto job = </w:t>
+      </w:r>
+      <w:proofErr w:type="gramStart"/>
+      <w:r>
+        <w:t>std::</w:t>
+      </w:r>
+      <w:proofErr w:type="gramEnd"/>
+      <w:r>
+        <w:t xml:space="preserve">make_shared&lt; </w:t>
+      </w:r>
+      <w:proofErr w:type="gramStart"/>
+      <w:r>
+        <w:t>std::</w:t>
+      </w:r>
+      <w:proofErr w:type="gramEnd"/>
+      <w:r>
+        <w:t>packaged_task&lt;</w:t>
+      </w:r>
+      <w:proofErr w:type="gramStart"/>
+      <w:r>
+        <w:t>returnType( )</w:t>
+      </w:r>
+      <w:proofErr w:type="gramEnd"/>
+      <w:r>
+        <w:t xml:space="preserve">&gt; </w:t>
+      </w:r>
+      <w:proofErr w:type="gramStart"/>
+      <w:r>
+        <w:t>&gt;(</w:t>
+      </w:r>
+      <w:proofErr w:type="gramEnd"/>
+      <w:r>
+        <w:t xml:space="preserve"> </w:t>
+      </w:r>
+    </w:p>
+    <w:p>
+      <w:pPr>
+        <w:widowControl/>
+        <w:shd w:val="clear" w:color="auto" w:fill="1F1F1F"/>
+        <w:wordWrap/>
+        <w:autoSpaceDE/>
+        <w:autoSpaceDN/>
+        <w:spacing w:after="0" w:line="285" w:lineRule="atLeast"/>
+        <w:jc w:val="left"/>
+      </w:pPr>
+      <w:r>
+        <w:tab/>
+      </w:r>
+      <w:r>
+        <w:tab/>
+      </w:r>
+      <w:proofErr w:type="gramStart"/>
+      <w:r>
+        <w:t>std::bind( std::</w:t>
+      </w:r>
+      <w:proofErr w:type="gramEnd"/>
+      <w:r>
+        <w:t>forward&lt;F</w:t>
+      </w:r>
+      <w:proofErr w:type="gramStart"/>
+      <w:r>
+        <w:t>&gt;( f</w:t>
+      </w:r>
+      <w:proofErr w:type="gramEnd"/>
+      <w:r>
+        <w:t xml:space="preserve"> ), </w:t>
+      </w:r>
+      <w:proofErr w:type="gramStart"/>
+      <w:r>
+        <w:t>std::</w:t>
+      </w:r>
+      <w:proofErr w:type="gramEnd"/>
+      <w:r>
+        <w:t>forward&lt;Args</w:t>
+      </w:r>
+      <w:proofErr w:type="gramStart"/>
+      <w:r>
+        <w:t>&gt;( args )...</w:t>
+      </w:r>
+      <w:proofErr w:type="gramEnd"/>
+      <w:r>
+        <w:t xml:space="preserve"> </w:t>
+      </w:r>
+      <w:proofErr w:type="gramStart"/>
+      <w:r>
+        <w:t>) )</w:t>
+      </w:r>
+      <w:proofErr w:type="gramEnd"/>
+      <w:r>
+        <w:t>;</w:t>
+      </w:r>
+    </w:p>
+    <w:p>
+      <w:pPr>
+        <w:widowControl/>
+        <w:shd w:val="clear" w:color="auto" w:fill="1F1F1F"/>
+        <w:wordWrap/>
+        <w:autoSpaceDE/>
+        <w:autoSpaceDN/>
+        <w:spacing w:after="0" w:line="285" w:lineRule="atLeast"/>
+        <w:jc w:val="left"/>
+      </w:pPr>
+    </w:p>
+    <w:p>
+      <w:pPr>
+        <w:widowControl/>
+        <w:shd w:val="clear" w:color="auto" w:fill="1F1F1F"/>
+        <w:wordWrap/>
+        <w:autoSpaceDE/>
+        <w:autoSpaceDN/>
+        <w:spacing w:after="0" w:line="285" w:lineRule="atLeast"/>
+        <w:jc w:val="left"/>
+      </w:pPr>
+      <w:r>
+        <w:tab/>
+        <w:t>auto jobResultFuture = job-&gt;get_</w:t>
+      </w:r>
+      <w:proofErr w:type="gramStart"/>
+      <w:r>
+        <w:t>future( )</w:t>
+      </w:r>
+      <w:proofErr w:type="gramEnd"/>
+      <w:r>
+        <w:t>;</w:t>
+      </w:r>
+    </w:p>
+    <w:p>
+      <w:pPr>
+        <w:widowControl/>
+        <w:shd w:val="clear" w:color="auto" w:fill="1F1F1F"/>
+        <w:wordWrap/>
+        <w:autoSpaceDE/>
+        <w:autoSpaceDN/>
+        <w:spacing w:after="0" w:line="285" w:lineRule="atLeast"/>
+        <w:jc w:val="left"/>
+      </w:pPr>
+      <w:r>
+        <w:tab/>
+      </w:r>
+      <w:r>
+        <w:tab/>
+      </w:r>
+    </w:p>
+    <w:p>
+      <w:pPr>
+        <w:widowControl/>
+        <w:shd w:val="clear" w:color="auto" w:fill="1F1F1F"/>
+        <w:wordWrap/>
+        <w:autoSpaceDE/>
+        <w:autoSpaceDN/>
+        <w:spacing w:after="0" w:line="285" w:lineRule="atLeast"/>
+        <w:jc w:val="left"/>
+      </w:pPr>
+      <w:r>
+        <w:tab/>
+        <w:t>jobs</w:t>
+      </w:r>
+      <w:proofErr w:type="gramStart"/>
+      <w:r>
+        <w:t>_.enqueue( [</w:t>
+      </w:r>
+      <w:proofErr w:type="gramEnd"/>
+      <w:r>
+        <w:t>job</w:t>
+      </w:r>
+      <w:proofErr w:type="gramStart"/>
+      <w:r>
+        <w:t>]( )</w:t>
+      </w:r>
+      <w:proofErr w:type="gramEnd"/>
+      <w:r>
+        <w:t xml:space="preserve"> </w:t>
+      </w:r>
+      <w:proofErr w:type="gramStart"/>
+      <w:r>
+        <w:t>{ (</w:t>
+      </w:r>
+      <w:proofErr w:type="gramEnd"/>
+      <w:r>
+        <w:t xml:space="preserve"> *</w:t>
+      </w:r>
+      <w:proofErr w:type="gramStart"/>
+      <w:r>
+        <w:t>job )</w:t>
+      </w:r>
+      <w:proofErr w:type="gramEnd"/>
+      <w:r>
+        <w:t>( )</w:t>
+      </w:r>
+      <w:proofErr w:type="gramStart"/>
+      <w:r>
+        <w:t>; }</w:t>
+      </w:r>
+      <w:proofErr w:type="gramEnd"/>
+      <w:r>
+        <w:t xml:space="preserve"> </w:t>
+      </w:r>
+      <w:proofErr w:type="gramStart"/>
+      <w:r>
+        <w:t>);</w:t>
+      </w:r>
+      <w:proofErr w:type="gramEnd"/>
     </w:p>
     <w:p>
       <w:pPr>
@@ -4318,11 +4285,109 @@
         <w:tab/>
         <w:t xml:space="preserve">return </w:t>
       </w:r>
-      <w:proofErr w:type="spellStart"/>
-      <w:r>
-        <w:t>jobResultFuture</w:t>
-      </w:r>
-      <w:proofErr w:type="spellEnd"/>
+      <w:proofErr w:type="gramStart"/>
+      <w:r>
+        <w:t>jobResultFuture;</w:t>
+      </w:r>
+      <w:proofErr w:type="gramEnd"/>
+    </w:p>
+    <w:p>
+      <w:pPr>
+        <w:widowControl/>
+        <w:shd w:val="clear" w:color="auto" w:fill="1F1F1F"/>
+        <w:wordWrap/>
+        <w:autoSpaceDE/>
+        <w:autoSpaceDN/>
+        <w:spacing w:after="0" w:line="285" w:lineRule="atLeast"/>
+        <w:jc w:val="left"/>
+      </w:pPr>
+      <w:r>
+        <w:t>}</w:t>
+      </w:r>
+    </w:p>
+    <w:p>
+      <w:pPr>
+        <w:widowControl/>
+        <w:shd w:val="clear" w:color="auto" w:fill="1F1F1F"/>
+        <w:wordWrap/>
+        <w:autoSpaceDE/>
+        <w:autoSpaceDN/>
+        <w:spacing w:after="0" w:line="285" w:lineRule="atLeast"/>
+        <w:jc w:val="left"/>
+      </w:pPr>
+    </w:p>
+    <w:p>
+      <w:pPr>
+        <w:widowControl/>
+        <w:shd w:val="clear" w:color="auto" w:fill="1F1F1F"/>
+        <w:wordWrap/>
+        <w:autoSpaceDE/>
+        <w:autoSpaceDN/>
+        <w:spacing w:after="0" w:line="285" w:lineRule="atLeast"/>
+        <w:jc w:val="left"/>
+      </w:pPr>
+      <w:r>
+        <w:t xml:space="preserve">void </w:t>
+      </w:r>
+      <w:proofErr w:type="gramStart"/>
+      <w:r>
+        <w:t>workerThread( )</w:t>
+      </w:r>
+      <w:proofErr w:type="gramEnd"/>
+      <w:r>
+        <w:t xml:space="preserve"> {</w:t>
+      </w:r>
+    </w:p>
+    <w:p>
+      <w:pPr>
+        <w:widowControl/>
+        <w:shd w:val="clear" w:color="auto" w:fill="1F1F1F"/>
+        <w:wordWrap/>
+        <w:autoSpaceDE/>
+        <w:autoSpaceDN/>
+        <w:spacing w:after="0" w:line="285" w:lineRule="atLeast"/>
+        <w:jc w:val="left"/>
+      </w:pPr>
+      <w:r>
+        <w:tab/>
+        <w:t xml:space="preserve">while </w:t>
+      </w:r>
+      <w:proofErr w:type="gramStart"/>
+      <w:r>
+        <w:t>( !stop_.load( ) ) {</w:t>
+      </w:r>
+      <w:proofErr w:type="gramEnd"/>
+    </w:p>
+    <w:p>
+      <w:pPr>
+        <w:widowControl/>
+        <w:shd w:val="clear" w:color="auto" w:fill="1F1F1F"/>
+        <w:wordWrap/>
+        <w:autoSpaceDE/>
+        <w:autoSpaceDN/>
+        <w:spacing w:after="0" w:line="285" w:lineRule="atLeast"/>
+        <w:jc w:val="left"/>
+      </w:pPr>
+      <w:r>
+        <w:tab/>
+      </w:r>
+      <w:r>
+        <w:tab/>
+        <w:t xml:space="preserve">auto job = </w:t>
+      </w:r>
+      <w:proofErr w:type="gramStart"/>
+      <w:r>
+        <w:t>std::</w:t>
+      </w:r>
+      <w:proofErr w:type="gramEnd"/>
+      <w:r>
+        <w:t>function&lt;</w:t>
+      </w:r>
+      <w:proofErr w:type="gramStart"/>
+      <w:r>
+        <w:t>void( )&gt;( )</w:t>
+      </w:r>
+      <w:proofErr w:type="gramEnd"/>
       <w:r>
         <w:t>;</w:t>
       </w:r>
@@ -4338,6 +4403,103 @@
         <w:jc w:val="left"/>
       </w:pPr>
       <w:r>
+        <w:tab/>
+      </w:r>
+      <w:r>
+        <w:tab/>
+        <w:t>jobs_.try_</w:t>
+      </w:r>
+      <w:proofErr w:type="gramStart"/>
+      <w:r>
+        <w:t>dequeue( job</w:t>
+      </w:r>
+      <w:proofErr w:type="gramEnd"/>
+      <w:r>
+        <w:t xml:space="preserve"> </w:t>
+      </w:r>
+      <w:proofErr w:type="gramStart"/>
+      <w:r>
+        <w:t>);</w:t>
+      </w:r>
+      <w:proofErr w:type="gramEnd"/>
+    </w:p>
+    <w:p>
+      <w:pPr>
+        <w:widowControl/>
+        <w:shd w:val="clear" w:color="auto" w:fill="1F1F1F"/>
+        <w:wordWrap/>
+        <w:autoSpaceDE/>
+        <w:autoSpaceDN/>
+        <w:spacing w:after="0" w:line="285" w:lineRule="atLeast"/>
+        <w:jc w:val="left"/>
+      </w:pPr>
+    </w:p>
+    <w:p>
+      <w:pPr>
+        <w:widowControl/>
+        <w:shd w:val="clear" w:color="auto" w:fill="1F1F1F"/>
+        <w:wordWrap/>
+        <w:autoSpaceDE/>
+        <w:autoSpaceDN/>
+        <w:spacing w:after="0" w:line="285" w:lineRule="atLeast"/>
+        <w:jc w:val="left"/>
+      </w:pPr>
+      <w:r>
+        <w:tab/>
+      </w:r>
+      <w:r>
+        <w:tab/>
+        <w:t xml:space="preserve">if </w:t>
+      </w:r>
+      <w:proofErr w:type="gramStart"/>
+      <w:r>
+        <w:t>( !job</w:t>
+      </w:r>
+      <w:proofErr w:type="gramEnd"/>
+      <w:r>
+        <w:t xml:space="preserve"> ) {</w:t>
+      </w:r>
+    </w:p>
+    <w:p>
+      <w:pPr>
+        <w:widowControl/>
+        <w:shd w:val="clear" w:color="auto" w:fill="1F1F1F"/>
+        <w:wordWrap/>
+        <w:autoSpaceDE/>
+        <w:autoSpaceDN/>
+        <w:spacing w:after="0" w:line="285" w:lineRule="atLeast"/>
+        <w:jc w:val="left"/>
+      </w:pPr>
+      <w:r>
+        <w:tab/>
+      </w:r>
+      <w:r>
+        <w:tab/>
+      </w:r>
+      <w:r>
+        <w:tab/>
+      </w:r>
+      <w:proofErr w:type="gramStart"/>
+      <w:r>
+        <w:t>continue;</w:t>
+      </w:r>
+      <w:proofErr w:type="gramEnd"/>
+    </w:p>
+    <w:p>
+      <w:pPr>
+        <w:widowControl/>
+        <w:shd w:val="clear" w:color="auto" w:fill="1F1F1F"/>
+        <w:wordWrap/>
+        <w:autoSpaceDE/>
+        <w:autoSpaceDN/>
+        <w:spacing w:after="0" w:line="285" w:lineRule="atLeast"/>
+        <w:jc w:val="left"/>
+      </w:pPr>
+      <w:r>
+        <w:tab/>
+      </w:r>
+      <w:r>
+        <w:tab/>
         <w:t>}</w:t>
       </w:r>
     </w:p>
@@ -4363,179 +4525,18 @@
         <w:jc w:val="left"/>
       </w:pPr>
       <w:r>
-        <w:t xml:space="preserve">void </w:t>
-      </w:r>
-      <w:proofErr w:type="spellStart"/>
-      <w:r>
-        <w:t>workerThread</w:t>
-      </w:r>
-      <w:proofErr w:type="spellEnd"/>
-      <w:r>
-        <w:t>( ) {</w:t>
-      </w:r>
-    </w:p>
-    <w:p>
-      <w:pPr>
-        <w:widowControl/>
-        <w:shd w:val="clear" w:color="auto" w:fill="1F1F1F"/>
-        <w:wordWrap/>
-        <w:autoSpaceDE/>
-        <w:autoSpaceDN/>
-        <w:spacing w:after="0" w:line="285" w:lineRule="atLeast"/>
-        <w:jc w:val="left"/>
-      </w:pPr>
-      <w:r>
-        <w:tab/>
-        <w:t>while ( !</w:t>
-      </w:r>
-      <w:proofErr w:type="spellStart"/>
-      <w:r>
-        <w:t>stop_.load</w:t>
-      </w:r>
-      <w:proofErr w:type="spellEnd"/>
-      <w:r>
-        <w:t>( ) ) {</w:t>
-      </w:r>
-    </w:p>
-    <w:p>
-      <w:pPr>
-        <w:widowControl/>
-        <w:shd w:val="clear" w:color="auto" w:fill="1F1F1F"/>
-        <w:wordWrap/>
-        <w:autoSpaceDE/>
-        <w:autoSpaceDN/>
-        <w:spacing w:after="0" w:line="285" w:lineRule="atLeast"/>
-        <w:jc w:val="left"/>
-      </w:pPr>
-      <w:r>
-        <w:tab/>
-      </w:r>
-      <w:r>
-        <w:tab/>
-        <w:t>auto job = std::function&lt;void( )&gt;( );</w:t>
-      </w:r>
-    </w:p>
-    <w:p>
-      <w:pPr>
-        <w:widowControl/>
-        <w:shd w:val="clear" w:color="auto" w:fill="1F1F1F"/>
-        <w:wordWrap/>
-        <w:autoSpaceDE/>
-        <w:autoSpaceDN/>
-        <w:spacing w:after="0" w:line="285" w:lineRule="atLeast"/>
-        <w:jc w:val="left"/>
-      </w:pPr>
-      <w:r>
-        <w:tab/>
-      </w:r>
-      <w:r>
-        <w:tab/>
-        <w:t>jobs_.</w:t>
-      </w:r>
-      <w:proofErr w:type="spellStart"/>
-      <w:r>
-        <w:t>try_dequeue</w:t>
-      </w:r>
-      <w:proofErr w:type="spellEnd"/>
-      <w:r>
-        <w:t>( job );</w:t>
-      </w:r>
-    </w:p>
-    <w:p>
-      <w:pPr>
-        <w:widowControl/>
-        <w:shd w:val="clear" w:color="auto" w:fill="1F1F1F"/>
-        <w:wordWrap/>
-        <w:autoSpaceDE/>
-        <w:autoSpaceDN/>
-        <w:spacing w:after="0" w:line="285" w:lineRule="atLeast"/>
-        <w:jc w:val="left"/>
-      </w:pPr>
-    </w:p>
-    <w:p>
-      <w:pPr>
-        <w:widowControl/>
-        <w:shd w:val="clear" w:color="auto" w:fill="1F1F1F"/>
-        <w:wordWrap/>
-        <w:autoSpaceDE/>
-        <w:autoSpaceDN/>
-        <w:spacing w:after="0" w:line="285" w:lineRule="atLeast"/>
-        <w:jc w:val="left"/>
-      </w:pPr>
-      <w:r>
-        <w:tab/>
-      </w:r>
-      <w:r>
-        <w:tab/>
-        <w:t>if ( !job ) {</w:t>
-      </w:r>
-    </w:p>
-    <w:p>
-      <w:pPr>
-        <w:widowControl/>
-        <w:shd w:val="clear" w:color="auto" w:fill="1F1F1F"/>
-        <w:wordWrap/>
-        <w:autoSpaceDE/>
-        <w:autoSpaceDN/>
-        <w:spacing w:after="0" w:line="285" w:lineRule="atLeast"/>
-        <w:jc w:val="left"/>
-      </w:pPr>
-      <w:r>
-        <w:tab/>
-      </w:r>
-      <w:r>
-        <w:tab/>
-      </w:r>
-      <w:r>
-        <w:tab/>
-        <w:t>continue;</w:t>
-      </w:r>
-    </w:p>
-    <w:p>
-      <w:pPr>
-        <w:widowControl/>
-        <w:shd w:val="clear" w:color="auto" w:fill="1F1F1F"/>
-        <w:wordWrap/>
-        <w:autoSpaceDE/>
-        <w:autoSpaceDN/>
-        <w:spacing w:after="0" w:line="285" w:lineRule="atLeast"/>
-        <w:jc w:val="left"/>
-      </w:pPr>
-      <w:r>
-        <w:tab/>
-      </w:r>
-      <w:r>
-        <w:tab/>
-        <w:t>}</w:t>
-      </w:r>
-    </w:p>
-    <w:p>
-      <w:pPr>
-        <w:widowControl/>
-        <w:shd w:val="clear" w:color="auto" w:fill="1F1F1F"/>
-        <w:wordWrap/>
-        <w:autoSpaceDE/>
-        <w:autoSpaceDN/>
-        <w:spacing w:after="0" w:line="285" w:lineRule="atLeast"/>
-        <w:jc w:val="left"/>
-      </w:pPr>
-    </w:p>
-    <w:p>
-      <w:pPr>
-        <w:widowControl/>
-        <w:shd w:val="clear" w:color="auto" w:fill="1F1F1F"/>
-        <w:wordWrap/>
-        <w:autoSpaceDE/>
-        <w:autoSpaceDN/>
-        <w:spacing w:after="0" w:line="285" w:lineRule="atLeast"/>
-        <w:jc w:val="left"/>
-      </w:pPr>
-      <w:r>
-        <w:tab/>
-      </w:r>
-      <w:r>
-        <w:tab/>
-        <w:t>job( );</w:t>
+        <w:tab/>
+      </w:r>
+      <w:r>
+        <w:tab/>
+      </w:r>
+      <w:proofErr w:type="gramStart"/>
+      <w:r>
+        <w:t>job( )</w:t>
+      </w:r>
+      <w:proofErr w:type="gramEnd"/>
+      <w:r>
+        <w:t>;</w:t>
       </w:r>
     </w:p>
     <w:p>
@@ -4573,19 +4574,11 @@
         <w:spacing w:after="0"/>
         <w:ind w:leftChars="0" w:left="425"/>
       </w:pPr>
-      <w:proofErr w:type="spellStart"/>
-      <w:r>
-        <w:rPr>
-          <w:rFonts w:hint="eastAsia"/>
-        </w:rPr>
-        <w:t>workerThread</w:t>
-      </w:r>
-      <w:proofErr w:type="spellEnd"/>
-      <w:r>
-        <w:rPr>
-          <w:rFonts w:hint="eastAsia"/>
-        </w:rPr>
-        <w:t>의 종료 조건으로</w:t>
+      <w:r>
+        <w:rPr>
+          <w:rFonts w:hint="eastAsia"/>
+        </w:rPr>
+        <w:t>workerThread의 종료 조건으로</w:t>
       </w:r>
       <w:r>
         <w:rPr>
@@ -4597,35 +4590,7 @@
         <w:rPr>
           <w:rFonts w:hint="eastAsia"/>
         </w:rPr>
-        <w:t xml:space="preserve"> </w:t>
-      </w:r>
-      <w:proofErr w:type="spellStart"/>
-      <w:r>
-        <w:rPr>
-          <w:rFonts w:hint="eastAsia"/>
-        </w:rPr>
-        <w:t>try_dequeue</w:t>
-      </w:r>
-      <w:proofErr w:type="spellEnd"/>
-      <w:r>
-        <w:rPr>
-          <w:rFonts w:hint="eastAsia"/>
-        </w:rPr>
-        <w:t xml:space="preserve">로 얻어온 함수가 없다면 job은 </w:t>
-      </w:r>
-      <w:proofErr w:type="spellStart"/>
-      <w:r>
-        <w:rPr>
-          <w:rFonts w:hint="eastAsia"/>
-        </w:rPr>
-        <w:t>nullptr</w:t>
-      </w:r>
-      <w:proofErr w:type="spellEnd"/>
-      <w:r>
-        <w:rPr>
-          <w:rFonts w:hint="eastAsia"/>
-        </w:rPr>
-        <w:t>이므로</w:t>
+        <w:t xml:space="preserve"> try_dequeue로 얻어온 함수가 없다면 job은 nullptr이므로</w:t>
       </w:r>
       <w:r>
         <w:br/>
@@ -4634,21 +4599,7 @@
         <w:rPr>
           <w:rFonts w:hint="eastAsia"/>
         </w:rPr>
-        <w:t xml:space="preserve">job이 </w:t>
-      </w:r>
-      <w:proofErr w:type="spellStart"/>
-      <w:r>
-        <w:rPr>
-          <w:rFonts w:hint="eastAsia"/>
-        </w:rPr>
-        <w:t>nullptr</w:t>
-      </w:r>
-      <w:proofErr w:type="spellEnd"/>
-      <w:r>
-        <w:rPr>
-          <w:rFonts w:hint="eastAsia"/>
-        </w:rPr>
-        <w:t>라면 반복문을 계속 돌며 stop_의 값을 확인하여 빠져나오도록 구현하였다.</w:t>
+        <w:t>job이 nullptr라면 반복문을 계속 돌며 stop_의 값을 확인하여 빠져나오도록 구현하였다.</w:t>
       </w:r>
     </w:p>
     <w:p>
@@ -4730,15 +4681,178 @@
       </w:r>
     </w:p>
     <w:p>
-      <w:r>
-        <w:rPr>
-          <w:noProof/>
-        </w:rPr>
+      <w:pPr>
+        <w:ind w:left="200" w:hangingChars="100" w:hanging="200"/>
+        <w:jc w:val="left"/>
+        <w:rPr>
+          <w:b/>
+          <w:bCs/>
+        </w:rPr>
+      </w:pPr>
+      <w:r>
+        <w:rPr>
+          <w:rFonts w:hint="eastAsia"/>
+          <w:b/>
+          <w:bCs/>
+        </w:rPr>
+        <w:t>1.</w:t>
+      </w:r>
+      <w:r>
+        <w:rPr>
+          <w:rFonts w:hint="eastAsia"/>
+          <w:b/>
+          <w:bCs/>
+        </w:rPr>
+        <w:t xml:space="preserve"> </w:t>
+      </w:r>
+      <w:r>
+        <w:rPr>
+          <w:rFonts w:hint="eastAsia"/>
+          <w:b/>
+          <w:bCs/>
+        </w:rPr>
+        <w:t xml:space="preserve">프로젝트 </w:t>
+      </w:r>
+      <w:r>
+        <w:rPr>
+          <w:rFonts w:hint="eastAsia"/>
+          <w:b/>
+          <w:bCs/>
+        </w:rPr>
+        <w:t>환경 설정</w:t>
+      </w:r>
+    </w:p>
+    <w:p>
+      <w:pPr>
+        <w:ind w:left="200" w:hangingChars="100" w:hanging="200"/>
+        <w:jc w:val="left"/>
+        <w:rPr>
+          <w:rFonts w:hint="eastAsia"/>
+        </w:rPr>
+      </w:pPr>
+      <w:r>
+        <w:t>P</w:t>
+      </w:r>
+      <w:r>
+        <w:rPr>
+          <w:rFonts w:hint="eastAsia"/>
+        </w:rPr>
+        <w:t>roject-W</w:t>
+      </w:r>
+      <w:r>
+        <w:rPr>
+          <w:rFonts w:hint="eastAsia"/>
+        </w:rPr>
+        <w:t>가</w:t>
+      </w:r>
+      <w:r>
+        <w:rPr>
+          <w:rFonts w:hint="eastAsia"/>
+        </w:rPr>
+        <w:t xml:space="preserve"> </w:t>
+      </w:r>
+      <w:r>
+        <w:rPr>
+          <w:rFonts w:hint="eastAsia"/>
+        </w:rPr>
+        <w:t>나의</w:t>
+      </w:r>
+      <w:r>
+        <w:rPr>
+          <w:rFonts w:hint="eastAsia"/>
+        </w:rPr>
+        <w:t xml:space="preserve"> 환경에서만 실행되지 않았는데, 그 이유가 window10에서는 </w:t>
+      </w:r>
+      <w:r>
+        <w:rPr>
+          <w:rFonts w:hint="eastAsia"/>
+        </w:rPr>
+        <w:t>리소스의</w:t>
+      </w:r>
+      <w:r>
+        <w:rPr>
+          <w:rFonts w:hint="eastAsia"/>
+        </w:rPr>
+        <w:t xml:space="preserve"> </w:t>
+      </w:r>
+      <w:r>
+        <w:rPr>
+          <w:rFonts w:hint="eastAsia"/>
+        </w:rPr>
+        <w:t>initialState를</w:t>
+      </w:r>
+      <w:r>
+        <w:rPr>
+          <w:rFonts w:hint="eastAsia"/>
+        </w:rPr>
+        <w:t xml:space="preserve">RESOURCE_STATE_COMON으로 설정할 수 없다는 문제가 </w:t>
+      </w:r>
+      <w:proofErr w:type="gramStart"/>
+      <w:r>
+        <w:rPr>
+          <w:rFonts w:hint="eastAsia"/>
+        </w:rPr>
+        <w:t>있었다.</w:t>
+      </w:r>
+      <w:r>
+        <w:rPr>
+          <w:rFonts w:hint="eastAsia"/>
+        </w:rPr>
+        <w:t>(</w:t>
+      </w:r>
+      <w:proofErr w:type="gramEnd"/>
+      <w:r>
+        <w:rPr>
+          <w:rFonts w:hint="eastAsia"/>
+        </w:rPr>
+        <w:t>정확하게 명시를 해야</w:t>
+      </w:r>
+      <w:r>
+        <w:rPr>
+          <w:rFonts w:hint="eastAsia"/>
+        </w:rPr>
+        <w:t xml:space="preserve"> </w:t>
+      </w:r>
+      <w:r>
+        <w:rPr>
+          <w:rFonts w:hint="eastAsia"/>
+        </w:rPr>
+        <w:t xml:space="preserve">할 </w:t>
+      </w:r>
+      <w:r>
+        <w:rPr>
+          <w:rFonts w:hint="eastAsia"/>
+        </w:rPr>
+        <w:t>필요가 있었다.</w:t>
+      </w:r>
+      <w:r>
+        <w:rPr>
+          <w:rFonts w:hint="eastAsia"/>
+        </w:rPr>
+        <w:t>)</w:t>
+      </w:r>
+    </w:p>
+    <w:p>
+      <w:pPr>
+        <w:jc w:val="left"/>
+      </w:pPr>
+      <w:r>
+        <w:rPr>
+          <w:rFonts w:hint="eastAsia"/>
+        </w:rPr>
+        <w:t>생성자에서 리소스 상태를 직접 받을 수 있도록 수정해주었다.</w:t>
+      </w:r>
+    </w:p>
+    <w:p>
+      <w:pPr>
+        <w:jc w:val="left"/>
+      </w:pPr>
+      <w:r>
         <w:drawing>
-          <wp:inline distT="0" distB="0" distL="0" distR="0" wp14:anchorId="6663E70F" wp14:editId="27D5C477">
-            <wp:extent cx="6645910" cy="3844925"/>
-            <wp:effectExtent l="0" t="0" r="2540" b="3175"/>
-            <wp:docPr id="574919311" name="그림 1" descr="스크린샷, 우주, 다채로움, 별이(가) 표시된 사진&#10;&#10;AI가 생성한 콘텐츠는 부정확할 수 있습니다."/>
+          <wp:inline distT="0" distB="0" distL="0" distR="0" wp14:anchorId="2905FC27" wp14:editId="23286A94">
+            <wp:extent cx="6645910" cy="1452880"/>
+            <wp:effectExtent l="0" t="0" r="2540" b="0"/>
+            <wp:docPr id="126569491" name="그림 1"/>
             <wp:cNvGraphicFramePr>
               <a:graphicFrameLocks xmlns:a="http://schemas.openxmlformats.org/drawingml/2006/main" noChangeAspect="1"/>
             </wp:cNvGraphicFramePr>
@@ -4746,7 +4860,7 @@
               <a:graphicData uri="http://schemas.openxmlformats.org/drawingml/2006/picture">
                 <pic:pic xmlns:pic="http://schemas.openxmlformats.org/drawingml/2006/picture">
                   <pic:nvPicPr>
-                    <pic:cNvPr id="574919311" name="그림 1" descr="스크린샷, 우주, 다채로움, 별이(가) 표시된 사진&#10;&#10;AI가 생성한 콘텐츠는 부정확할 수 있습니다."/>
+                    <pic:cNvPr id="126569491" name=""/>
                     <pic:cNvPicPr/>
                   </pic:nvPicPr>
                   <pic:blipFill>
@@ -4758,7 +4872,7 @@
                   <pic:spPr>
                     <a:xfrm>
                       <a:off x="0" y="0"/>
-                      <a:ext cx="6645910" cy="3844925"/>
+                      <a:ext cx="6645910" cy="1452880"/>
                     </a:xfrm>
                     <a:prstGeom prst="rect">
                       <a:avLst/>
@@ -4772,1172 +4886,150 @@
       </w:r>
     </w:p>
     <w:p>
-      <w:r>
-        <w:t>S</w:t>
-      </w:r>
-      <w:r>
-        <w:rPr>
-          <w:rFonts w:hint="eastAsia"/>
-        </w:rPr>
-        <w:t>kybox, 정확하게는 sky sphere를 구현했다.</w:t>
-      </w:r>
-    </w:p>
-    <w:p>
-      <w:pPr>
-        <w:jc w:val="left"/>
-      </w:pPr>
-      <w:proofErr w:type="spellStart"/>
-      <w:r>
-        <w:t>S</w:t>
-      </w:r>
-      <w:r>
-        <w:rPr>
-          <w:rFonts w:hint="eastAsia"/>
-        </w:rPr>
-        <w:t>pheremesh</w:t>
-      </w:r>
-      <w:proofErr w:type="spellEnd"/>
-      <w:r>
-        <w:rPr>
-          <w:rFonts w:hint="eastAsia"/>
-        </w:rPr>
-        <w:t xml:space="preserve">를 만들고 </w:t>
-      </w:r>
-      <w:proofErr w:type="spellStart"/>
-      <w:r>
-        <w:rPr>
-          <w:rFonts w:hint="eastAsia"/>
-        </w:rPr>
-        <w:t>셰이더에서</w:t>
-      </w:r>
-      <w:proofErr w:type="spellEnd"/>
-      <w:r>
-        <w:rPr>
-          <w:rFonts w:hint="eastAsia"/>
-        </w:rPr>
-        <w:t xml:space="preserve"> Cull Mode는 None, Depth Function은 D3D12_COMPARISON_FUNC_LESS_EQUAL로 설정한다.</w:t>
-      </w:r>
-    </w:p>
-    <w:p>
-      <w:pPr>
-        <w:jc w:val="left"/>
-      </w:pPr>
-    </w:p>
-    <w:p>
-      <w:pPr>
-        <w:jc w:val="left"/>
-      </w:pPr>
-      <w:r>
-        <w:rPr>
-          <w:rFonts w:hint="eastAsia"/>
-        </w:rPr>
-        <w:t>아래는 HLSL코드이다.</w:t>
-      </w:r>
-    </w:p>
-    <w:p>
-      <w:pPr>
-        <w:jc w:val="left"/>
-      </w:pPr>
-      <w:r>
-        <w:t>S</w:t>
-      </w:r>
-      <w:r>
-        <w:rPr>
-          <w:rFonts w:hint="eastAsia"/>
-        </w:rPr>
-        <w:t>kybox는 항상 카메라 위치에 있으므로 local position은 원점이며 카메라 행렬을 그대로 곱해주면 된다.</w:t>
-      </w:r>
-    </w:p>
-    <w:p>
-      <w:pPr>
-        <w:jc w:val="left"/>
-      </w:pPr>
-      <w:r>
-        <w:rPr>
-          <w:rFonts w:hint="eastAsia"/>
-        </w:rPr>
-        <w:t>다만 이동은 무시하고 회전만 적용시켜준다.</w:t>
-      </w:r>
-    </w:p>
-    <w:p>
-      <w:pPr>
-        <w:jc w:val="left"/>
-      </w:pPr>
-      <w:proofErr w:type="spellStart"/>
-      <w:r>
-        <w:t>O</w:t>
-      </w:r>
-      <w:r>
-        <w:rPr>
-          <w:rFonts w:hint="eastAsia"/>
-        </w:rPr>
-        <w:t>utput.position</w:t>
-      </w:r>
-      <w:proofErr w:type="spellEnd"/>
-      <w:r>
-        <w:rPr>
-          <w:rFonts w:hint="eastAsia"/>
-        </w:rPr>
-        <w:t xml:space="preserve">에서 </w:t>
-      </w:r>
-      <w:r>
-        <w:rPr>
-          <w:rFonts w:hint="eastAsia"/>
-        </w:rPr>
-        <w:t xml:space="preserve">z값을 w로 하면 무조건 1이 되므로 </w:t>
-      </w:r>
-      <w:proofErr w:type="spellStart"/>
-      <w:r>
-        <w:rPr>
-          <w:rFonts w:hint="eastAsia"/>
-        </w:rPr>
-        <w:t>깊이값은</w:t>
-      </w:r>
-      <w:proofErr w:type="spellEnd"/>
-      <w:r>
-        <w:rPr>
-          <w:rFonts w:hint="eastAsia"/>
-        </w:rPr>
-        <w:t xml:space="preserve"> 항상 최대가 된다.</w:t>
-      </w:r>
-    </w:p>
-    <w:p>
-      <w:pPr>
-        <w:widowControl/>
-        <w:shd w:val="clear" w:color="auto" w:fill="1F1F1F"/>
-        <w:wordWrap/>
-        <w:autoSpaceDE/>
-        <w:autoSpaceDN/>
-        <w:spacing w:after="0" w:line="285" w:lineRule="atLeast"/>
-        <w:jc w:val="left"/>
-        <w:rPr>
-          <w:rFonts w:ascii="Consolas" w:eastAsia="굴림" w:hAnsi="Consolas" w:cs="굴림"/>
-          <w:color w:val="CCCCCC"/>
-          <w:kern w:val="0"/>
-          <w:sz w:val="21"/>
-          <w:szCs w:val="21"/>
-        </w:rPr>
-      </w:pPr>
-      <w:r>
-        <w:rPr>
-          <w:rFonts w:ascii="Consolas" w:eastAsia="굴림" w:hAnsi="Consolas" w:cs="굴림"/>
-          <w:color w:val="CCCCCC"/>
-          <w:kern w:val="0"/>
-          <w:sz w:val="21"/>
-          <w:szCs w:val="21"/>
-        </w:rPr>
-        <w:t xml:space="preserve">VS_OUTPUT </w:t>
-      </w:r>
-      <w:proofErr w:type="spellStart"/>
-      <w:r>
-        <w:rPr>
-          <w:rFonts w:ascii="Consolas" w:eastAsia="굴림" w:hAnsi="Consolas" w:cs="굴림"/>
-          <w:color w:val="DCDCAA"/>
-          <w:kern w:val="0"/>
-          <w:sz w:val="21"/>
-          <w:szCs w:val="21"/>
-        </w:rPr>
-        <w:t>VS_Main</w:t>
-      </w:r>
-      <w:proofErr w:type="spellEnd"/>
-      <w:r>
-        <w:rPr>
-          <w:rFonts w:ascii="Consolas" w:eastAsia="굴림" w:hAnsi="Consolas" w:cs="굴림"/>
-          <w:color w:val="CCCCCC"/>
-          <w:kern w:val="0"/>
-          <w:sz w:val="21"/>
-          <w:szCs w:val="21"/>
-        </w:rPr>
-        <w:t>(VS_INPUT input)</w:t>
-      </w:r>
-    </w:p>
-    <w:p>
-      <w:pPr>
-        <w:widowControl/>
-        <w:shd w:val="clear" w:color="auto" w:fill="1F1F1F"/>
-        <w:wordWrap/>
-        <w:autoSpaceDE/>
-        <w:autoSpaceDN/>
-        <w:spacing w:after="0" w:line="285" w:lineRule="atLeast"/>
-        <w:jc w:val="left"/>
-        <w:rPr>
-          <w:rFonts w:ascii="Consolas" w:eastAsia="굴림" w:hAnsi="Consolas" w:cs="굴림"/>
-          <w:color w:val="CCCCCC"/>
-          <w:kern w:val="0"/>
-          <w:sz w:val="21"/>
-          <w:szCs w:val="21"/>
-        </w:rPr>
-      </w:pPr>
-      <w:r>
-        <w:rPr>
-          <w:rFonts w:ascii="Consolas" w:eastAsia="굴림" w:hAnsi="Consolas" w:cs="굴림"/>
-          <w:color w:val="CCCCCC"/>
-          <w:kern w:val="0"/>
-          <w:sz w:val="21"/>
-          <w:szCs w:val="21"/>
-        </w:rPr>
-        <w:t>{</w:t>
-      </w:r>
-    </w:p>
-    <w:p>
-      <w:pPr>
-        <w:widowControl/>
-        <w:shd w:val="clear" w:color="auto" w:fill="1F1F1F"/>
-        <w:wordWrap/>
-        <w:autoSpaceDE/>
-        <w:autoSpaceDN/>
-        <w:spacing w:after="0" w:line="285" w:lineRule="atLeast"/>
-        <w:jc w:val="left"/>
-        <w:rPr>
-          <w:rFonts w:ascii="Consolas" w:eastAsia="굴림" w:hAnsi="Consolas" w:cs="굴림"/>
-          <w:color w:val="CCCCCC"/>
-          <w:kern w:val="0"/>
-          <w:sz w:val="21"/>
-          <w:szCs w:val="21"/>
-        </w:rPr>
-      </w:pPr>
-      <w:r>
-        <w:rPr>
-          <w:rFonts w:ascii="Consolas" w:eastAsia="굴림" w:hAnsi="Consolas" w:cs="굴림"/>
-          <w:color w:val="CCCCCC"/>
-          <w:kern w:val="0"/>
-          <w:sz w:val="21"/>
-          <w:szCs w:val="21"/>
-        </w:rPr>
-        <w:t>    VS_OUTPUT output;</w:t>
-      </w:r>
-    </w:p>
-    <w:p>
-      <w:pPr>
-        <w:widowControl/>
-        <w:shd w:val="clear" w:color="auto" w:fill="1F1F1F"/>
-        <w:wordWrap/>
-        <w:autoSpaceDE/>
-        <w:autoSpaceDN/>
-        <w:spacing w:after="0" w:line="285" w:lineRule="atLeast"/>
-        <w:jc w:val="left"/>
-        <w:rPr>
-          <w:rFonts w:ascii="Consolas" w:eastAsia="굴림" w:hAnsi="Consolas" w:cs="굴림"/>
-          <w:color w:val="CCCCCC"/>
-          <w:kern w:val="0"/>
-          <w:sz w:val="21"/>
-          <w:szCs w:val="21"/>
-        </w:rPr>
-      </w:pPr>
-      <w:r>
-        <w:rPr>
-          <w:rFonts w:ascii="Consolas" w:eastAsia="굴림" w:hAnsi="Consolas" w:cs="굴림"/>
-          <w:color w:val="CCCCCC"/>
-          <w:kern w:val="0"/>
-          <w:sz w:val="21"/>
-          <w:szCs w:val="21"/>
-        </w:rPr>
-        <w:t>   </w:t>
-      </w:r>
-    </w:p>
-    <w:p>
-      <w:pPr>
-        <w:widowControl/>
-        <w:shd w:val="clear" w:color="auto" w:fill="1F1F1F"/>
-        <w:wordWrap/>
-        <w:autoSpaceDE/>
-        <w:autoSpaceDN/>
-        <w:spacing w:after="0" w:line="285" w:lineRule="atLeast"/>
-        <w:jc w:val="left"/>
-        <w:rPr>
-          <w:rFonts w:ascii="Consolas" w:eastAsia="굴림" w:hAnsi="Consolas" w:cs="굴림"/>
-          <w:color w:val="CCCCCC"/>
-          <w:kern w:val="0"/>
-          <w:sz w:val="21"/>
-          <w:szCs w:val="21"/>
-        </w:rPr>
-      </w:pPr>
-      <w:r>
-        <w:rPr>
-          <w:rFonts w:ascii="Consolas" w:eastAsia="굴림" w:hAnsi="Consolas" w:cs="굴림"/>
-          <w:color w:val="CCCCCC"/>
-          <w:kern w:val="0"/>
-          <w:sz w:val="21"/>
-          <w:szCs w:val="21"/>
-        </w:rPr>
-        <w:t xml:space="preserve">    </w:t>
-      </w:r>
-      <w:r>
-        <w:rPr>
-          <w:rFonts w:ascii="Consolas" w:eastAsia="굴림" w:hAnsi="Consolas" w:cs="굴림"/>
-          <w:color w:val="569CD6"/>
-          <w:kern w:val="0"/>
-          <w:sz w:val="21"/>
-          <w:szCs w:val="21"/>
-        </w:rPr>
-        <w:t>float4</w:t>
-      </w:r>
-      <w:r>
-        <w:rPr>
-          <w:rFonts w:ascii="Consolas" w:eastAsia="굴림" w:hAnsi="Consolas" w:cs="굴림"/>
-          <w:color w:val="CCCCCC"/>
-          <w:kern w:val="0"/>
-          <w:sz w:val="21"/>
-          <w:szCs w:val="21"/>
+      <w:pPr>
+        <w:jc w:val="left"/>
+      </w:pPr>
+      <w:r>
+        <w:drawing>
+          <wp:inline distT="0" distB="0" distL="0" distR="0" wp14:anchorId="7E3BF4E6" wp14:editId="582C1A42">
+            <wp:extent cx="6645910" cy="3067685"/>
+            <wp:effectExtent l="0" t="0" r="2540" b="0"/>
+            <wp:docPr id="452219734" name="그림 1"/>
+            <wp:cNvGraphicFramePr>
+              <a:graphicFrameLocks xmlns:a="http://schemas.openxmlformats.org/drawingml/2006/main" noChangeAspect="1"/>
+            </wp:cNvGraphicFramePr>
+            <a:graphic xmlns:a="http://schemas.openxmlformats.org/drawingml/2006/main">
+              <a:graphicData uri="http://schemas.openxmlformats.org/drawingml/2006/picture">
+                <pic:pic xmlns:pic="http://schemas.openxmlformats.org/drawingml/2006/picture">
+                  <pic:nvPicPr>
+                    <pic:cNvPr id="452219734" name=""/>
+                    <pic:cNvPicPr/>
+                  </pic:nvPicPr>
+                  <pic:blipFill>
+                    <a:blip r:embed="rId10"/>
+                    <a:stretch>
+                      <a:fillRect/>
+                    </a:stretch>
+                  </pic:blipFill>
+                  <pic:spPr>
+                    <a:xfrm>
+                      <a:off x="0" y="0"/>
+                      <a:ext cx="6645910" cy="3067685"/>
+                    </a:xfrm>
+                    <a:prstGeom prst="rect">
+                      <a:avLst/>
+                    </a:prstGeom>
+                  </pic:spPr>
+                </pic:pic>
+              </a:graphicData>
+            </a:graphic>
+          </wp:inline>
+        </w:drawing>
+      </w:r>
+    </w:p>
+    <w:p>
+      <w:pPr>
+        <w:jc w:val="left"/>
+      </w:pPr>
+      <w:r>
+        <w:rPr>
+          <w:rFonts w:hint="eastAsia"/>
+        </w:rPr>
+        <w:t xml:space="preserve">다만 작업 환경이 서로 다르기 때문에, </w:t>
+      </w:r>
+      <w:r>
+        <w:rPr>
+          <w:rFonts w:hint="eastAsia"/>
+        </w:rPr>
+        <w:t>commit</w:t>
+      </w:r>
+      <w:r>
+        <w:rPr>
+          <w:rFonts w:hint="eastAsia"/>
+        </w:rPr>
+        <w:t xml:space="preserve">을 올릴 때는 다시 원상태로 </w:t>
+      </w:r>
+      <w:proofErr w:type="gramStart"/>
+      <w:r>
+        <w:rPr>
+          <w:rFonts w:hint="eastAsia"/>
+        </w:rPr>
+        <w:t>복구 시켜야한다</w:t>
+      </w:r>
+      <w:proofErr w:type="gramEnd"/>
+      <w:r>
+        <w:rPr>
+          <w:rFonts w:hint="eastAsia"/>
+        </w:rPr>
+        <w:t>.</w:t>
+      </w:r>
+    </w:p>
+    <w:p>
+      <w:pPr>
+        <w:jc w:val="left"/>
+      </w:pPr>
+    </w:p>
+    <w:p>
+      <w:pPr>
+        <w:jc w:val="left"/>
+        <w:rPr>
+          <w:b/>
+          <w:bCs/>
+        </w:rPr>
+      </w:pPr>
+      <w:r>
+        <w:rPr>
+          <w:rFonts w:hint="eastAsia"/>
+          <w:b/>
+          <w:bCs/>
+        </w:rPr>
+        <w:t>2. 시험 공부</w:t>
+      </w:r>
+    </w:p>
+    <w:p>
+      <w:pPr>
+        <w:jc w:val="left"/>
+      </w:pPr>
+      <w:r>
+        <w:rPr>
+          <w:rFonts w:hint="eastAsia"/>
+        </w:rPr>
+        <w:t xml:space="preserve">시험 공부를 </w:t>
+      </w:r>
+      <w:proofErr w:type="gramStart"/>
+      <w:r>
+        <w:rPr>
+          <w:rFonts w:hint="eastAsia"/>
+        </w:rPr>
+        <w:t>하였다..</w:t>
+      </w:r>
+      <w:proofErr w:type="gramEnd"/>
+      <w:r>
+        <w:rPr>
+          <w:rFonts w:hint="eastAsia"/>
         </w:rPr>
         <w:t xml:space="preserve"> </w:t>
       </w:r>
-      <w:proofErr w:type="spellStart"/>
-      <w:r>
-        <w:rPr>
-          <w:rFonts w:ascii="Consolas" w:eastAsia="굴림" w:hAnsi="Consolas" w:cs="굴림"/>
-          <w:color w:val="CCCCCC"/>
-          <w:kern w:val="0"/>
-          <w:sz w:val="21"/>
-          <w:szCs w:val="21"/>
-        </w:rPr>
-        <w:t>viewPos</w:t>
-      </w:r>
-      <w:proofErr w:type="spellEnd"/>
-      <w:r>
-        <w:rPr>
-          <w:rFonts w:ascii="Consolas" w:eastAsia="굴림" w:hAnsi="Consolas" w:cs="굴림"/>
-          <w:color w:val="CCCCCC"/>
-          <w:kern w:val="0"/>
-          <w:sz w:val="21"/>
-          <w:szCs w:val="21"/>
-        </w:rPr>
-        <w:t xml:space="preserve"> = </w:t>
-      </w:r>
-      <w:proofErr w:type="spellStart"/>
-      <w:r>
-        <w:rPr>
-          <w:rFonts w:ascii="Consolas" w:eastAsia="굴림" w:hAnsi="Consolas" w:cs="굴림"/>
-          <w:color w:val="DCDCAA"/>
-          <w:kern w:val="0"/>
-          <w:sz w:val="21"/>
-          <w:szCs w:val="21"/>
-        </w:rPr>
-        <w:t>mul</w:t>
-      </w:r>
-      <w:proofErr w:type="spellEnd"/>
-      <w:r>
-        <w:rPr>
-          <w:rFonts w:ascii="Consolas" w:eastAsia="굴림" w:hAnsi="Consolas" w:cs="굴림"/>
-          <w:color w:val="CCCCCC"/>
-          <w:kern w:val="0"/>
-          <w:sz w:val="21"/>
-          <w:szCs w:val="21"/>
-        </w:rPr>
-        <w:t>(</w:t>
-      </w:r>
-      <w:r>
-        <w:rPr>
-          <w:rFonts w:ascii="Consolas" w:eastAsia="굴림" w:hAnsi="Consolas" w:cs="굴림"/>
-          <w:color w:val="569CD6"/>
-          <w:kern w:val="0"/>
-          <w:sz w:val="21"/>
-          <w:szCs w:val="21"/>
-        </w:rPr>
-        <w:t>float4</w:t>
-      </w:r>
-      <w:r>
-        <w:rPr>
-          <w:rFonts w:ascii="Consolas" w:eastAsia="굴림" w:hAnsi="Consolas" w:cs="굴림"/>
-          <w:color w:val="CCCCCC"/>
-          <w:kern w:val="0"/>
-          <w:sz w:val="21"/>
-          <w:szCs w:val="21"/>
-        </w:rPr>
-        <w:t>(</w:t>
-      </w:r>
-      <w:proofErr w:type="spellStart"/>
-      <w:r>
-        <w:rPr>
-          <w:rFonts w:ascii="Consolas" w:eastAsia="굴림" w:hAnsi="Consolas" w:cs="굴림"/>
-          <w:color w:val="CCCCCC"/>
-          <w:kern w:val="0"/>
-          <w:sz w:val="21"/>
-          <w:szCs w:val="21"/>
-        </w:rPr>
-        <w:t>input.position</w:t>
-      </w:r>
-      <w:proofErr w:type="spellEnd"/>
-      <w:r>
-        <w:rPr>
-          <w:rFonts w:ascii="Consolas" w:eastAsia="굴림" w:hAnsi="Consolas" w:cs="굴림"/>
-          <w:color w:val="CCCCCC"/>
-          <w:kern w:val="0"/>
-          <w:sz w:val="21"/>
-          <w:szCs w:val="21"/>
-        </w:rPr>
-        <w:t xml:space="preserve">, </w:t>
-      </w:r>
-      <w:r>
-        <w:rPr>
-          <w:rFonts w:ascii="Consolas" w:eastAsia="굴림" w:hAnsi="Consolas" w:cs="굴림"/>
-          <w:color w:val="B5CEA8"/>
-          <w:kern w:val="0"/>
-          <w:sz w:val="21"/>
-          <w:szCs w:val="21"/>
-        </w:rPr>
-        <w:t>0.0f</w:t>
-      </w:r>
-      <w:r>
-        <w:rPr>
-          <w:rFonts w:ascii="Consolas" w:eastAsia="굴림" w:hAnsi="Consolas" w:cs="굴림"/>
-          <w:color w:val="CCCCCC"/>
-          <w:kern w:val="0"/>
-          <w:sz w:val="21"/>
-          <w:szCs w:val="21"/>
-        </w:rPr>
-        <w:t xml:space="preserve">), </w:t>
-      </w:r>
-      <w:proofErr w:type="spellStart"/>
-      <w:r>
-        <w:rPr>
-          <w:rFonts w:ascii="Consolas" w:eastAsia="굴림" w:hAnsi="Consolas" w:cs="굴림"/>
-          <w:color w:val="CCCCCC"/>
-          <w:kern w:val="0"/>
-          <w:sz w:val="21"/>
-          <w:szCs w:val="21"/>
-        </w:rPr>
-        <w:t>matView</w:t>
-      </w:r>
-      <w:proofErr w:type="spellEnd"/>
-      <w:r>
-        <w:rPr>
-          <w:rFonts w:ascii="Consolas" w:eastAsia="굴림" w:hAnsi="Consolas" w:cs="굴림"/>
-          <w:color w:val="CCCCCC"/>
-          <w:kern w:val="0"/>
-          <w:sz w:val="21"/>
-          <w:szCs w:val="21"/>
-        </w:rPr>
-        <w:t>);</w:t>
-      </w:r>
-    </w:p>
-    <w:p>
-      <w:pPr>
-        <w:widowControl/>
-        <w:shd w:val="clear" w:color="auto" w:fill="1F1F1F"/>
-        <w:wordWrap/>
-        <w:autoSpaceDE/>
-        <w:autoSpaceDN/>
-        <w:spacing w:after="0" w:line="285" w:lineRule="atLeast"/>
-        <w:jc w:val="left"/>
-        <w:rPr>
-          <w:rFonts w:ascii="Consolas" w:eastAsia="굴림" w:hAnsi="Consolas" w:cs="굴림"/>
-          <w:color w:val="CCCCCC"/>
-          <w:kern w:val="0"/>
-          <w:sz w:val="21"/>
-          <w:szCs w:val="21"/>
-        </w:rPr>
-      </w:pPr>
-      <w:r>
-        <w:rPr>
-          <w:rFonts w:ascii="Consolas" w:eastAsia="굴림" w:hAnsi="Consolas" w:cs="굴림"/>
-          <w:color w:val="CCCCCC"/>
-          <w:kern w:val="0"/>
-          <w:sz w:val="21"/>
-          <w:szCs w:val="21"/>
-        </w:rPr>
-        <w:t xml:space="preserve">    </w:t>
-      </w:r>
-      <w:r>
-        <w:rPr>
-          <w:rFonts w:ascii="Consolas" w:eastAsia="굴림" w:hAnsi="Consolas" w:cs="굴림"/>
-          <w:color w:val="569CD6"/>
-          <w:kern w:val="0"/>
-          <w:sz w:val="21"/>
-          <w:szCs w:val="21"/>
-        </w:rPr>
-        <w:t>float4</w:t>
-      </w:r>
-      <w:r>
-        <w:rPr>
-          <w:rFonts w:ascii="Consolas" w:eastAsia="굴림" w:hAnsi="Consolas" w:cs="굴림"/>
-          <w:color w:val="CCCCCC"/>
-          <w:kern w:val="0"/>
-          <w:sz w:val="21"/>
-          <w:szCs w:val="21"/>
-        </w:rPr>
-        <w:t xml:space="preserve"> </w:t>
-      </w:r>
-      <w:proofErr w:type="spellStart"/>
-      <w:r>
-        <w:rPr>
-          <w:rFonts w:ascii="Consolas" w:eastAsia="굴림" w:hAnsi="Consolas" w:cs="굴림"/>
-          <w:color w:val="CCCCCC"/>
-          <w:kern w:val="0"/>
-          <w:sz w:val="21"/>
-          <w:szCs w:val="21"/>
-        </w:rPr>
-        <w:t>clipPos</w:t>
-      </w:r>
-      <w:proofErr w:type="spellEnd"/>
-      <w:r>
-        <w:rPr>
-          <w:rFonts w:ascii="Consolas" w:eastAsia="굴림" w:hAnsi="Consolas" w:cs="굴림"/>
-          <w:color w:val="CCCCCC"/>
-          <w:kern w:val="0"/>
-          <w:sz w:val="21"/>
-          <w:szCs w:val="21"/>
-        </w:rPr>
-        <w:t xml:space="preserve"> = </w:t>
-      </w:r>
-      <w:proofErr w:type="spellStart"/>
-      <w:r>
-        <w:rPr>
-          <w:rFonts w:ascii="Consolas" w:eastAsia="굴림" w:hAnsi="Consolas" w:cs="굴림"/>
-          <w:color w:val="DCDCAA"/>
-          <w:kern w:val="0"/>
-          <w:sz w:val="21"/>
-          <w:szCs w:val="21"/>
-        </w:rPr>
-        <w:t>mul</w:t>
-      </w:r>
-      <w:proofErr w:type="spellEnd"/>
-      <w:r>
-        <w:rPr>
-          <w:rFonts w:ascii="Consolas" w:eastAsia="굴림" w:hAnsi="Consolas" w:cs="굴림"/>
-          <w:color w:val="CCCCCC"/>
-          <w:kern w:val="0"/>
-          <w:sz w:val="21"/>
-          <w:szCs w:val="21"/>
-        </w:rPr>
-        <w:t>(</w:t>
-      </w:r>
-      <w:proofErr w:type="spellStart"/>
-      <w:r>
-        <w:rPr>
-          <w:rFonts w:ascii="Consolas" w:eastAsia="굴림" w:hAnsi="Consolas" w:cs="굴림"/>
-          <w:color w:val="CCCCCC"/>
-          <w:kern w:val="0"/>
-          <w:sz w:val="21"/>
-          <w:szCs w:val="21"/>
-        </w:rPr>
-        <w:t>viewPos</w:t>
-      </w:r>
-      <w:proofErr w:type="spellEnd"/>
-      <w:r>
-        <w:rPr>
-          <w:rFonts w:ascii="Consolas" w:eastAsia="굴림" w:hAnsi="Consolas" w:cs="굴림"/>
-          <w:color w:val="CCCCCC"/>
-          <w:kern w:val="0"/>
-          <w:sz w:val="21"/>
-          <w:szCs w:val="21"/>
-        </w:rPr>
-        <w:t xml:space="preserve">, </w:t>
-      </w:r>
-      <w:proofErr w:type="spellStart"/>
-      <w:r>
-        <w:rPr>
-          <w:rFonts w:ascii="Consolas" w:eastAsia="굴림" w:hAnsi="Consolas" w:cs="굴림"/>
-          <w:color w:val="CCCCCC"/>
-          <w:kern w:val="0"/>
-          <w:sz w:val="21"/>
-          <w:szCs w:val="21"/>
-        </w:rPr>
-        <w:t>matProjection</w:t>
-      </w:r>
-      <w:proofErr w:type="spellEnd"/>
-      <w:r>
-        <w:rPr>
-          <w:rFonts w:ascii="Consolas" w:eastAsia="굴림" w:hAnsi="Consolas" w:cs="굴림"/>
-          <w:color w:val="CCCCCC"/>
-          <w:kern w:val="0"/>
-          <w:sz w:val="21"/>
-          <w:szCs w:val="21"/>
-        </w:rPr>
-        <w:t>);</w:t>
-      </w:r>
-    </w:p>
-    <w:p>
-      <w:pPr>
-        <w:widowControl/>
-        <w:shd w:val="clear" w:color="auto" w:fill="1F1F1F"/>
-        <w:wordWrap/>
-        <w:autoSpaceDE/>
-        <w:autoSpaceDN/>
-        <w:spacing w:after="0" w:line="285" w:lineRule="atLeast"/>
-        <w:jc w:val="left"/>
-        <w:rPr>
-          <w:rFonts w:ascii="Consolas" w:eastAsia="굴림" w:hAnsi="Consolas" w:cs="굴림"/>
-          <w:color w:val="CCCCCC"/>
-          <w:kern w:val="0"/>
-          <w:sz w:val="21"/>
-          <w:szCs w:val="21"/>
-        </w:rPr>
-      </w:pPr>
-      <w:r>
-        <w:rPr>
-          <w:rFonts w:ascii="Consolas" w:eastAsia="굴림" w:hAnsi="Consolas" w:cs="굴림"/>
-          <w:color w:val="CCCCCC"/>
-          <w:kern w:val="0"/>
-          <w:sz w:val="21"/>
-          <w:szCs w:val="21"/>
-        </w:rPr>
-        <w:t xml:space="preserve">    </w:t>
-      </w:r>
-    </w:p>
-    <w:p>
-      <w:pPr>
-        <w:widowControl/>
-        <w:shd w:val="clear" w:color="auto" w:fill="1F1F1F"/>
-        <w:wordWrap/>
-        <w:autoSpaceDE/>
-        <w:autoSpaceDN/>
-        <w:spacing w:after="0" w:line="285" w:lineRule="atLeast"/>
-        <w:jc w:val="left"/>
-        <w:rPr>
-          <w:rFonts w:ascii="Consolas" w:eastAsia="굴림" w:hAnsi="Consolas" w:cs="굴림"/>
-          <w:color w:val="CCCCCC"/>
-          <w:kern w:val="0"/>
-          <w:sz w:val="21"/>
-          <w:szCs w:val="21"/>
-        </w:rPr>
-      </w:pPr>
-      <w:r>
-        <w:rPr>
-          <w:rFonts w:ascii="Consolas" w:eastAsia="굴림" w:hAnsi="Consolas" w:cs="굴림"/>
-          <w:color w:val="CCCCCC"/>
-          <w:kern w:val="0"/>
-          <w:sz w:val="21"/>
-          <w:szCs w:val="21"/>
-        </w:rPr>
-        <w:t xml:space="preserve">    </w:t>
-      </w:r>
-      <w:proofErr w:type="spellStart"/>
-      <w:r>
-        <w:rPr>
-          <w:rFonts w:ascii="Consolas" w:eastAsia="굴림" w:hAnsi="Consolas" w:cs="굴림"/>
-          <w:color w:val="CCCCCC"/>
-          <w:kern w:val="0"/>
-          <w:sz w:val="21"/>
-          <w:szCs w:val="21"/>
-        </w:rPr>
-        <w:t>output.position</w:t>
-      </w:r>
-      <w:proofErr w:type="spellEnd"/>
-      <w:r>
-        <w:rPr>
-          <w:rFonts w:ascii="Consolas" w:eastAsia="굴림" w:hAnsi="Consolas" w:cs="굴림"/>
-          <w:color w:val="CCCCCC"/>
-          <w:kern w:val="0"/>
-          <w:sz w:val="21"/>
-          <w:szCs w:val="21"/>
-        </w:rPr>
-        <w:t xml:space="preserve"> = </w:t>
-      </w:r>
-      <w:proofErr w:type="spellStart"/>
-      <w:r>
-        <w:rPr>
-          <w:rFonts w:ascii="Consolas" w:eastAsia="굴림" w:hAnsi="Consolas" w:cs="굴림"/>
-          <w:color w:val="CCCCCC"/>
-          <w:kern w:val="0"/>
-          <w:sz w:val="21"/>
-          <w:szCs w:val="21"/>
-        </w:rPr>
-        <w:t>clipPos.xyww</w:t>
-      </w:r>
-      <w:proofErr w:type="spellEnd"/>
-      <w:r>
-        <w:rPr>
-          <w:rFonts w:ascii="Consolas" w:eastAsia="굴림" w:hAnsi="Consolas" w:cs="굴림"/>
-          <w:color w:val="CCCCCC"/>
-          <w:kern w:val="0"/>
-          <w:sz w:val="21"/>
-          <w:szCs w:val="21"/>
-        </w:rPr>
-        <w:t>;</w:t>
-      </w:r>
-    </w:p>
-    <w:p>
-      <w:pPr>
-        <w:widowControl/>
-        <w:shd w:val="clear" w:color="auto" w:fill="1F1F1F"/>
-        <w:wordWrap/>
-        <w:autoSpaceDE/>
-        <w:autoSpaceDN/>
-        <w:spacing w:after="0" w:line="285" w:lineRule="atLeast"/>
-        <w:jc w:val="left"/>
-        <w:rPr>
-          <w:rFonts w:ascii="Consolas" w:eastAsia="굴림" w:hAnsi="Consolas" w:cs="굴림"/>
-          <w:color w:val="CCCCCC"/>
-          <w:kern w:val="0"/>
-          <w:sz w:val="21"/>
-          <w:szCs w:val="21"/>
-        </w:rPr>
-      </w:pPr>
-      <w:r>
-        <w:rPr>
-          <w:rFonts w:ascii="Consolas" w:eastAsia="굴림" w:hAnsi="Consolas" w:cs="굴림"/>
-          <w:color w:val="CCCCCC"/>
-          <w:kern w:val="0"/>
-          <w:sz w:val="21"/>
-          <w:szCs w:val="21"/>
-        </w:rPr>
-        <w:t xml:space="preserve">    </w:t>
-      </w:r>
-      <w:proofErr w:type="spellStart"/>
-      <w:r>
-        <w:rPr>
-          <w:rFonts w:ascii="Consolas" w:eastAsia="굴림" w:hAnsi="Consolas" w:cs="굴림"/>
-          <w:color w:val="CCCCCC"/>
-          <w:kern w:val="0"/>
-          <w:sz w:val="21"/>
-          <w:szCs w:val="21"/>
-        </w:rPr>
-        <w:t>output.texcoord</w:t>
-      </w:r>
-      <w:proofErr w:type="spellEnd"/>
-      <w:r>
-        <w:rPr>
-          <w:rFonts w:ascii="Consolas" w:eastAsia="굴림" w:hAnsi="Consolas" w:cs="굴림"/>
-          <w:color w:val="CCCCCC"/>
-          <w:kern w:val="0"/>
-          <w:sz w:val="21"/>
-          <w:szCs w:val="21"/>
-        </w:rPr>
-        <w:t xml:space="preserve"> = </w:t>
-      </w:r>
-      <w:proofErr w:type="spellStart"/>
-      <w:r>
-        <w:rPr>
-          <w:rFonts w:ascii="Consolas" w:eastAsia="굴림" w:hAnsi="Consolas" w:cs="굴림"/>
-          <w:color w:val="CCCCCC"/>
-          <w:kern w:val="0"/>
-          <w:sz w:val="21"/>
-          <w:szCs w:val="21"/>
-        </w:rPr>
-        <w:t>input.texcoord</w:t>
-      </w:r>
-      <w:proofErr w:type="spellEnd"/>
-      <w:r>
-        <w:rPr>
-          <w:rFonts w:ascii="Consolas" w:eastAsia="굴림" w:hAnsi="Consolas" w:cs="굴림"/>
-          <w:color w:val="CCCCCC"/>
-          <w:kern w:val="0"/>
-          <w:sz w:val="21"/>
-          <w:szCs w:val="21"/>
-        </w:rPr>
-        <w:t>;</w:t>
-      </w:r>
-    </w:p>
-    <w:p>
-      <w:pPr>
-        <w:widowControl/>
-        <w:shd w:val="clear" w:color="auto" w:fill="1F1F1F"/>
-        <w:wordWrap/>
-        <w:autoSpaceDE/>
-        <w:autoSpaceDN/>
-        <w:spacing w:after="0" w:line="285" w:lineRule="atLeast"/>
-        <w:jc w:val="left"/>
-        <w:rPr>
-          <w:rFonts w:ascii="Consolas" w:eastAsia="굴림" w:hAnsi="Consolas" w:cs="굴림"/>
-          <w:color w:val="CCCCCC"/>
-          <w:kern w:val="0"/>
-          <w:sz w:val="21"/>
-          <w:szCs w:val="21"/>
-        </w:rPr>
-      </w:pPr>
-      <w:r>
-        <w:rPr>
-          <w:rFonts w:ascii="Consolas" w:eastAsia="굴림" w:hAnsi="Consolas" w:cs="굴림"/>
-          <w:color w:val="CCCCCC"/>
-          <w:kern w:val="0"/>
-          <w:sz w:val="21"/>
-          <w:szCs w:val="21"/>
-        </w:rPr>
-        <w:t>   </w:t>
-      </w:r>
-    </w:p>
-    <w:p>
-      <w:pPr>
-        <w:widowControl/>
-        <w:shd w:val="clear" w:color="auto" w:fill="1F1F1F"/>
-        <w:wordWrap/>
-        <w:autoSpaceDE/>
-        <w:autoSpaceDN/>
-        <w:spacing w:after="0" w:line="285" w:lineRule="atLeast"/>
-        <w:jc w:val="left"/>
-        <w:rPr>
-          <w:rFonts w:ascii="Consolas" w:eastAsia="굴림" w:hAnsi="Consolas" w:cs="굴림"/>
-          <w:color w:val="CCCCCC"/>
-          <w:kern w:val="0"/>
-          <w:sz w:val="21"/>
-          <w:szCs w:val="21"/>
-        </w:rPr>
-      </w:pPr>
-      <w:r>
-        <w:rPr>
-          <w:rFonts w:ascii="Consolas" w:eastAsia="굴림" w:hAnsi="Consolas" w:cs="굴림"/>
-          <w:color w:val="CCCCCC"/>
-          <w:kern w:val="0"/>
-          <w:sz w:val="21"/>
-          <w:szCs w:val="21"/>
-        </w:rPr>
-        <w:t xml:space="preserve">    </w:t>
-      </w:r>
-      <w:r>
-        <w:rPr>
-          <w:rFonts w:ascii="Consolas" w:eastAsia="굴림" w:hAnsi="Consolas" w:cs="굴림"/>
-          <w:color w:val="C586C0"/>
-          <w:kern w:val="0"/>
-          <w:sz w:val="21"/>
-          <w:szCs w:val="21"/>
-        </w:rPr>
-        <w:t>return</w:t>
-      </w:r>
-      <w:r>
-        <w:rPr>
-          <w:rFonts w:ascii="Consolas" w:eastAsia="굴림" w:hAnsi="Consolas" w:cs="굴림"/>
-          <w:color w:val="CCCCCC"/>
-          <w:kern w:val="0"/>
-          <w:sz w:val="21"/>
-          <w:szCs w:val="21"/>
-        </w:rPr>
-        <w:t xml:space="preserve"> output;</w:t>
-      </w:r>
-    </w:p>
-    <w:p>
-      <w:pPr>
-        <w:widowControl/>
-        <w:shd w:val="clear" w:color="auto" w:fill="1F1F1F"/>
-        <w:wordWrap/>
-        <w:autoSpaceDE/>
-        <w:autoSpaceDN/>
-        <w:spacing w:after="0" w:line="285" w:lineRule="atLeast"/>
-        <w:jc w:val="left"/>
-        <w:rPr>
-          <w:rFonts w:ascii="Consolas" w:eastAsia="굴림" w:hAnsi="Consolas" w:cs="굴림"/>
-          <w:color w:val="CCCCCC"/>
-          <w:kern w:val="0"/>
-          <w:sz w:val="21"/>
-          <w:szCs w:val="21"/>
-        </w:rPr>
-      </w:pPr>
-      <w:r>
-        <w:rPr>
-          <w:rFonts w:ascii="Consolas" w:eastAsia="굴림" w:hAnsi="Consolas" w:cs="굴림"/>
-          <w:color w:val="CCCCCC"/>
-          <w:kern w:val="0"/>
-          <w:sz w:val="21"/>
-          <w:szCs w:val="21"/>
-        </w:rPr>
-        <w:t>}</w:t>
-      </w:r>
-    </w:p>
-    <w:p>
-      <w:pPr>
-        <w:widowControl/>
-        <w:shd w:val="clear" w:color="auto" w:fill="1F1F1F"/>
-        <w:wordWrap/>
-        <w:autoSpaceDE/>
-        <w:autoSpaceDN/>
-        <w:spacing w:after="0" w:line="285" w:lineRule="atLeast"/>
-        <w:jc w:val="left"/>
-        <w:rPr>
-          <w:rFonts w:ascii="Consolas" w:eastAsia="굴림" w:hAnsi="Consolas" w:cs="굴림"/>
-          <w:color w:val="CCCCCC"/>
-          <w:kern w:val="0"/>
-          <w:sz w:val="21"/>
-          <w:szCs w:val="21"/>
-        </w:rPr>
-      </w:pPr>
-    </w:p>
-    <w:p>
-      <w:pPr>
-        <w:widowControl/>
-        <w:shd w:val="clear" w:color="auto" w:fill="1F1F1F"/>
-        <w:wordWrap/>
-        <w:autoSpaceDE/>
-        <w:autoSpaceDN/>
-        <w:spacing w:after="0" w:line="285" w:lineRule="atLeast"/>
-        <w:jc w:val="left"/>
-        <w:rPr>
-          <w:rFonts w:ascii="Consolas" w:eastAsia="굴림" w:hAnsi="Consolas" w:cs="굴림"/>
-          <w:color w:val="CCCCCC"/>
-          <w:kern w:val="0"/>
-          <w:sz w:val="21"/>
-          <w:szCs w:val="21"/>
-        </w:rPr>
-      </w:pPr>
-      <w:r>
-        <w:rPr>
-          <w:rFonts w:ascii="Consolas" w:eastAsia="굴림" w:hAnsi="Consolas" w:cs="굴림"/>
-          <w:color w:val="569CD6"/>
-          <w:kern w:val="0"/>
-          <w:sz w:val="21"/>
-          <w:szCs w:val="21"/>
-        </w:rPr>
-        <w:t>float4</w:t>
-      </w:r>
-      <w:r>
-        <w:rPr>
-          <w:rFonts w:ascii="Consolas" w:eastAsia="굴림" w:hAnsi="Consolas" w:cs="굴림"/>
-          <w:color w:val="CCCCCC"/>
-          <w:kern w:val="0"/>
-          <w:sz w:val="21"/>
-          <w:szCs w:val="21"/>
-        </w:rPr>
-        <w:t xml:space="preserve"> </w:t>
-      </w:r>
-      <w:proofErr w:type="spellStart"/>
-      <w:r>
-        <w:rPr>
-          <w:rFonts w:ascii="Consolas" w:eastAsia="굴림" w:hAnsi="Consolas" w:cs="굴림"/>
-          <w:color w:val="DCDCAA"/>
-          <w:kern w:val="0"/>
-          <w:sz w:val="21"/>
-          <w:szCs w:val="21"/>
-        </w:rPr>
-        <w:t>PS_Main</w:t>
-      </w:r>
-      <w:proofErr w:type="spellEnd"/>
-      <w:r>
-        <w:rPr>
-          <w:rFonts w:ascii="Consolas" w:eastAsia="굴림" w:hAnsi="Consolas" w:cs="굴림"/>
-          <w:color w:val="CCCCCC"/>
-          <w:kern w:val="0"/>
-          <w:sz w:val="21"/>
-          <w:szCs w:val="21"/>
-        </w:rPr>
-        <w:t xml:space="preserve">(VS_OUTPUT input) : </w:t>
-      </w:r>
-      <w:r>
-        <w:rPr>
-          <w:rFonts w:ascii="Consolas" w:eastAsia="굴림" w:hAnsi="Consolas" w:cs="굴림"/>
-          <w:color w:val="9CDCFE"/>
-          <w:kern w:val="0"/>
-          <w:sz w:val="21"/>
-          <w:szCs w:val="21"/>
-        </w:rPr>
-        <w:t>SV_TARGET</w:t>
-      </w:r>
-    </w:p>
-    <w:p>
-      <w:pPr>
-        <w:widowControl/>
-        <w:shd w:val="clear" w:color="auto" w:fill="1F1F1F"/>
-        <w:wordWrap/>
-        <w:autoSpaceDE/>
-        <w:autoSpaceDN/>
-        <w:spacing w:after="0" w:line="285" w:lineRule="atLeast"/>
-        <w:jc w:val="left"/>
-        <w:rPr>
-          <w:rFonts w:ascii="Consolas" w:eastAsia="굴림" w:hAnsi="Consolas" w:cs="굴림"/>
-          <w:color w:val="CCCCCC"/>
-          <w:kern w:val="0"/>
-          <w:sz w:val="21"/>
-          <w:szCs w:val="21"/>
-        </w:rPr>
-      </w:pPr>
-      <w:r>
-        <w:rPr>
-          <w:rFonts w:ascii="Consolas" w:eastAsia="굴림" w:hAnsi="Consolas" w:cs="굴림"/>
-          <w:color w:val="CCCCCC"/>
-          <w:kern w:val="0"/>
-          <w:sz w:val="21"/>
-          <w:szCs w:val="21"/>
-        </w:rPr>
-        <w:t>{</w:t>
-      </w:r>
-    </w:p>
-    <w:p>
-      <w:pPr>
-        <w:widowControl/>
-        <w:shd w:val="clear" w:color="auto" w:fill="1F1F1F"/>
-        <w:wordWrap/>
-        <w:autoSpaceDE/>
-        <w:autoSpaceDN/>
-        <w:spacing w:after="0" w:line="285" w:lineRule="atLeast"/>
-        <w:jc w:val="left"/>
-        <w:rPr>
-          <w:rFonts w:ascii="Consolas" w:eastAsia="굴림" w:hAnsi="Consolas" w:cs="굴림"/>
-          <w:color w:val="CCCCCC"/>
-          <w:kern w:val="0"/>
-          <w:sz w:val="21"/>
-          <w:szCs w:val="21"/>
-        </w:rPr>
-      </w:pPr>
-      <w:r>
-        <w:rPr>
-          <w:rFonts w:ascii="Consolas" w:eastAsia="굴림" w:hAnsi="Consolas" w:cs="굴림"/>
-          <w:color w:val="CCCCCC"/>
-          <w:kern w:val="0"/>
-          <w:sz w:val="21"/>
-          <w:szCs w:val="21"/>
-        </w:rPr>
-        <w:lastRenderedPageBreak/>
-        <w:t xml:space="preserve">    </w:t>
-      </w:r>
-      <w:r>
-        <w:rPr>
-          <w:rFonts w:ascii="Consolas" w:eastAsia="굴림" w:hAnsi="Consolas" w:cs="굴림"/>
-          <w:color w:val="569CD6"/>
-          <w:kern w:val="0"/>
-          <w:sz w:val="21"/>
-          <w:szCs w:val="21"/>
-        </w:rPr>
-        <w:t>float4</w:t>
-      </w:r>
-      <w:r>
-        <w:rPr>
-          <w:rFonts w:ascii="Consolas" w:eastAsia="굴림" w:hAnsi="Consolas" w:cs="굴림"/>
-          <w:color w:val="CCCCCC"/>
-          <w:kern w:val="0"/>
-          <w:sz w:val="21"/>
-          <w:szCs w:val="21"/>
-        </w:rPr>
-        <w:t xml:space="preserve"> color = g_tex_3.</w:t>
-      </w:r>
-      <w:r>
-        <w:rPr>
-          <w:rFonts w:ascii="Consolas" w:eastAsia="굴림" w:hAnsi="Consolas" w:cs="굴림"/>
-          <w:color w:val="DCDCAA"/>
-          <w:kern w:val="0"/>
-          <w:sz w:val="21"/>
-          <w:szCs w:val="21"/>
-        </w:rPr>
-        <w:t>Sample</w:t>
-      </w:r>
-      <w:r>
-        <w:rPr>
-          <w:rFonts w:ascii="Consolas" w:eastAsia="굴림" w:hAnsi="Consolas" w:cs="굴림"/>
-          <w:color w:val="CCCCCC"/>
-          <w:kern w:val="0"/>
-          <w:sz w:val="21"/>
-          <w:szCs w:val="21"/>
-        </w:rPr>
-        <w:t xml:space="preserve">(g_sam_0, </w:t>
-      </w:r>
-      <w:proofErr w:type="spellStart"/>
-      <w:r>
-        <w:rPr>
-          <w:rFonts w:ascii="Consolas" w:eastAsia="굴림" w:hAnsi="Consolas" w:cs="굴림"/>
-          <w:color w:val="CCCCCC"/>
-          <w:kern w:val="0"/>
-          <w:sz w:val="21"/>
-          <w:szCs w:val="21"/>
-        </w:rPr>
-        <w:t>input.texcoord</w:t>
-      </w:r>
-      <w:proofErr w:type="spellEnd"/>
-      <w:r>
-        <w:rPr>
-          <w:rFonts w:ascii="Consolas" w:eastAsia="굴림" w:hAnsi="Consolas" w:cs="굴림"/>
-          <w:color w:val="CCCCCC"/>
-          <w:kern w:val="0"/>
-          <w:sz w:val="21"/>
-          <w:szCs w:val="21"/>
-        </w:rPr>
-        <w:t>);</w:t>
-      </w:r>
-    </w:p>
-    <w:p>
-      <w:pPr>
-        <w:widowControl/>
-        <w:shd w:val="clear" w:color="auto" w:fill="1F1F1F"/>
-        <w:wordWrap/>
-        <w:autoSpaceDE/>
-        <w:autoSpaceDN/>
-        <w:spacing w:after="0" w:line="285" w:lineRule="atLeast"/>
-        <w:jc w:val="left"/>
-        <w:rPr>
-          <w:rFonts w:ascii="Consolas" w:eastAsia="굴림" w:hAnsi="Consolas" w:cs="굴림"/>
-          <w:color w:val="CCCCCC"/>
-          <w:kern w:val="0"/>
-          <w:sz w:val="21"/>
-          <w:szCs w:val="21"/>
-        </w:rPr>
-      </w:pPr>
-      <w:r>
-        <w:rPr>
-          <w:rFonts w:ascii="Consolas" w:eastAsia="굴림" w:hAnsi="Consolas" w:cs="굴림"/>
-          <w:color w:val="CCCCCC"/>
-          <w:kern w:val="0"/>
-          <w:sz w:val="21"/>
-          <w:szCs w:val="21"/>
-        </w:rPr>
-        <w:t xml:space="preserve">    </w:t>
-      </w:r>
-    </w:p>
-    <w:p>
-      <w:pPr>
-        <w:widowControl/>
-        <w:shd w:val="clear" w:color="auto" w:fill="1F1F1F"/>
-        <w:wordWrap/>
-        <w:autoSpaceDE/>
-        <w:autoSpaceDN/>
-        <w:spacing w:after="0" w:line="285" w:lineRule="atLeast"/>
-        <w:jc w:val="left"/>
-        <w:rPr>
-          <w:rFonts w:ascii="Consolas" w:eastAsia="굴림" w:hAnsi="Consolas" w:cs="굴림"/>
-          <w:color w:val="CCCCCC"/>
-          <w:kern w:val="0"/>
-          <w:sz w:val="21"/>
-          <w:szCs w:val="21"/>
-        </w:rPr>
-      </w:pPr>
-      <w:r>
-        <w:rPr>
-          <w:rFonts w:ascii="Consolas" w:eastAsia="굴림" w:hAnsi="Consolas" w:cs="굴림"/>
-          <w:color w:val="CCCCCC"/>
-          <w:kern w:val="0"/>
-          <w:sz w:val="21"/>
-          <w:szCs w:val="21"/>
-        </w:rPr>
-        <w:t xml:space="preserve">    </w:t>
-      </w:r>
-      <w:r>
-        <w:rPr>
-          <w:rFonts w:ascii="Consolas" w:eastAsia="굴림" w:hAnsi="Consolas" w:cs="굴림"/>
-          <w:color w:val="C586C0"/>
-          <w:kern w:val="0"/>
-          <w:sz w:val="21"/>
-          <w:szCs w:val="21"/>
-        </w:rPr>
-        <w:t>return</w:t>
-      </w:r>
-      <w:r>
-        <w:rPr>
-          <w:rFonts w:ascii="Consolas" w:eastAsia="굴림" w:hAnsi="Consolas" w:cs="굴림"/>
-          <w:color w:val="CCCCCC"/>
-          <w:kern w:val="0"/>
-          <w:sz w:val="21"/>
-          <w:szCs w:val="21"/>
-        </w:rPr>
-        <w:t xml:space="preserve"> color;</w:t>
-      </w:r>
-    </w:p>
-    <w:p>
-      <w:pPr>
-        <w:widowControl/>
-        <w:shd w:val="clear" w:color="auto" w:fill="1F1F1F"/>
-        <w:wordWrap/>
-        <w:autoSpaceDE/>
-        <w:autoSpaceDN/>
-        <w:spacing w:after="0" w:line="285" w:lineRule="atLeast"/>
-        <w:jc w:val="left"/>
-        <w:rPr>
-          <w:rFonts w:ascii="Consolas" w:eastAsia="굴림" w:hAnsi="Consolas" w:cs="굴림"/>
-          <w:color w:val="CCCCCC"/>
-          <w:kern w:val="0"/>
-          <w:sz w:val="21"/>
-          <w:szCs w:val="21"/>
-        </w:rPr>
-      </w:pPr>
-      <w:r>
-        <w:rPr>
-          <w:rFonts w:ascii="Consolas" w:eastAsia="굴림" w:hAnsi="Consolas" w:cs="굴림"/>
-          <w:color w:val="CCCCCC"/>
-          <w:kern w:val="0"/>
-          <w:sz w:val="21"/>
-          <w:szCs w:val="21"/>
-        </w:rPr>
-        <w:t>}</w:t>
-      </w:r>
-    </w:p>
-    <w:p>
-      <w:pPr>
-        <w:jc w:val="left"/>
-      </w:pPr>
+      <w:r>
+        <w:rPr>
+          <mc:AlternateContent>
+            <mc:Choice Requires="w16se">
+              <w:rFonts w:hint="eastAsia"/>
+            </mc:Choice>
+            <mc:Fallback>
+              <w:rFonts w:ascii="Segoe UI Emoji" w:eastAsia="Segoe UI Emoji" w:hAnsi="Segoe UI Emoji" w:cs="Segoe UI Emoji"/>
+            </mc:Fallback>
+          </mc:AlternateContent>
+        </w:rPr>
+        <mc:AlternateContent>
+          <mc:Choice Requires="w16se">
+            <w16se:symEx w16se:font="Segoe UI Emoji" w16se:char="1F622"/>
+          </mc:Choice>
+          <mc:Fallback>
+            <w:t>😢</w:t>
+          </mc:Fallback>
+        </mc:AlternateContent>
+      </w:r>
       <w:r>
         <w:br w:type="page"/>
       </w:r>
@@ -5995,16 +5087,8 @@
               <w:rPr>
                 <w:rFonts w:hint="eastAsia"/>
               </w:rPr>
-              <w:t xml:space="preserve">네트워킹과 렌더링으로 인한 </w:t>
+              <w:t>네트워킹과 렌더링으로 인한 렉이</w:t>
             </w:r>
-            <w:proofErr w:type="spellStart"/>
-            <w:r>
-              <w:rPr>
-                <w:rFonts w:hint="eastAsia"/>
-              </w:rPr>
-              <w:t>렉이</w:t>
-            </w:r>
-            <w:proofErr w:type="spellEnd"/>
             <w:r>
               <w:br/>
             </w:r>
@@ -6047,9 +5131,6 @@
           <w:p>
             <w:pPr>
               <w:jc w:val="left"/>
-              <w:rPr>
-                <w:rFonts w:hint="eastAsia"/>
-              </w:rPr>
             </w:pPr>
             <w:r>
               <w:rPr>
@@ -6293,7 +5374,6 @@
           <w:p>
             <w:pPr>
               <w:rPr>
-                <w:rFonts w:hint="eastAsia"/>
                 <w:b/>
                 <w:bCs/>
                 <w:szCs w:val="20"/>
@@ -6315,27 +5395,7 @@
                 <w:bCs/>
                 <w:szCs w:val="20"/>
               </w:rPr>
-              <w:t xml:space="preserve">캐릭터가 땅 위를 </w:t>
-            </w:r>
-            <w:proofErr w:type="spellStart"/>
-            <w:r>
-              <w:rPr>
-                <w:rFonts w:hint="eastAsia"/>
-                <w:b/>
-                <w:bCs/>
-                <w:szCs w:val="20"/>
-              </w:rPr>
-              <w:t>걸어다니도록</w:t>
-            </w:r>
-            <w:proofErr w:type="spellEnd"/>
-            <w:r>
-              <w:rPr>
-                <w:rFonts w:hint="eastAsia"/>
-                <w:b/>
-                <w:bCs/>
-                <w:szCs w:val="20"/>
-              </w:rPr>
-              <w:t xml:space="preserve"> 지형 충돌처리 구현</w:t>
+              <w:t>캐릭터가 땅 위를 걸어다니도록 지형 충돌처리 구현</w:t>
             </w:r>
             <w:r>
               <w:rPr>
@@ -6384,11 +5444,13 @@
           <w:p>
             <w:pPr>
               <w:rPr>
+                <w:rFonts w:hint="eastAsia"/>
                 <w:b/>
                 <w:bCs/>
                 <w:szCs w:val="20"/>
               </w:rPr>
             </w:pPr>
+            <w:proofErr w:type="gramStart"/>
             <w:r>
               <w:rPr>
                 <w:rFonts w:hint="eastAsia"/>
@@ -6397,6 +5459,25 @@
                 <w:szCs w:val="20"/>
               </w:rPr>
               <w:t>이종진:</w:t>
+            </w:r>
+            <w:r>
+              <w:rPr>
+                <w:rFonts w:hint="eastAsia"/>
+                <w:b/>
+                <w:bCs/>
+                <w:szCs w:val="20"/>
+              </w:rPr>
+              <w:t>Cascade</w:t>
+            </w:r>
+            <w:proofErr w:type="gramEnd"/>
+            <w:r>
+              <w:rPr>
+                <w:rFonts w:hint="eastAsia"/>
+                <w:b/>
+                <w:bCs/>
+                <w:szCs w:val="20"/>
+              </w:rPr>
+              <w:t xml:space="preserve"> Shadow Map 기능을 졸작 코드에 적용.</w:t>
             </w:r>
           </w:p>
         </w:tc>
